--- a/Rapport_Projet_Solaris_G1.docx
+++ b/Rapport_Projet_Solaris_G1.docx
@@ -367,6 +367,43 @@
                 <w:sz w:val="19"/>
               </w:rPr>
               <w:t>G1 - EFREI</w:t>
+            </w:r>
+          </w:p>
+        </w:tc>
+      </w:tr>
+      <w:tr>
+        <w:tc>
+          <w:tcPr>
+            <w:tcW w:type="dxa" w:w="2551"/>
+          </w:tcPr>
+          <w:p>
+            <w:pPr>
+              <w:spacing w:after="40"/>
+            </w:pPr>
+            <w:r/>
+            <w:r>
+              <w:rPr>
+                <w:b w:val="0"/>
+                <w:sz w:val="19"/>
+              </w:rPr>
+              <w:t>Équipe</w:t>
+            </w:r>
+          </w:p>
+        </w:tc>
+        <w:tc>
+          <w:tcPr>
+            <w:tcW w:type="dxa" w:w="6803"/>
+          </w:tcPr>
+          <w:p>
+            <w:pPr>
+              <w:spacing w:after="40"/>
+            </w:pPr>
+            <w:r/>
+            <w:r>
+              <w:rPr>
+                <w:sz w:val="19"/>
+              </w:rPr>
+              <w:t>Thibeau BENET, Adrien DE TRAZEGNIES D'ITTRE, Maxime DORMIGNIES, Timothé HEGE, Rémi PETIT</w:t>
             </w:r>
           </w:p>
         </w:tc>
@@ -9560,7 +9597,7 @@
           <w:b w:val="0"/>
           <w:sz w:val="21"/>
         </w:rPr>
-        <w:t>Les fichiers source doivent rester à cet emplacement : C:\Users\Lenovo\Desktop\PowerBi\Projet_Solaris\ValeursFoncieres-AAAA.txt (le chemin du dossier est codé dans la requête DVF_Brut).</w:t>
+        <w:t>Les fichiers source doivent rester dans le dossier du projet, nommés ValeursFoncieres-AAAA.txt : le chemin de ce dossier est codé dans l'étape Dossier de la requête DVF_Brut, il est à mettre à jour si le projet est déplacé sur un autre poste.</w:t>
       </w:r>
     </w:p>
     <w:p>

--- a/Rapport_Projet_Solaris_G1.docx
+++ b/Rapport_Projet_Solaris_G1.docx
@@ -8,6 +8,7 @@
       </w:pPr>
       <w:r>
         <w:rPr>
+          <w:rFonts w:ascii="Times New Roman" w:hAnsi="Times New Roman" w:cs="Times New Roman" w:eastAsia="Times New Roman"/>
           <w:b w:val="0"/>
           <w:i w:val="0"/>
           <w:sz w:val="21"/>
@@ -20,6 +21,7 @@
       </w:pPr>
       <w:r>
         <w:rPr>
+          <w:rFonts w:ascii="Times New Roman" w:hAnsi="Times New Roman" w:cs="Times New Roman" w:eastAsia="Times New Roman"/>
           <w:b w:val="0"/>
           <w:i w:val="0"/>
           <w:sz w:val="21"/>
@@ -33,6 +35,7 @@
       </w:pPr>
       <w:r>
         <w:rPr>
+          <w:rFonts w:ascii="Times New Roman" w:hAnsi="Times New Roman" w:cs="Times New Roman" w:eastAsia="Times New Roman"/>
           <w:b/>
           <w:i w:val="0"/>
           <w:sz w:val="60"/>
@@ -47,6 +50,7 @@
       </w:pPr>
       <w:r>
         <w:rPr>
+          <w:rFonts w:ascii="Times New Roman" w:hAnsi="Times New Roman" w:cs="Times New Roman" w:eastAsia="Times New Roman"/>
           <w:b w:val="0"/>
           <w:i w:val="0"/>
           <w:color w:val="2E75B6"/>
@@ -62,6 +66,7 @@
       </w:pPr>
       <w:r>
         <w:rPr>
+          <w:rFonts w:ascii="Times New Roman" w:hAnsi="Times New Roman" w:cs="Times New Roman" w:eastAsia="Times New Roman"/>
           <w:b w:val="0"/>
           <w:i w:val="0"/>
           <w:color w:val="2E75B6"/>
@@ -76,6 +81,7 @@
       </w:pPr>
       <w:r>
         <w:rPr>
+          <w:rFonts w:ascii="Times New Roman" w:hAnsi="Times New Roman" w:cs="Times New Roman" w:eastAsia="Times New Roman"/>
           <w:b w:val="0"/>
           <w:i w:val="0"/>
           <w:sz w:val="21"/>
@@ -89,6 +95,7 @@
       </w:pPr>
       <w:r>
         <w:rPr>
+          <w:rFonts w:ascii="Times New Roman" w:hAnsi="Times New Roman" w:cs="Times New Roman" w:eastAsia="Times New Roman"/>
           <w:b/>
           <w:i w:val="0"/>
           <w:sz w:val="26"/>
@@ -120,6 +127,7 @@
             <w:r/>
             <w:r>
               <w:rPr>
+                <w:rFonts w:ascii="Times New Roman" w:hAnsi="Times New Roman" w:cs="Times New Roman" w:eastAsia="Times New Roman"/>
                 <w:b/>
                 <w:color w:val="1F4E79"/>
                 <w:sz w:val="19"/>
@@ -140,6 +148,7 @@
             <w:r/>
             <w:r>
               <w:rPr>
+                <w:rFonts w:ascii="Times New Roman" w:hAnsi="Times New Roman" w:cs="Times New Roman" w:eastAsia="Times New Roman"/>
                 <w:b/>
                 <w:color w:val="1F4E79"/>
                 <w:sz w:val="19"/>
@@ -161,6 +170,7 @@
             <w:r/>
             <w:r>
               <w:rPr>
+                <w:rFonts w:ascii="Times New Roman" w:hAnsi="Times New Roman" w:cs="Times New Roman" w:eastAsia="Times New Roman"/>
                 <w:b w:val="0"/>
                 <w:sz w:val="19"/>
               </w:rPr>
@@ -179,6 +189,7 @@
             <w:r/>
             <w:r>
               <w:rPr>
+                <w:rFonts w:ascii="Times New Roman" w:hAnsi="Times New Roman" w:cs="Times New Roman" w:eastAsia="Times New Roman"/>
                 <w:sz w:val="19"/>
               </w:rPr>
               <w:t>Modèle décisionnel + rapport interactif Power BI</w:t>
@@ -198,6 +209,7 @@
             <w:r/>
             <w:r>
               <w:rPr>
+                <w:rFonts w:ascii="Times New Roman" w:hAnsi="Times New Roman" w:cs="Times New Roman" w:eastAsia="Times New Roman"/>
                 <w:b w:val="0"/>
                 <w:sz w:val="19"/>
               </w:rPr>
@@ -216,6 +228,7 @@
             <w:r/>
             <w:r>
               <w:rPr>
+                <w:rFonts w:ascii="Times New Roman" w:hAnsi="Times New Roman" w:cs="Times New Roman" w:eastAsia="Times New Roman"/>
                 <w:sz w:val="19"/>
               </w:rPr>
               <w:t>Projet_Solaris.pbip (Power BI Desktop, mode Import)</w:t>
@@ -235,6 +248,7 @@
             <w:r/>
             <w:r>
               <w:rPr>
+                <w:rFonts w:ascii="Times New Roman" w:hAnsi="Times New Roman" w:cs="Times New Roman" w:eastAsia="Times New Roman"/>
                 <w:b w:val="0"/>
                 <w:sz w:val="19"/>
               </w:rPr>
@@ -253,6 +267,7 @@
             <w:r/>
             <w:r>
               <w:rPr>
+                <w:rFonts w:ascii="Times New Roman" w:hAnsi="Times New Roman" w:cs="Times New Roman" w:eastAsia="Times New Roman"/>
                 <w:sz w:val="19"/>
               </w:rPr>
               <w:t>DVF - Demandes de valeurs foncières (data.gouv.fr)</w:t>
@@ -272,6 +287,7 @@
             <w:r/>
             <w:r>
               <w:rPr>
+                <w:rFonts w:ascii="Times New Roman" w:hAnsi="Times New Roman" w:cs="Times New Roman" w:eastAsia="Times New Roman"/>
                 <w:b w:val="0"/>
                 <w:sz w:val="19"/>
               </w:rPr>
@@ -290,6 +306,7 @@
             <w:r/>
             <w:r>
               <w:rPr>
+                <w:rFonts w:ascii="Times New Roman" w:hAnsi="Times New Roman" w:cs="Times New Roman" w:eastAsia="Times New Roman"/>
                 <w:sz w:val="19"/>
               </w:rPr>
               <w:t>2024 et 2025</w:t>
@@ -309,6 +326,7 @@
             <w:r/>
             <w:r>
               <w:rPr>
+                <w:rFonts w:ascii="Times New Roman" w:hAnsi="Times New Roman" w:cs="Times New Roman" w:eastAsia="Times New Roman"/>
                 <w:b w:val="0"/>
                 <w:sz w:val="19"/>
               </w:rPr>
@@ -327,9 +345,10 @@
             <w:r/>
             <w:r>
               <w:rPr>
+                <w:rFonts w:ascii="Times New Roman" w:hAnsi="Times New Roman" w:cs="Times New Roman" w:eastAsia="Times New Roman"/>
                 <w:sz w:val="19"/>
               </w:rPr>
-              <w:t>7 214 760 lignes de faits détaillées, 2  tables de faits, 8 dimensions, 15 mesures</w:t>
+              <w:t>7 214 760 lignes de faits détaillées, 2  tables de faits, 8 dimensions, 15 mesures</w:t>
             </w:r>
           </w:p>
         </w:tc>
@@ -346,6 +365,7 @@
             <w:r/>
             <w:r>
               <w:rPr>
+                <w:rFonts w:ascii="Times New Roman" w:hAnsi="Times New Roman" w:cs="Times New Roman" w:eastAsia="Times New Roman"/>
                 <w:b w:val="0"/>
                 <w:sz w:val="19"/>
               </w:rPr>
@@ -364,6 +384,7 @@
             <w:r/>
             <w:r>
               <w:rPr>
+                <w:rFonts w:ascii="Times New Roman" w:hAnsi="Times New Roman" w:cs="Times New Roman" w:eastAsia="Times New Roman"/>
                 <w:sz w:val="19"/>
               </w:rPr>
               <w:t>G1 - EFREI</w:t>
@@ -383,6 +404,7 @@
             <w:r/>
             <w:r>
               <w:rPr>
+                <w:rFonts w:ascii="Times New Roman" w:hAnsi="Times New Roman" w:cs="Times New Roman" w:eastAsia="Times New Roman"/>
                 <w:b w:val="0"/>
                 <w:sz w:val="19"/>
               </w:rPr>
@@ -401,6 +423,7 @@
             <w:r/>
             <w:r>
               <w:rPr>
+                <w:rFonts w:ascii="Times New Roman" w:hAnsi="Times New Roman" w:cs="Times New Roman" w:eastAsia="Times New Roman"/>
                 <w:sz w:val="19"/>
               </w:rPr>
               <w:t>Thibeau BENET, Adrien DE TRAZEGNIES D'ITTRE, Maxime DORMIGNIES, Timothé HEGE, Rémi PETIT</w:t>
@@ -420,6 +443,7 @@
             <w:r/>
             <w:r>
               <w:rPr>
+                <w:rFonts w:ascii="Times New Roman" w:hAnsi="Times New Roman" w:cs="Times New Roman" w:eastAsia="Times New Roman"/>
                 <w:b w:val="0"/>
                 <w:sz w:val="19"/>
               </w:rPr>
@@ -438,6 +462,7 @@
             <w:r/>
             <w:r>
               <w:rPr>
+                <w:rFonts w:ascii="Times New Roman" w:hAnsi="Times New Roman" w:cs="Times New Roman" w:eastAsia="Times New Roman"/>
                 <w:sz w:val="19"/>
               </w:rPr>
               <w:t>16 octobre 2026</w:t>
@@ -465,12 +490,770 @@
       </w:r>
     </w:p>
     <w:p>
+      <w:pPr>
+        <w:tabs>
+          <w:tab w:pos="9184" w:val="right" w:leader="dot"/>
+        </w:tabs>
+        <w:spacing w:after="20" w:line="240" w:lineRule="auto"/>
+      </w:pPr>
       <w:r>
-        <w:fldChar w:fldCharType="begin"/>
-        <w:instrText xml:space="preserve">TOC \o "1-3" \h \z \u</w:instrText>
-        <w:fldChar w:fldCharType="separate"/>
-        <w:t>Sommaire (mettre à jour le champ dans Word : F9)</w:t>
-        <w:fldChar w:fldCharType="end"/>
+        <w:rPr>
+          <w:rFonts w:ascii="Times New Roman" w:hAnsi="Times New Roman" w:cs="Times New Roman" w:eastAsia="Times New Roman"/>
+          <w:b/>
+          <w:sz w:val="20"/>
+        </w:rPr>
+        <w:t>1. Présentation du projet</w:t>
+        <w:tab/>
+        <w:t>3</w:t>
+      </w:r>
+    </w:p>
+    <w:p>
+      <w:pPr>
+        <w:tabs>
+          <w:tab w:pos="9184" w:val="right" w:leader="dot"/>
+        </w:tabs>
+        <w:spacing w:after="20" w:line="240" w:lineRule="auto"/>
+        <w:ind w:left="283"/>
+      </w:pPr>
+      <w:r>
+        <w:rPr>
+          <w:rFonts w:ascii="Times New Roman" w:hAnsi="Times New Roman" w:cs="Times New Roman" w:eastAsia="Times New Roman"/>
+          <w:b w:val="0"/>
+          <w:sz w:val="20"/>
+        </w:rPr>
+        <w:t>1.1 Contexte</w:t>
+        <w:tab/>
+        <w:t>3</w:t>
+      </w:r>
+    </w:p>
+    <w:p>
+      <w:pPr>
+        <w:tabs>
+          <w:tab w:pos="9184" w:val="right" w:leader="dot"/>
+        </w:tabs>
+        <w:spacing w:after="20" w:line="240" w:lineRule="auto"/>
+        <w:ind w:left="283"/>
+      </w:pPr>
+      <w:r>
+        <w:rPr>
+          <w:rFonts w:ascii="Times New Roman" w:hAnsi="Times New Roman" w:cs="Times New Roman" w:eastAsia="Times New Roman"/>
+          <w:b w:val="0"/>
+          <w:sz w:val="20"/>
+        </w:rPr>
+        <w:t>1.2 Cas métier</w:t>
+        <w:tab/>
+        <w:t>3</w:t>
+      </w:r>
+    </w:p>
+    <w:p>
+      <w:pPr>
+        <w:tabs>
+          <w:tab w:pos="9184" w:val="right" w:leader="dot"/>
+        </w:tabs>
+        <w:spacing w:after="20" w:line="240" w:lineRule="auto"/>
+        <w:ind w:left="283"/>
+      </w:pPr>
+      <w:r>
+        <w:rPr>
+          <w:rFonts w:ascii="Times New Roman" w:hAnsi="Times New Roman" w:cs="Times New Roman" w:eastAsia="Times New Roman"/>
+          <w:b w:val="0"/>
+          <w:sz w:val="20"/>
+        </w:rPr>
+        <w:t>1.3 Besoin analytique</w:t>
+        <w:tab/>
+        <w:t>3</w:t>
+      </w:r>
+    </w:p>
+    <w:p>
+      <w:pPr>
+        <w:tabs>
+          <w:tab w:pos="9184" w:val="right" w:leader="dot"/>
+        </w:tabs>
+        <w:spacing w:after="20" w:line="240" w:lineRule="auto"/>
+      </w:pPr>
+      <w:r>
+        <w:rPr>
+          <w:rFonts w:ascii="Times New Roman" w:hAnsi="Times New Roman" w:cs="Times New Roman" w:eastAsia="Times New Roman"/>
+          <w:b/>
+          <w:sz w:val="20"/>
+        </w:rPr>
+        <w:t>2. Données sources</w:t>
+        <w:tab/>
+        <w:t>3</w:t>
+      </w:r>
+    </w:p>
+    <w:p>
+      <w:pPr>
+        <w:tabs>
+          <w:tab w:pos="9184" w:val="right" w:leader="dot"/>
+        </w:tabs>
+        <w:spacing w:after="20" w:line="240" w:lineRule="auto"/>
+        <w:ind w:left="283"/>
+      </w:pPr>
+      <w:r>
+        <w:rPr>
+          <w:rFonts w:ascii="Times New Roman" w:hAnsi="Times New Roman" w:cs="Times New Roman" w:eastAsia="Times New Roman"/>
+          <w:b w:val="0"/>
+          <w:sz w:val="20"/>
+        </w:rPr>
+        <w:t>2.1 Le jeu de données DVF</w:t>
+        <w:tab/>
+        <w:t>3</w:t>
+      </w:r>
+    </w:p>
+    <w:p>
+      <w:pPr>
+        <w:tabs>
+          <w:tab w:pos="9184" w:val="right" w:leader="dot"/>
+        </w:tabs>
+        <w:spacing w:after="20" w:line="240" w:lineRule="auto"/>
+        <w:ind w:left="283"/>
+      </w:pPr>
+      <w:r>
+        <w:rPr>
+          <w:rFonts w:ascii="Times New Roman" w:hAnsi="Times New Roman" w:cs="Times New Roman" w:eastAsia="Times New Roman"/>
+          <w:b w:val="0"/>
+          <w:sz w:val="20"/>
+        </w:rPr>
+        <w:t>2.2 Périmètre retenu : 2024 et 2025</w:t>
+        <w:tab/>
+        <w:t>3</w:t>
+      </w:r>
+    </w:p>
+    <w:p>
+      <w:pPr>
+        <w:tabs>
+          <w:tab w:pos="9184" w:val="right" w:leader="dot"/>
+        </w:tabs>
+        <w:spacing w:after="20" w:line="240" w:lineRule="auto"/>
+        <w:ind w:left="283"/>
+      </w:pPr>
+      <w:r>
+        <w:rPr>
+          <w:rFonts w:ascii="Times New Roman" w:hAnsi="Times New Roman" w:cs="Times New Roman" w:eastAsia="Times New Roman"/>
+          <w:b w:val="0"/>
+          <w:sz w:val="20"/>
+        </w:rPr>
+        <w:t>2.3 Volumétrie et chiffres de contrôle</w:t>
+        <w:tab/>
+        <w:t>4</w:t>
+      </w:r>
+    </w:p>
+    <w:p>
+      <w:pPr>
+        <w:tabs>
+          <w:tab w:pos="9184" w:val="right" w:leader="dot"/>
+        </w:tabs>
+        <w:spacing w:after="20" w:line="240" w:lineRule="auto"/>
+      </w:pPr>
+      <w:r>
+        <w:rPr>
+          <w:rFonts w:ascii="Times New Roman" w:hAnsi="Times New Roman" w:cs="Times New Roman" w:eastAsia="Times New Roman"/>
+          <w:b/>
+          <w:sz w:val="20"/>
+        </w:rPr>
+        <w:t>3. Architecture du modèle décisionnel</w:t>
+        <w:tab/>
+        <w:t>4</w:t>
+      </w:r>
+    </w:p>
+    <w:p>
+      <w:pPr>
+        <w:tabs>
+          <w:tab w:pos="9184" w:val="right" w:leader="dot"/>
+        </w:tabs>
+        <w:spacing w:after="20" w:line="240" w:lineRule="auto"/>
+        <w:ind w:left="283"/>
+      </w:pPr>
+      <w:r>
+        <w:rPr>
+          <w:rFonts w:ascii="Times New Roman" w:hAnsi="Times New Roman" w:cs="Times New Roman" w:eastAsia="Times New Roman"/>
+          <w:b w:val="0"/>
+          <w:sz w:val="20"/>
+        </w:rPr>
+        <w:t>3.1 Schéma en flocon</w:t>
+        <w:tab/>
+        <w:t>4</w:t>
+      </w:r>
+    </w:p>
+    <w:p>
+      <w:pPr>
+        <w:tabs>
+          <w:tab w:pos="9184" w:val="right" w:leader="dot"/>
+        </w:tabs>
+        <w:spacing w:after="20" w:line="240" w:lineRule="auto"/>
+        <w:ind w:left="283"/>
+      </w:pPr>
+      <w:r>
+        <w:rPr>
+          <w:rFonts w:ascii="Times New Roman" w:hAnsi="Times New Roman" w:cs="Times New Roman" w:eastAsia="Times New Roman"/>
+          <w:b w:val="0"/>
+          <w:sz w:val="20"/>
+        </w:rPr>
+        <w:t>3.2 Les deux tables de faits</w:t>
+        <w:tab/>
+        <w:t>4</w:t>
+      </w:r>
+    </w:p>
+    <w:p>
+      <w:pPr>
+        <w:tabs>
+          <w:tab w:pos="9184" w:val="right" w:leader="dot"/>
+        </w:tabs>
+        <w:spacing w:after="20" w:line="240" w:lineRule="auto"/>
+        <w:ind w:left="283"/>
+      </w:pPr>
+      <w:r>
+        <w:rPr>
+          <w:rFonts w:ascii="Times New Roman" w:hAnsi="Times New Roman" w:cs="Times New Roman" w:eastAsia="Times New Roman"/>
+          <w:b w:val="0"/>
+          <w:sz w:val="20"/>
+        </w:rPr>
+        <w:t>3.3 Les dimensions</w:t>
+        <w:tab/>
+        <w:t>5</w:t>
+      </w:r>
+    </w:p>
+    <w:p>
+      <w:pPr>
+        <w:tabs>
+          <w:tab w:pos="9184" w:val="right" w:leader="dot"/>
+        </w:tabs>
+        <w:spacing w:after="20" w:line="240" w:lineRule="auto"/>
+        <w:ind w:left="283"/>
+      </w:pPr>
+      <w:r>
+        <w:rPr>
+          <w:rFonts w:ascii="Times New Roman" w:hAnsi="Times New Roman" w:cs="Times New Roman" w:eastAsia="Times New Roman"/>
+          <w:b w:val="0"/>
+          <w:sz w:val="20"/>
+        </w:rPr>
+        <w:t>3.4 Les relations</w:t>
+        <w:tab/>
+        <w:t>5</w:t>
+      </w:r>
+    </w:p>
+    <w:p>
+      <w:pPr>
+        <w:tabs>
+          <w:tab w:pos="9184" w:val="right" w:leader="dot"/>
+        </w:tabs>
+        <w:spacing w:after="20" w:line="240" w:lineRule="auto"/>
+      </w:pPr>
+      <w:r>
+        <w:rPr>
+          <w:rFonts w:ascii="Times New Roman" w:hAnsi="Times New Roman" w:cs="Times New Roman" w:eastAsia="Times New Roman"/>
+          <w:b/>
+          <w:sz w:val="20"/>
+        </w:rPr>
+        <w:t>4. Préparation des données dans Power Query</w:t>
+        <w:tab/>
+        <w:t>6</w:t>
+      </w:r>
+    </w:p>
+    <w:p>
+      <w:pPr>
+        <w:tabs>
+          <w:tab w:pos="9184" w:val="right" w:leader="dot"/>
+        </w:tabs>
+        <w:spacing w:after="20" w:line="240" w:lineRule="auto"/>
+        <w:ind w:left="283"/>
+      </w:pPr>
+      <w:r>
+        <w:rPr>
+          <w:rFonts w:ascii="Times New Roman" w:hAnsi="Times New Roman" w:cs="Times New Roman" w:eastAsia="Times New Roman"/>
+          <w:b w:val="0"/>
+          <w:sz w:val="20"/>
+        </w:rPr>
+        <w:t>4.1 Une requête source unique</w:t>
+        <w:tab/>
+        <w:t>6</w:t>
+      </w:r>
+    </w:p>
+    <w:p>
+      <w:pPr>
+        <w:tabs>
+          <w:tab w:pos="9184" w:val="right" w:leader="dot"/>
+        </w:tabs>
+        <w:spacing w:after="20" w:line="240" w:lineRule="auto"/>
+        <w:ind w:left="283"/>
+      </w:pPr>
+      <w:r>
+        <w:rPr>
+          <w:rFonts w:ascii="Times New Roman" w:hAnsi="Times New Roman" w:cs="Times New Roman" w:eastAsia="Times New Roman"/>
+          <w:b w:val="0"/>
+          <w:sz w:val="20"/>
+        </w:rPr>
+        <w:t>4.2 Les six transformations mises en œuvre</w:t>
+        <w:tab/>
+        <w:t>6</w:t>
+      </w:r>
+    </w:p>
+    <w:p>
+      <w:pPr>
+        <w:tabs>
+          <w:tab w:pos="9184" w:val="right" w:leader="dot"/>
+        </w:tabs>
+        <w:spacing w:after="20" w:line="240" w:lineRule="auto"/>
+        <w:ind w:left="283"/>
+      </w:pPr>
+      <w:r>
+        <w:rPr>
+          <w:rFonts w:ascii="Times New Roman" w:hAnsi="Times New Roman" w:cs="Times New Roman" w:eastAsia="Times New Roman"/>
+          <w:b w:val="0"/>
+          <w:sz w:val="20"/>
+        </w:rPr>
+        <w:t>4.3 Inventaire des requêtes Power Query</w:t>
+        <w:tab/>
+        <w:t>6</w:t>
+      </w:r>
+    </w:p>
+    <w:p>
+      <w:pPr>
+        <w:tabs>
+          <w:tab w:pos="9184" w:val="right" w:leader="dot"/>
+        </w:tabs>
+        <w:spacing w:after="20" w:line="240" w:lineRule="auto"/>
+      </w:pPr>
+      <w:r>
+        <w:rPr>
+          <w:rFonts w:ascii="Times New Roman" w:hAnsi="Times New Roman" w:cs="Times New Roman" w:eastAsia="Times New Roman"/>
+          <w:b/>
+          <w:sz w:val="20"/>
+        </w:rPr>
+        <w:t>5. Le piège de la valeur foncière répétée</w:t>
+        <w:tab/>
+        <w:t>7</w:t>
+      </w:r>
+    </w:p>
+    <w:p>
+      <w:pPr>
+        <w:tabs>
+          <w:tab w:pos="9184" w:val="right" w:leader="dot"/>
+        </w:tabs>
+        <w:spacing w:after="20" w:line="240" w:lineRule="auto"/>
+      </w:pPr>
+      <w:r>
+        <w:rPr>
+          <w:rFonts w:ascii="Times New Roman" w:hAnsi="Times New Roman" w:cs="Times New Roman" w:eastAsia="Times New Roman"/>
+          <w:b/>
+          <w:sz w:val="20"/>
+        </w:rPr>
+        <w:t>6. Les mesures DAX du modèle</w:t>
+        <w:tab/>
+        <w:t>7</w:t>
+      </w:r>
+    </w:p>
+    <w:p>
+      <w:pPr>
+        <w:tabs>
+          <w:tab w:pos="9184" w:val="right" w:leader="dot"/>
+        </w:tabs>
+        <w:spacing w:after="20" w:line="240" w:lineRule="auto"/>
+      </w:pPr>
+      <w:r>
+        <w:rPr>
+          <w:rFonts w:ascii="Times New Roman" w:hAnsi="Times New Roman" w:cs="Times New Roman" w:eastAsia="Times New Roman"/>
+          <w:b/>
+          <w:sz w:val="20"/>
+        </w:rPr>
+        <w:t>7. Le rapport Power BI</w:t>
+        <w:tab/>
+        <w:t>8</w:t>
+      </w:r>
+    </w:p>
+    <w:p>
+      <w:pPr>
+        <w:tabs>
+          <w:tab w:pos="9184" w:val="right" w:leader="dot"/>
+        </w:tabs>
+        <w:spacing w:after="20" w:line="240" w:lineRule="auto"/>
+        <w:ind w:left="283"/>
+      </w:pPr>
+      <w:r>
+        <w:rPr>
+          <w:rFonts w:ascii="Times New Roman" w:hAnsi="Times New Roman" w:cs="Times New Roman" w:eastAsia="Times New Roman"/>
+          <w:b w:val="0"/>
+          <w:sz w:val="20"/>
+        </w:rPr>
+        <w:t>7.1 Quatre pages, une par année</w:t>
+        <w:tab/>
+        <w:t>8</w:t>
+      </w:r>
+    </w:p>
+    <w:p>
+      <w:pPr>
+        <w:tabs>
+          <w:tab w:pos="9184" w:val="right" w:leader="dot"/>
+        </w:tabs>
+        <w:spacing w:after="20" w:line="240" w:lineRule="auto"/>
+        <w:ind w:left="283"/>
+      </w:pPr>
+      <w:r>
+        <w:rPr>
+          <w:rFonts w:ascii="Times New Roman" w:hAnsi="Times New Roman" w:cs="Times New Roman" w:eastAsia="Times New Roman"/>
+          <w:b w:val="0"/>
+          <w:sz w:val="20"/>
+        </w:rPr>
+        <w:t>7.2 Page « Marché immobilier 2025 » (table de faits détaillée)</w:t>
+        <w:tab/>
+        <w:t>9</w:t>
+      </w:r>
+    </w:p>
+    <w:p>
+      <w:pPr>
+        <w:tabs>
+          <w:tab w:pos="9184" w:val="right" w:leader="dot"/>
+        </w:tabs>
+        <w:spacing w:after="20" w:line="240" w:lineRule="auto"/>
+        <w:ind w:left="283"/>
+      </w:pPr>
+      <w:r>
+        <w:rPr>
+          <w:rFonts w:ascii="Times New Roman" w:hAnsi="Times New Roman" w:cs="Times New Roman" w:eastAsia="Times New Roman"/>
+          <w:b w:val="0"/>
+          <w:sz w:val="20"/>
+        </w:rPr>
+        <w:t>7.3 Page « Marché par région et département 2025 » (table de faits agrégée)</w:t>
+        <w:tab/>
+        <w:t>9</w:t>
+      </w:r>
+    </w:p>
+    <w:p>
+      <w:pPr>
+        <w:tabs>
+          <w:tab w:pos="9184" w:val="right" w:leader="dot"/>
+        </w:tabs>
+        <w:spacing w:after="20" w:line="240" w:lineRule="auto"/>
+        <w:ind w:left="283"/>
+      </w:pPr>
+      <w:r>
+        <w:rPr>
+          <w:rFonts w:ascii="Times New Roman" w:hAnsi="Times New Roman" w:cs="Times New Roman" w:eastAsia="Times New Roman"/>
+          <w:b w:val="0"/>
+          <w:sz w:val="20"/>
+        </w:rPr>
+        <w:t>7.4 Les pages 2024</w:t>
+        <w:tab/>
+        <w:t>10</w:t>
+      </w:r>
+    </w:p>
+    <w:p>
+      <w:pPr>
+        <w:tabs>
+          <w:tab w:pos="9184" w:val="right" w:leader="dot"/>
+        </w:tabs>
+        <w:spacing w:after="20" w:line="240" w:lineRule="auto"/>
+      </w:pPr>
+      <w:r>
+        <w:rPr>
+          <w:rFonts w:ascii="Times New Roman" w:hAnsi="Times New Roman" w:cs="Times New Roman" w:eastAsia="Times New Roman"/>
+          <w:b/>
+          <w:sz w:val="20"/>
+        </w:rPr>
+        <w:t>8. Résultats et chiffres de contrôle</w:t>
+        <w:tab/>
+        <w:t>10</w:t>
+      </w:r>
+    </w:p>
+    <w:p>
+      <w:pPr>
+        <w:tabs>
+          <w:tab w:pos="9184" w:val="right" w:leader="dot"/>
+        </w:tabs>
+        <w:spacing w:after="20" w:line="240" w:lineRule="auto"/>
+        <w:ind w:left="283"/>
+      </w:pPr>
+      <w:r>
+        <w:rPr>
+          <w:rFonts w:ascii="Times New Roman" w:hAnsi="Times New Roman" w:cs="Times New Roman" w:eastAsia="Times New Roman"/>
+          <w:b w:val="0"/>
+          <w:sz w:val="20"/>
+        </w:rPr>
+        <w:t>8.1 Vue globale 2024-2025</w:t>
+        <w:tab/>
+        <w:t>10</w:t>
+      </w:r>
+    </w:p>
+    <w:p>
+      <w:pPr>
+        <w:tabs>
+          <w:tab w:pos="9184" w:val="right" w:leader="dot"/>
+        </w:tabs>
+        <w:spacing w:after="20" w:line="240" w:lineRule="auto"/>
+        <w:ind w:left="283"/>
+      </w:pPr>
+      <w:r>
+        <w:rPr>
+          <w:rFonts w:ascii="Times New Roman" w:hAnsi="Times New Roman" w:cs="Times New Roman" w:eastAsia="Times New Roman"/>
+          <w:b w:val="0"/>
+          <w:sz w:val="20"/>
+        </w:rPr>
+        <w:t>8.2 Évolution annuelle</w:t>
+        <w:tab/>
+        <w:t>10</w:t>
+      </w:r>
+    </w:p>
+    <w:p>
+      <w:pPr>
+        <w:tabs>
+          <w:tab w:pos="9184" w:val="right" w:leader="dot"/>
+        </w:tabs>
+        <w:spacing w:after="20" w:line="240" w:lineRule="auto"/>
+        <w:ind w:left="283"/>
+      </w:pPr>
+      <w:r>
+        <w:rPr>
+          <w:rFonts w:ascii="Times New Roman" w:hAnsi="Times New Roman" w:cs="Times New Roman" w:eastAsia="Times New Roman"/>
+          <w:b w:val="0"/>
+          <w:sz w:val="20"/>
+        </w:rPr>
+        <w:t>8.3 Résultats par région (2024-2025, extrait)</w:t>
+        <w:tab/>
+        <w:t>10</w:t>
+      </w:r>
+    </w:p>
+    <w:p>
+      <w:pPr>
+        <w:tabs>
+          <w:tab w:pos="9184" w:val="right" w:leader="dot"/>
+        </w:tabs>
+        <w:spacing w:after="20" w:line="240" w:lineRule="auto"/>
+        <w:ind w:left="283"/>
+      </w:pPr>
+      <w:r>
+        <w:rPr>
+          <w:rFonts w:ascii="Times New Roman" w:hAnsi="Times New Roman" w:cs="Times New Roman" w:eastAsia="Times New Roman"/>
+          <w:b w:val="0"/>
+          <w:sz w:val="20"/>
+        </w:rPr>
+        <w:t>8.4 Résultats par département (2024-2025, extrait)</w:t>
+        <w:tab/>
+        <w:t>10</w:t>
+      </w:r>
+    </w:p>
+    <w:p>
+      <w:pPr>
+        <w:tabs>
+          <w:tab w:pos="9184" w:val="right" w:leader="dot"/>
+        </w:tabs>
+        <w:spacing w:after="20" w:line="240" w:lineRule="auto"/>
+        <w:ind w:left="283"/>
+      </w:pPr>
+      <w:r>
+        <w:rPr>
+          <w:rFonts w:ascii="Times New Roman" w:hAnsi="Times New Roman" w:cs="Times New Roman" w:eastAsia="Times New Roman"/>
+          <w:b w:val="0"/>
+          <w:sz w:val="20"/>
+        </w:rPr>
+        <w:t>8.5 Prix au m² selon le type de bien</w:t>
+        <w:tab/>
+        <w:t>11</w:t>
+      </w:r>
+    </w:p>
+    <w:p>
+      <w:pPr>
+        <w:tabs>
+          <w:tab w:pos="9184" w:val="right" w:leader="dot"/>
+        </w:tabs>
+        <w:spacing w:after="20" w:line="240" w:lineRule="auto"/>
+        <w:ind w:left="283"/>
+      </w:pPr>
+      <w:r>
+        <w:rPr>
+          <w:rFonts w:ascii="Times New Roman" w:hAnsi="Times New Roman" w:cs="Times New Roman" w:eastAsia="Times New Roman"/>
+          <w:b w:val="0"/>
+          <w:sz w:val="20"/>
+        </w:rPr>
+        <w:t>8.6 Cohérence des deux tables de faits</w:t>
+        <w:tab/>
+        <w:t>11</w:t>
+      </w:r>
+    </w:p>
+    <w:p>
+      <w:pPr>
+        <w:tabs>
+          <w:tab w:pos="9184" w:val="right" w:leader="dot"/>
+        </w:tabs>
+        <w:spacing w:after="20" w:line="240" w:lineRule="auto"/>
+      </w:pPr>
+      <w:r>
+        <w:rPr>
+          <w:rFonts w:ascii="Times New Roman" w:hAnsi="Times New Roman" w:cs="Times New Roman" w:eastAsia="Times New Roman"/>
+          <w:b/>
+          <w:sz w:val="20"/>
+        </w:rPr>
+        <w:t>9. Limites et points de vigilance</w:t>
+        <w:tab/>
+        <w:t>11</w:t>
+      </w:r>
+    </w:p>
+    <w:p>
+      <w:pPr>
+        <w:tabs>
+          <w:tab w:pos="9184" w:val="right" w:leader="dot"/>
+        </w:tabs>
+        <w:spacing w:after="20" w:line="240" w:lineRule="auto"/>
+        <w:ind w:left="283"/>
+      </w:pPr>
+      <w:r>
+        <w:rPr>
+          <w:rFonts w:ascii="Times New Roman" w:hAnsi="Times New Roman" w:cs="Times New Roman" w:eastAsia="Times New Roman"/>
+          <w:b w:val="0"/>
+          <w:sz w:val="20"/>
+        </w:rPr>
+        <w:t>9.1 Des prix au m² vides dans certaines communes</w:t>
+        <w:tab/>
+        <w:t>11</w:t>
+      </w:r>
+    </w:p>
+    <w:p>
+      <w:pPr>
+        <w:tabs>
+          <w:tab w:pos="9184" w:val="right" w:leader="dot"/>
+        </w:tabs>
+        <w:spacing w:after="20" w:line="240" w:lineRule="auto"/>
+        <w:ind w:left="283"/>
+      </w:pPr>
+      <w:r>
+        <w:rPr>
+          <w:rFonts w:ascii="Times New Roman" w:hAnsi="Times New Roman" w:cs="Times New Roman" w:eastAsia="Times New Roman"/>
+          <w:b w:val="0"/>
+          <w:sz w:val="20"/>
+        </w:rPr>
+        <w:t>9.2 Un rapprochement de lignes reconstruit, pas identifié par la source</w:t>
+        <w:tab/>
+        <w:t>12</w:t>
+      </w:r>
+    </w:p>
+    <w:p>
+      <w:pPr>
+        <w:tabs>
+          <w:tab w:pos="9184" w:val="right" w:leader="dot"/>
+        </w:tabs>
+        <w:spacing w:after="20" w:line="240" w:lineRule="auto"/>
+        <w:ind w:left="283"/>
+      </w:pPr>
+      <w:r>
+        <w:rPr>
+          <w:rFonts w:ascii="Times New Roman" w:hAnsi="Times New Roman" w:cs="Times New Roman" w:eastAsia="Times New Roman"/>
+          <w:b w:val="0"/>
+          <w:sz w:val="20"/>
+        </w:rPr>
+        <w:t>9.3 Une profondeur historique limitée par la mémoire du poste</w:t>
+        <w:tab/>
+        <w:t>12</w:t>
+      </w:r>
+    </w:p>
+    <w:p>
+      <w:pPr>
+        <w:tabs>
+          <w:tab w:pos="9184" w:val="right" w:leader="dot"/>
+        </w:tabs>
+        <w:spacing w:after="20" w:line="240" w:lineRule="auto"/>
+        <w:ind w:left="283"/>
+      </w:pPr>
+      <w:r>
+        <w:rPr>
+          <w:rFonts w:ascii="Times New Roman" w:hAnsi="Times New Roman" w:cs="Times New Roman" w:eastAsia="Times New Roman"/>
+          <w:b w:val="0"/>
+          <w:sz w:val="20"/>
+        </w:rPr>
+        <w:t>9.4 Des prix moyens, pas des prix médians</w:t>
+        <w:tab/>
+        <w:t>12</w:t>
+      </w:r>
+    </w:p>
+    <w:p>
+      <w:pPr>
+        <w:tabs>
+          <w:tab w:pos="9184" w:val="right" w:leader="dot"/>
+        </w:tabs>
+        <w:spacing w:after="20" w:line="240" w:lineRule="auto"/>
+        <w:ind w:left="283"/>
+      </w:pPr>
+      <w:r>
+        <w:rPr>
+          <w:rFonts w:ascii="Times New Roman" w:hAnsi="Times New Roman" w:cs="Times New Roman" w:eastAsia="Times New Roman"/>
+          <w:b w:val="0"/>
+          <w:sz w:val="20"/>
+        </w:rPr>
+        <w:t>9.5 Périmètre géographique</w:t>
+        <w:tab/>
+        <w:t>12</w:t>
+      </w:r>
+    </w:p>
+    <w:p>
+      <w:pPr>
+        <w:tabs>
+          <w:tab w:pos="9184" w:val="right" w:leader="dot"/>
+        </w:tabs>
+        <w:spacing w:after="20" w:line="240" w:lineRule="auto"/>
+        <w:ind w:left="283"/>
+      </w:pPr>
+      <w:r>
+        <w:rPr>
+          <w:rFonts w:ascii="Times New Roman" w:hAnsi="Times New Roman" w:cs="Times New Roman" w:eastAsia="Times New Roman"/>
+          <w:b w:val="0"/>
+          <w:sz w:val="20"/>
+        </w:rPr>
+        <w:t>9.6 Les valeurs par type de bien ne s'additionnent pas</w:t>
+        <w:tab/>
+        <w:t>12</w:t>
+      </w:r>
+    </w:p>
+    <w:p>
+      <w:pPr>
+        <w:tabs>
+          <w:tab w:pos="9184" w:val="right" w:leader="dot"/>
+        </w:tabs>
+        <w:spacing w:after="20" w:line="240" w:lineRule="auto"/>
+      </w:pPr>
+      <w:r>
+        <w:rPr>
+          <w:rFonts w:ascii="Times New Roman" w:hAnsi="Times New Roman" w:cs="Times New Roman" w:eastAsia="Times New Roman"/>
+          <w:b/>
+          <w:sz w:val="20"/>
+        </w:rPr>
+        <w:t>10. Conclusion et perspectives</w:t>
+        <w:tab/>
+        <w:t>12</w:t>
+      </w:r>
+    </w:p>
+    <w:p>
+      <w:pPr>
+        <w:tabs>
+          <w:tab w:pos="9184" w:val="right" w:leader="dot"/>
+        </w:tabs>
+        <w:spacing w:after="20" w:line="240" w:lineRule="auto"/>
+      </w:pPr>
+      <w:r>
+        <w:rPr>
+          <w:rFonts w:ascii="Times New Roman" w:hAnsi="Times New Roman" w:cs="Times New Roman" w:eastAsia="Times New Roman"/>
+          <w:b/>
+          <w:sz w:val="20"/>
+        </w:rPr>
+        <w:t>Annexe A - Ouvrir et actualiser le projet</w:t>
+        <w:tab/>
+        <w:t>14</w:t>
+      </w:r>
+    </w:p>
+    <w:p>
+      <w:pPr>
+        <w:tabs>
+          <w:tab w:pos="9184" w:val="right" w:leader="dot"/>
+        </w:tabs>
+        <w:spacing w:after="20" w:line="240" w:lineRule="auto"/>
+      </w:pPr>
+      <w:r>
+        <w:rPr>
+          <w:rFonts w:ascii="Times New Roman" w:hAnsi="Times New Roman" w:cs="Times New Roman" w:eastAsia="Times New Roman"/>
+          <w:b/>
+          <w:sz w:val="20"/>
+        </w:rPr>
+        <w:t>Annexe B - Structure du livrable</w:t>
+        <w:tab/>
+        <w:t>14</w:t>
       </w:r>
     </w:p>
     <w:p>
@@ -500,6 +1283,7 @@
       </w:pPr>
       <w:r>
         <w:rPr>
+          <w:rFonts w:ascii="Times New Roman" w:hAnsi="Times New Roman" w:cs="Times New Roman" w:eastAsia="Times New Roman"/>
           <w:b w:val="0"/>
           <w:i w:val="0"/>
           <w:sz w:val="21"/>
@@ -513,6 +1297,7 @@
       </w:pPr>
       <w:r>
         <w:rPr>
+          <w:rFonts w:ascii="Times New Roman" w:hAnsi="Times New Roman" w:cs="Times New Roman" w:eastAsia="Times New Roman"/>
           <w:b w:val="0"/>
           <w:i w:val="0"/>
           <w:sz w:val="21"/>
@@ -534,6 +1319,7 @@
       </w:pPr>
       <w:r>
         <w:rPr>
+          <w:rFonts w:ascii="Times New Roman" w:hAnsi="Times New Roman" w:cs="Times New Roman" w:eastAsia="Times New Roman"/>
           <w:b w:val="0"/>
           <w:i w:val="0"/>
           <w:sz w:val="21"/>
@@ -555,6 +1341,7 @@
       </w:pPr>
       <w:r>
         <w:rPr>
+          <w:rFonts w:ascii="Times New Roman" w:hAnsi="Times New Roman" w:cs="Times New Roman" w:eastAsia="Times New Roman"/>
           <w:b w:val="0"/>
           <w:i w:val="0"/>
           <w:sz w:val="21"/>
@@ -587,6 +1374,7 @@
             <w:r/>
             <w:r>
               <w:rPr>
+                <w:rFonts w:ascii="Times New Roman" w:hAnsi="Times New Roman" w:cs="Times New Roman" w:eastAsia="Times New Roman"/>
                 <w:b/>
                 <w:color w:val="1F4E79"/>
                 <w:sz w:val="19"/>
@@ -607,6 +1395,7 @@
             <w:r/>
             <w:r>
               <w:rPr>
+                <w:rFonts w:ascii="Times New Roman" w:hAnsi="Times New Roman" w:cs="Times New Roman" w:eastAsia="Times New Roman"/>
                 <w:b/>
                 <w:color w:val="1F4E79"/>
                 <w:sz w:val="19"/>
@@ -627,6 +1416,7 @@
             <w:r/>
             <w:r>
               <w:rPr>
+                <w:rFonts w:ascii="Times New Roman" w:hAnsi="Times New Roman" w:cs="Times New Roman" w:eastAsia="Times New Roman"/>
                 <w:b/>
                 <w:color w:val="1F4E79"/>
                 <w:sz w:val="19"/>
@@ -648,6 +1438,7 @@
             <w:r/>
             <w:r>
               <w:rPr>
+                <w:rFonts w:ascii="Times New Roman" w:hAnsi="Times New Roman" w:cs="Times New Roman" w:eastAsia="Times New Roman"/>
                 <w:b w:val="0"/>
                 <w:sz w:val="19"/>
               </w:rPr>
@@ -666,6 +1457,7 @@
             <w:r/>
             <w:r>
               <w:rPr>
+                <w:rFonts w:ascii="Times New Roman" w:hAnsi="Times New Roman" w:cs="Times New Roman" w:eastAsia="Times New Roman"/>
                 <w:sz w:val="19"/>
               </w:rPr>
               <w:t>Nombre de mutations / Nb mutations agrege</w:t>
@@ -683,6 +1475,7 @@
             <w:r/>
             <w:r>
               <w:rPr>
+                <w:rFonts w:ascii="Times New Roman" w:hAnsi="Times New Roman" w:cs="Times New Roman" w:eastAsia="Times New Roman"/>
                 <w:sz w:val="19"/>
               </w:rPr>
               <w:t>les deux</w:t>
@@ -702,6 +1495,7 @@
             <w:r/>
             <w:r>
               <w:rPr>
+                <w:rFonts w:ascii="Times New Roman" w:hAnsi="Times New Roman" w:cs="Times New Roman" w:eastAsia="Times New Roman"/>
                 <w:b w:val="0"/>
                 <w:sz w:val="19"/>
               </w:rPr>
@@ -720,6 +1514,7 @@
             <w:r/>
             <w:r>
               <w:rPr>
+                <w:rFonts w:ascii="Times New Roman" w:hAnsi="Times New Roman" w:cs="Times New Roman" w:eastAsia="Times New Roman"/>
                 <w:sz w:val="19"/>
               </w:rPr>
               <w:t>Valeur fonciere totale / Valeur agregee</w:t>
@@ -737,6 +1532,7 @@
             <w:r/>
             <w:r>
               <w:rPr>
+                <w:rFonts w:ascii="Times New Roman" w:hAnsi="Times New Roman" w:cs="Times New Roman" w:eastAsia="Times New Roman"/>
                 <w:sz w:val="19"/>
               </w:rPr>
               <w:t>les deux</w:t>
@@ -756,6 +1552,7 @@
             <w:r/>
             <w:r>
               <w:rPr>
+                <w:rFonts w:ascii="Times New Roman" w:hAnsi="Times New Roman" w:cs="Times New Roman" w:eastAsia="Times New Roman"/>
                 <w:b w:val="0"/>
                 <w:sz w:val="19"/>
               </w:rPr>
@@ -774,6 +1571,7 @@
             <w:r/>
             <w:r>
               <w:rPr>
+                <w:rFonts w:ascii="Times New Roman" w:hAnsi="Times New Roman" w:cs="Times New Roman" w:eastAsia="Times New Roman"/>
                 <w:sz w:val="19"/>
               </w:rPr>
               <w:t>Prix moyen m2 / Prix moyen m2 agrege</w:t>
@@ -791,6 +1589,7 @@
             <w:r/>
             <w:r>
               <w:rPr>
+                <w:rFonts w:ascii="Times New Roman" w:hAnsi="Times New Roman" w:cs="Times New Roman" w:eastAsia="Times New Roman"/>
                 <w:sz w:val="19"/>
               </w:rPr>
               <w:t>les deux</w:t>
@@ -810,6 +1609,7 @@
             <w:r/>
             <w:r>
               <w:rPr>
+                <w:rFonts w:ascii="Times New Roman" w:hAnsi="Times New Roman" w:cs="Times New Roman" w:eastAsia="Times New Roman"/>
                 <w:b w:val="0"/>
                 <w:sz w:val="19"/>
               </w:rPr>
@@ -828,6 +1628,7 @@
             <w:r/>
             <w:r>
               <w:rPr>
+                <w:rFonts w:ascii="Times New Roman" w:hAnsi="Times New Roman" w:cs="Times New Roman" w:eastAsia="Times New Roman"/>
                 <w:sz w:val="19"/>
               </w:rPr>
               <w:t>Prix moyen m2 habitation</w:t>
@@ -845,6 +1646,7 @@
             <w:r/>
             <w:r>
               <w:rPr>
+                <w:rFonts w:ascii="Times New Roman" w:hAnsi="Times New Roman" w:cs="Times New Roman" w:eastAsia="Times New Roman"/>
                 <w:sz w:val="19"/>
               </w:rPr>
               <w:t>fait_mutation</w:t>
@@ -864,6 +1666,7 @@
             <w:r/>
             <w:r>
               <w:rPr>
+                <w:rFonts w:ascii="Times New Roman" w:hAnsi="Times New Roman" w:cs="Times New Roman" w:eastAsia="Times New Roman"/>
                 <w:b w:val="0"/>
                 <w:sz w:val="19"/>
               </w:rPr>
@@ -882,6 +1685,7 @@
             <w:r/>
             <w:r>
               <w:rPr>
+                <w:rFonts w:ascii="Times New Roman" w:hAnsi="Times New Roman" w:cs="Times New Roman" w:eastAsia="Times New Roman"/>
                 <w:sz w:val="19"/>
               </w:rPr>
               <w:t>Prix moyen m2 terrain</w:t>
@@ -899,6 +1703,7 @@
             <w:r/>
             <w:r>
               <w:rPr>
+                <w:rFonts w:ascii="Times New Roman" w:hAnsi="Times New Roman" w:cs="Times New Roman" w:eastAsia="Times New Roman"/>
                 <w:sz w:val="19"/>
               </w:rPr>
               <w:t>fait_mutation</w:t>
@@ -918,6 +1723,7 @@
             <w:r/>
             <w:r>
               <w:rPr>
+                <w:rFonts w:ascii="Times New Roman" w:hAnsi="Times New Roman" w:cs="Times New Roman" w:eastAsia="Times New Roman"/>
                 <w:b w:val="0"/>
                 <w:sz w:val="19"/>
               </w:rPr>
@@ -936,6 +1742,7 @@
             <w:r/>
             <w:r>
               <w:rPr>
+                <w:rFonts w:ascii="Times New Roman" w:hAnsi="Times New Roman" w:cs="Times New Roman" w:eastAsia="Times New Roman"/>
                 <w:sz w:val="19"/>
               </w:rPr>
               <w:t>Prix moyen m2 agrege (commune → département → région)</w:t>
@@ -953,6 +1760,7 @@
             <w:r/>
             <w:r>
               <w:rPr>
+                <w:rFonts w:ascii="Times New Roman" w:hAnsi="Times New Roman" w:cs="Times New Roman" w:eastAsia="Times New Roman"/>
                 <w:sz w:val="19"/>
               </w:rPr>
               <w:t>fait_marche_agrege</w:t>
@@ -989,6 +1797,7 @@
       </w:pPr>
       <w:r>
         <w:rPr>
+          <w:rFonts w:ascii="Times New Roman" w:hAnsi="Times New Roman" w:cs="Times New Roman" w:eastAsia="Times New Roman"/>
           <w:b/>
           <w:sz w:val="21"/>
         </w:rPr>
@@ -996,6 +1805,7 @@
       </w:r>
       <w:r>
         <w:rPr>
+          <w:rFonts w:ascii="Times New Roman" w:hAnsi="Times New Roman" w:cs="Times New Roman" w:eastAsia="Times New Roman"/>
           <w:b w:val="0"/>
           <w:sz w:val="21"/>
         </w:rPr>
@@ -1009,6 +1819,7 @@
       </w:pPr>
       <w:r>
         <w:rPr>
+          <w:rFonts w:ascii="Times New Roman" w:hAnsi="Times New Roman" w:cs="Times New Roman" w:eastAsia="Times New Roman"/>
           <w:b/>
           <w:sz w:val="21"/>
         </w:rPr>
@@ -1016,6 +1827,7 @@
       </w:r>
       <w:r>
         <w:rPr>
+          <w:rFonts w:ascii="Times New Roman" w:hAnsi="Times New Roman" w:cs="Times New Roman" w:eastAsia="Times New Roman"/>
           <w:b w:val="0"/>
           <w:sz w:val="21"/>
         </w:rPr>
@@ -1029,6 +1841,7 @@
       </w:pPr>
       <w:r>
         <w:rPr>
+          <w:rFonts w:ascii="Times New Roman" w:hAnsi="Times New Roman" w:cs="Times New Roman" w:eastAsia="Times New Roman"/>
           <w:b/>
           <w:sz w:val="21"/>
         </w:rPr>
@@ -1036,6 +1849,7 @@
       </w:r>
       <w:r>
         <w:rPr>
+          <w:rFonts w:ascii="Times New Roman" w:hAnsi="Times New Roman" w:cs="Times New Roman" w:eastAsia="Times New Roman"/>
           <w:b w:val="0"/>
           <w:sz w:val="21"/>
         </w:rPr>
@@ -1049,6 +1863,7 @@
       </w:pPr>
       <w:r>
         <w:rPr>
+          <w:rFonts w:ascii="Times New Roman" w:hAnsi="Times New Roman" w:cs="Times New Roman" w:eastAsia="Times New Roman"/>
           <w:b/>
           <w:sz w:val="21"/>
         </w:rPr>
@@ -1056,6 +1871,7 @@
       </w:r>
       <w:r>
         <w:rPr>
+          <w:rFonts w:ascii="Times New Roman" w:hAnsi="Times New Roman" w:cs="Times New Roman" w:eastAsia="Times New Roman"/>
           <w:b w:val="0"/>
           <w:sz w:val="21"/>
         </w:rPr>
@@ -1069,6 +1885,7 @@
       </w:pPr>
       <w:r>
         <w:rPr>
+          <w:rFonts w:ascii="Times New Roman" w:hAnsi="Times New Roman" w:cs="Times New Roman" w:eastAsia="Times New Roman"/>
           <w:b/>
           <w:sz w:val="21"/>
         </w:rPr>
@@ -1076,6 +1893,7 @@
       </w:r>
       <w:r>
         <w:rPr>
+          <w:rFonts w:ascii="Times New Roman" w:hAnsi="Times New Roman" w:cs="Times New Roman" w:eastAsia="Times New Roman"/>
           <w:b w:val="0"/>
           <w:sz w:val="21"/>
         </w:rPr>
@@ -1096,6 +1914,7 @@
       </w:pPr>
       <w:r>
         <w:rPr>
+          <w:rFonts w:ascii="Times New Roman" w:hAnsi="Times New Roman" w:cs="Times New Roman" w:eastAsia="Times New Roman"/>
           <w:b w:val="0"/>
           <w:i w:val="0"/>
           <w:sz w:val="21"/>
@@ -1109,11 +1928,12 @@
       </w:pPr>
       <w:r>
         <w:rPr>
+          <w:rFonts w:ascii="Times New Roman" w:hAnsi="Times New Roman" w:cs="Times New Roman" w:eastAsia="Times New Roman"/>
           <w:b w:val="0"/>
           <w:i w:val="0"/>
           <w:sz w:val="21"/>
         </w:rPr>
-        <w:t>Cette limite est une contrainte de la machine, pas du modèle : la requête source est pilotée par une liste d'années. Il suffit d'ajouter 2021, 2022 et 2023 à cette liste puis d'actualiser pour couvrir les 5 ans (voir §4.1). Les deux années conservées représentent 7 214 760 lignes de faits détaillées.</w:t>
+        <w:t>Cette limite est une contrainte de la machine, pas du modèle : la requête source est pilotée par une liste d'années. Il suffit d'ajouter 2021, 2022 et 2023 à cette liste puis d'actualiser pour couvrir les 5 ans (voir §4.1). Les deux années conservées représentent 7 214 760 lignes de faits détaillées.</w:t>
       </w:r>
     </w:p>
     <w:p>
@@ -1150,6 +1970,7 @@
             <w:r/>
             <w:r>
               <w:rPr>
+                <w:rFonts w:ascii="Times New Roman" w:hAnsi="Times New Roman" w:cs="Times New Roman" w:eastAsia="Times New Roman"/>
                 <w:b/>
                 <w:color w:val="1F4E79"/>
                 <w:sz w:val="19"/>
@@ -1170,6 +1991,7 @@
             <w:r/>
             <w:r>
               <w:rPr>
+                <w:rFonts w:ascii="Times New Roman" w:hAnsi="Times New Roman" w:cs="Times New Roman" w:eastAsia="Times New Roman"/>
                 <w:b/>
                 <w:color w:val="1F4E79"/>
                 <w:sz w:val="19"/>
@@ -1190,6 +2012,7 @@
             <w:r/>
             <w:r>
               <w:rPr>
+                <w:rFonts w:ascii="Times New Roman" w:hAnsi="Times New Roman" w:cs="Times New Roman" w:eastAsia="Times New Roman"/>
                 <w:b/>
                 <w:color w:val="1F4E79"/>
                 <w:sz w:val="19"/>
@@ -1210,6 +2033,7 @@
             <w:r/>
             <w:r>
               <w:rPr>
+                <w:rFonts w:ascii="Times New Roman" w:hAnsi="Times New Roman" w:cs="Times New Roman" w:eastAsia="Times New Roman"/>
                 <w:b/>
                 <w:color w:val="1F4E79"/>
                 <w:sz w:val="19"/>
@@ -1231,6 +2055,7 @@
             <w:r/>
             <w:r>
               <w:rPr>
+                <w:rFonts w:ascii="Times New Roman" w:hAnsi="Times New Roman" w:cs="Times New Roman" w:eastAsia="Times New Roman"/>
                 <w:b w:val="0"/>
                 <w:sz w:val="19"/>
               </w:rPr>
@@ -1249,9 +2074,10 @@
             <w:r/>
             <w:r>
               <w:rPr>
+                <w:rFonts w:ascii="Times New Roman" w:hAnsi="Times New Roman" w:cs="Times New Roman" w:eastAsia="Times New Roman"/>
                 <w:sz w:val="19"/>
               </w:rPr>
-              <w:t>1 237 625</w:t>
+              <w:t>1 237 625</w:t>
             </w:r>
           </w:p>
         </w:tc>
@@ -1266,9 +2092,10 @@
             <w:r/>
             <w:r>
               <w:rPr>
+                <w:rFonts w:ascii="Times New Roman" w:hAnsi="Times New Roman" w:cs="Times New Roman" w:eastAsia="Times New Roman"/>
                 <w:sz w:val="19"/>
               </w:rPr>
-              <w:t>1 320 973</w:t>
+              <w:t>1 320 973</w:t>
             </w:r>
           </w:p>
         </w:tc>
@@ -1283,9 +2110,10 @@
             <w:r/>
             <w:r>
               <w:rPr>
+                <w:rFonts w:ascii="Times New Roman" w:hAnsi="Times New Roman" w:cs="Times New Roman" w:eastAsia="Times New Roman"/>
                 <w:sz w:val="19"/>
               </w:rPr>
-              <w:t>2 558 598</w:t>
+              <w:t>2 558 598</w:t>
             </w:r>
           </w:p>
         </w:tc>
@@ -1302,6 +2130,7 @@
             <w:r/>
             <w:r>
               <w:rPr>
+                <w:rFonts w:ascii="Times New Roman" w:hAnsi="Times New Roman" w:cs="Times New Roman" w:eastAsia="Times New Roman"/>
                 <w:b w:val="0"/>
                 <w:sz w:val="19"/>
               </w:rPr>
@@ -1320,9 +2149,10 @@
             <w:r/>
             <w:r>
               <w:rPr>
+                <w:rFonts w:ascii="Times New Roman" w:hAnsi="Times New Roman" w:cs="Times New Roman" w:eastAsia="Times New Roman"/>
                 <w:sz w:val="19"/>
               </w:rPr>
-              <w:t>285 013 446 757 €</w:t>
+              <w:t>285 013 446 757 €</w:t>
             </w:r>
           </w:p>
         </w:tc>
@@ -1337,9 +2167,10 @@
             <w:r/>
             <w:r>
               <w:rPr>
+                <w:rFonts w:ascii="Times New Roman" w:hAnsi="Times New Roman" w:cs="Times New Roman" w:eastAsia="Times New Roman"/>
                 <w:sz w:val="19"/>
               </w:rPr>
-              <w:t>319 901 489 835 €</w:t>
+              <w:t>319 901 489 835 €</w:t>
             </w:r>
           </w:p>
         </w:tc>
@@ -1354,9 +2185,10 @@
             <w:r/>
             <w:r>
               <w:rPr>
+                <w:rFonts w:ascii="Times New Roman" w:hAnsi="Times New Roman" w:cs="Times New Roman" w:eastAsia="Times New Roman"/>
                 <w:sz w:val="19"/>
               </w:rPr>
-              <w:t>604 914 936 592 €</w:t>
+              <w:t>604 914 936 592 €</w:t>
             </w:r>
           </w:p>
         </w:tc>
@@ -1373,6 +2205,7 @@
             <w:r/>
             <w:r>
               <w:rPr>
+                <w:rFonts w:ascii="Times New Roman" w:hAnsi="Times New Roman" w:cs="Times New Roman" w:eastAsia="Times New Roman"/>
                 <w:b w:val="0"/>
                 <w:sz w:val="19"/>
               </w:rPr>
@@ -1391,9 +2224,10 @@
             <w:r/>
             <w:r>
               <w:rPr>
+                <w:rFonts w:ascii="Times New Roman" w:hAnsi="Times New Roman" w:cs="Times New Roman" w:eastAsia="Times New Roman"/>
                 <w:sz w:val="19"/>
               </w:rPr>
-              <w:t>2 156,13 €</w:t>
+              <w:t>2 156,13 €</w:t>
             </w:r>
           </w:p>
         </w:tc>
@@ -1408,9 +2242,10 @@
             <w:r/>
             <w:r>
               <w:rPr>
+                <w:rFonts w:ascii="Times New Roman" w:hAnsi="Times New Roman" w:cs="Times New Roman" w:eastAsia="Times New Roman"/>
                 <w:sz w:val="19"/>
               </w:rPr>
-              <w:t>2 187,23 €</w:t>
+              <w:t>2 187,23 €</w:t>
             </w:r>
           </w:p>
         </w:tc>
@@ -1425,9 +2260,10 @@
             <w:r/>
             <w:r>
               <w:rPr>
+                <w:rFonts w:ascii="Times New Roman" w:hAnsi="Times New Roman" w:cs="Times New Roman" w:eastAsia="Times New Roman"/>
                 <w:sz w:val="19"/>
               </w:rPr>
-              <w:t>2 172,46 €</w:t>
+              <w:t>2 172,46 €</w:t>
             </w:r>
           </w:p>
         </w:tc>
@@ -1444,6 +2280,7 @@
             <w:r/>
             <w:r>
               <w:rPr>
+                <w:rFonts w:ascii="Times New Roman" w:hAnsi="Times New Roman" w:cs="Times New Roman" w:eastAsia="Times New Roman"/>
                 <w:b w:val="0"/>
                 <w:sz w:val="19"/>
               </w:rPr>
@@ -1462,9 +2299,10 @@
             <w:r/>
             <w:r>
               <w:rPr>
+                <w:rFonts w:ascii="Times New Roman" w:hAnsi="Times New Roman" w:cs="Times New Roman" w:eastAsia="Times New Roman"/>
                 <w:sz w:val="19"/>
               </w:rPr>
-              <w:t>3 499 931</w:t>
+              <w:t>3 499 931</w:t>
             </w:r>
           </w:p>
         </w:tc>
@@ -1479,9 +2317,10 @@
             <w:r/>
             <w:r>
               <w:rPr>
+                <w:rFonts w:ascii="Times New Roman" w:hAnsi="Times New Roman" w:cs="Times New Roman" w:eastAsia="Times New Roman"/>
                 <w:sz w:val="19"/>
               </w:rPr>
-              <w:t>3 714 829</w:t>
+              <w:t>3 714 829</w:t>
             </w:r>
           </w:p>
         </w:tc>
@@ -1496,9 +2335,10 @@
             <w:r/>
             <w:r>
               <w:rPr>
+                <w:rFonts w:ascii="Times New Roman" w:hAnsi="Times New Roman" w:cs="Times New Roman" w:eastAsia="Times New Roman"/>
                 <w:sz w:val="19"/>
               </w:rPr>
-              <w:t>7 214 760</w:t>
+              <w:t>7 214 760</w:t>
             </w:r>
           </w:p>
         </w:tc>
@@ -1515,11 +2355,12 @@
       </w:pPr>
       <w:r>
         <w:rPr>
+          <w:rFonts w:ascii="Times New Roman" w:hAnsi="Times New Roman" w:cs="Times New Roman" w:eastAsia="Times New Roman"/>
           <w:b w:val="0"/>
           <w:i w:val="0"/>
           <w:sz w:val="21"/>
         </w:rPr>
-        <w:t>En moyenne, 2,82 lignes décrivent chaque mutation (7 214 760 lignes pour 2 558 598 mutations) : c'est la conséquence directe du §5.</w:t>
+        <w:t>En moyenne, 2,82 lignes décrivent chaque mutation (7 214 760 lignes pour 2 558 598 mutations) : c'est la conséquence directe du §5.</w:t>
       </w:r>
     </w:p>
     <w:p>
@@ -1528,6 +2369,7 @@
       </w:pPr>
       <w:r>
         <w:rPr>
+          <w:rFonts w:ascii="Times New Roman" w:hAnsi="Times New Roman" w:cs="Times New Roman" w:eastAsia="Times New Roman"/>
           <w:b w:val="0"/>
           <w:i w:val="0"/>
           <w:sz w:val="21"/>
@@ -1598,6 +2440,7 @@
       </w:pPr>
       <w:r>
         <w:rPr>
+          <w:rFonts w:ascii="Times New Roman" w:hAnsi="Times New Roman" w:cs="Times New Roman" w:eastAsia="Times New Roman"/>
           <w:i/>
           <w:color w:val="595959"/>
           <w:sz w:val="17"/>
@@ -1611,6 +2454,7 @@
       </w:pPr>
       <w:r>
         <w:rPr>
+          <w:rFonts w:ascii="Times New Roman" w:hAnsi="Times New Roman" w:cs="Times New Roman" w:eastAsia="Times New Roman"/>
           <w:b w:val="0"/>
           <w:i w:val="0"/>
           <w:sz w:val="21"/>
@@ -1625,6 +2469,7 @@
       </w:pPr>
       <w:r>
         <w:rPr>
+          <w:rFonts w:ascii="Times New Roman" w:hAnsi="Times New Roman" w:cs="Times New Roman" w:eastAsia="Times New Roman"/>
           <w:b/>
           <w:sz w:val="21"/>
         </w:rPr>
@@ -1632,6 +2477,7 @@
       </w:r>
       <w:r>
         <w:rPr>
+          <w:rFonts w:ascii="Times New Roman" w:hAnsi="Times New Roman" w:cs="Times New Roman" w:eastAsia="Times New Roman"/>
           <w:b w:val="0"/>
           <w:sz w:val="21"/>
         </w:rPr>
@@ -1645,6 +2491,7 @@
       </w:pPr>
       <w:r>
         <w:rPr>
+          <w:rFonts w:ascii="Times New Roman" w:hAnsi="Times New Roman" w:cs="Times New Roman" w:eastAsia="Times New Roman"/>
           <w:b/>
           <w:sz w:val="21"/>
         </w:rPr>
@@ -1652,6 +2499,7 @@
       </w:r>
       <w:r>
         <w:rPr>
+          <w:rFonts w:ascii="Times New Roman" w:hAnsi="Times New Roman" w:cs="Times New Roman" w:eastAsia="Times New Roman"/>
           <w:b w:val="0"/>
           <w:sz w:val="21"/>
         </w:rPr>
@@ -1693,6 +2541,7 @@
             <w:r/>
             <w:r>
               <w:rPr>
+                <w:rFonts w:ascii="Times New Roman" w:hAnsi="Times New Roman" w:cs="Times New Roman" w:eastAsia="Times New Roman"/>
                 <w:b/>
                 <w:color w:val="1F4E79"/>
                 <w:sz w:val="19"/>
@@ -1713,6 +2562,7 @@
             <w:r/>
             <w:r>
               <w:rPr>
+                <w:rFonts w:ascii="Times New Roman" w:hAnsi="Times New Roman" w:cs="Times New Roman" w:eastAsia="Times New Roman"/>
                 <w:b/>
                 <w:color w:val="1F4E79"/>
                 <w:sz w:val="19"/>
@@ -1733,6 +2583,7 @@
             <w:r/>
             <w:r>
               <w:rPr>
+                <w:rFonts w:ascii="Times New Roman" w:hAnsi="Times New Roman" w:cs="Times New Roman" w:eastAsia="Times New Roman"/>
                 <w:b/>
                 <w:color w:val="1F4E79"/>
                 <w:sz w:val="19"/>
@@ -1753,6 +2604,7 @@
             <w:r/>
             <w:r>
               <w:rPr>
+                <w:rFonts w:ascii="Times New Roman" w:hAnsi="Times New Roman" w:cs="Times New Roman" w:eastAsia="Times New Roman"/>
                 <w:b/>
                 <w:color w:val="1F4E79"/>
                 <w:sz w:val="19"/>
@@ -1773,6 +2625,7 @@
             <w:r/>
             <w:r>
               <w:rPr>
+                <w:rFonts w:ascii="Times New Roman" w:hAnsi="Times New Roman" w:cs="Times New Roman" w:eastAsia="Times New Roman"/>
                 <w:b/>
                 <w:color w:val="1F4E79"/>
                 <w:sz w:val="19"/>
@@ -1794,6 +2647,7 @@
             <w:r/>
             <w:r>
               <w:rPr>
+                <w:rFonts w:ascii="Times New Roman" w:hAnsi="Times New Roman" w:cs="Times New Roman" w:eastAsia="Times New Roman"/>
                 <w:b w:val="0"/>
                 <w:sz w:val="19"/>
               </w:rPr>
@@ -1812,6 +2666,7 @@
             <w:r/>
             <w:r>
               <w:rPr>
+                <w:rFonts w:ascii="Times New Roman" w:hAnsi="Times New Roman" w:cs="Times New Roman" w:eastAsia="Times New Roman"/>
                 <w:sz w:val="19"/>
               </w:rPr>
               <w:t>datawarehouse - analyse détaillée</w:t>
@@ -1829,6 +2684,7 @@
             <w:r/>
             <w:r>
               <w:rPr>
+                <w:rFonts w:ascii="Times New Roman" w:hAnsi="Times New Roman" w:cs="Times New Roman" w:eastAsia="Times New Roman"/>
                 <w:sz w:val="19"/>
               </w:rPr>
               <w:t>1 bien (local) dans 1 mutation</w:t>
@@ -1846,9 +2702,10 @@
             <w:r/>
             <w:r>
               <w:rPr>
+                <w:rFonts w:ascii="Times New Roman" w:hAnsi="Times New Roman" w:cs="Times New Roman" w:eastAsia="Times New Roman"/>
                 <w:sz w:val="19"/>
               </w:rPr>
-              <w:t>7 214 760</w:t>
+              <w:t>7 214 760</w:t>
             </w:r>
           </w:p>
         </w:tc>
@@ -1863,6 +2720,7 @@
             <w:r/>
             <w:r>
               <w:rPr>
+                <w:rFonts w:ascii="Times New Roman" w:hAnsi="Times New Roman" w:cs="Times New Roman" w:eastAsia="Times New Roman"/>
                 <w:sz w:val="19"/>
               </w:rPr>
               <w:t>5</w:t>
@@ -1882,6 +2740,7 @@
             <w:r/>
             <w:r>
               <w:rPr>
+                <w:rFonts w:ascii="Times New Roman" w:hAnsi="Times New Roman" w:cs="Times New Roman" w:eastAsia="Times New Roman"/>
                 <w:b w:val="0"/>
                 <w:sz w:val="19"/>
               </w:rPr>
@@ -1900,6 +2759,7 @@
             <w:r/>
             <w:r>
               <w:rPr>
+                <w:rFonts w:ascii="Times New Roman" w:hAnsi="Times New Roman" w:cs="Times New Roman" w:eastAsia="Times New Roman"/>
                 <w:sz w:val="19"/>
               </w:rPr>
               <w:t>datamart - tableaux de bord par territoire</w:t>
@@ -1917,6 +2777,7 @@
             <w:r/>
             <w:r>
               <w:rPr>
+                <w:rFonts w:ascii="Times New Roman" w:hAnsi="Times New Roman" w:cs="Times New Roman" w:eastAsia="Times New Roman"/>
                 <w:sz w:val="19"/>
               </w:rPr>
               <w:t>1 commune × 1 jour × 1 nature de mutation</w:t>
@@ -1934,9 +2795,10 @@
             <w:r/>
             <w:r>
               <w:rPr>
+                <w:rFonts w:ascii="Times New Roman" w:hAnsi="Times New Roman" w:cs="Times New Roman" w:eastAsia="Times New Roman"/>
                 <w:sz w:val="19"/>
               </w:rPr>
-              <w:t>1 614 973</w:t>
+              <w:t>1 614 973</w:t>
             </w:r>
           </w:p>
         </w:tc>
@@ -1951,6 +2813,7 @@
             <w:r/>
             <w:r>
               <w:rPr>
+                <w:rFonts w:ascii="Times New Roman" w:hAnsi="Times New Roman" w:cs="Times New Roman" w:eastAsia="Times New Roman"/>
                 <w:sz w:val="19"/>
               </w:rPr>
               <w:t>3</w:t>
@@ -1970,6 +2833,7 @@
       </w:pPr>
       <w:r>
         <w:rPr>
+          <w:rFonts w:ascii="Times New Roman" w:hAnsi="Times New Roman" w:cs="Times New Roman" w:eastAsia="Times New Roman"/>
           <w:b w:val="0"/>
           <w:i w:val="0"/>
           <w:sz w:val="21"/>
@@ -2010,6 +2874,7 @@
             <w:r/>
             <w:r>
               <w:rPr>
+                <w:rFonts w:ascii="Times New Roman" w:hAnsi="Times New Roman" w:cs="Times New Roman" w:eastAsia="Times New Roman"/>
                 <w:b/>
                 <w:color w:val="1F4E79"/>
                 <w:sz w:val="19"/>
@@ -2030,6 +2895,7 @@
             <w:r/>
             <w:r>
               <w:rPr>
+                <w:rFonts w:ascii="Times New Roman" w:hAnsi="Times New Roman" w:cs="Times New Roman" w:eastAsia="Times New Roman"/>
                 <w:b/>
                 <w:color w:val="1F4E79"/>
                 <w:sz w:val="19"/>
@@ -2050,6 +2916,7 @@
             <w:r/>
             <w:r>
               <w:rPr>
+                <w:rFonts w:ascii="Times New Roman" w:hAnsi="Times New Roman" w:cs="Times New Roman" w:eastAsia="Times New Roman"/>
                 <w:b/>
                 <w:color w:val="1F4E79"/>
                 <w:sz w:val="19"/>
@@ -2071,6 +2938,7 @@
             <w:r/>
             <w:r>
               <w:rPr>
+                <w:rFonts w:ascii="Times New Roman" w:hAnsi="Times New Roman" w:cs="Times New Roman" w:eastAsia="Times New Roman"/>
                 <w:b w:val="0"/>
                 <w:sz w:val="19"/>
               </w:rPr>
@@ -2089,6 +2957,7 @@
             <w:r/>
             <w:r>
               <w:rPr>
+                <w:rFonts w:ascii="Times New Roman" w:hAnsi="Times New Roman" w:cs="Times New Roman" w:eastAsia="Times New Roman"/>
                 <w:sz w:val="19"/>
               </w:rPr>
               <w:t>calendrier reconstruit : date, année, trimestre, mois, jour de semaine</w:t>
@@ -2106,6 +2975,7 @@
             <w:r/>
             <w:r>
               <w:rPr>
+                <w:rFonts w:ascii="Times New Roman" w:hAnsi="Times New Roman" w:cs="Times New Roman" w:eastAsia="Times New Roman"/>
                 <w:sz w:val="19"/>
               </w:rPr>
               <w:t>724</w:t>
@@ -2125,6 +2995,7 @@
             <w:r/>
             <w:r>
               <w:rPr>
+                <w:rFonts w:ascii="Times New Roman" w:hAnsi="Times New Roman" w:cs="Times New Roman" w:eastAsia="Times New Roman"/>
                 <w:b w:val="0"/>
                 <w:sz w:val="19"/>
               </w:rPr>
@@ -2143,6 +3014,7 @@
             <w:r/>
             <w:r>
               <w:rPr>
+                <w:rFonts w:ascii="Times New Roman" w:hAnsi="Times New Roman" w:cs="Times New Roman" w:eastAsia="Times New Roman"/>
                 <w:sz w:val="19"/>
               </w:rPr>
               <w:t>commune, code INSEE reconstruit, code postal, département</w:t>
@@ -2160,9 +3032,10 @@
             <w:r/>
             <w:r>
               <w:rPr>
+                <w:rFonts w:ascii="Times New Roman" w:hAnsi="Times New Roman" w:cs="Times New Roman" w:eastAsia="Times New Roman"/>
                 <w:sz w:val="19"/>
               </w:rPr>
-              <w:t>33 218</w:t>
+              <w:t>33 218</w:t>
             </w:r>
           </w:p>
         </w:tc>
@@ -2179,6 +3052,7 @@
             <w:r/>
             <w:r>
               <w:rPr>
+                <w:rFonts w:ascii="Times New Roman" w:hAnsi="Times New Roman" w:cs="Times New Roman" w:eastAsia="Times New Roman"/>
                 <w:b w:val="0"/>
                 <w:sz w:val="19"/>
               </w:rPr>
@@ -2197,6 +3071,7 @@
             <w:r/>
             <w:r>
               <w:rPr>
+                <w:rFonts w:ascii="Times New Roman" w:hAnsi="Times New Roman" w:cs="Times New Roman" w:eastAsia="Times New Roman"/>
                 <w:sz w:val="19"/>
               </w:rPr>
               <w:t>départements présents dans les données, enrichis (nom, région)</w:t>
@@ -2214,6 +3089,7 @@
             <w:r/>
             <w:r>
               <w:rPr>
+                <w:rFonts w:ascii="Times New Roman" w:hAnsi="Times New Roman" w:cs="Times New Roman" w:eastAsia="Times New Roman"/>
                 <w:sz w:val="19"/>
               </w:rPr>
               <w:t>97</w:t>
@@ -2233,6 +3109,7 @@
             <w:r/>
             <w:r>
               <w:rPr>
+                <w:rFonts w:ascii="Times New Roman" w:hAnsi="Times New Roman" w:cs="Times New Roman" w:eastAsia="Times New Roman"/>
                 <w:b w:val="0"/>
                 <w:sz w:val="19"/>
               </w:rPr>
@@ -2251,6 +3128,7 @@
             <w:r/>
             <w:r>
               <w:rPr>
+                <w:rFonts w:ascii="Times New Roman" w:hAnsi="Times New Roman" w:cs="Times New Roman" w:eastAsia="Times New Roman"/>
                 <w:sz w:val="19"/>
               </w:rPr>
               <w:t>régions de rattachement (nom)</w:t>
@@ -2268,6 +3146,7 @@
             <w:r/>
             <w:r>
               <w:rPr>
+                <w:rFonts w:ascii="Times New Roman" w:hAnsi="Times New Roman" w:cs="Times New Roman" w:eastAsia="Times New Roman"/>
                 <w:sz w:val="19"/>
               </w:rPr>
               <w:t>17</w:t>
@@ -2287,6 +3166,7 @@
             <w:r/>
             <w:r>
               <w:rPr>
+                <w:rFonts w:ascii="Times New Roman" w:hAnsi="Times New Roman" w:cs="Times New Roman" w:eastAsia="Times New Roman"/>
                 <w:b w:val="0"/>
                 <w:sz w:val="19"/>
               </w:rPr>
@@ -2305,6 +3185,7 @@
             <w:r/>
             <w:r>
               <w:rPr>
+                <w:rFonts w:ascii="Times New Roman" w:hAnsi="Times New Roman" w:cs="Times New Roman" w:eastAsia="Times New Roman"/>
                 <w:sz w:val="19"/>
               </w:rPr>
               <w:t>Vente, Échange, Adjudication, Expropriation…</w:t>
@@ -2322,6 +3203,7 @@
             <w:r/>
             <w:r>
               <w:rPr>
+                <w:rFonts w:ascii="Times New Roman" w:hAnsi="Times New Roman" w:cs="Times New Roman" w:eastAsia="Times New Roman"/>
                 <w:sz w:val="19"/>
               </w:rPr>
               <w:t>6</w:t>
@@ -2341,6 +3223,7 @@
             <w:r/>
             <w:r>
               <w:rPr>
+                <w:rFonts w:ascii="Times New Roman" w:hAnsi="Times New Roman" w:cs="Times New Roman" w:eastAsia="Times New Roman"/>
                 <w:b w:val="0"/>
                 <w:sz w:val="19"/>
               </w:rPr>
@@ -2359,6 +3242,7 @@
             <w:r/>
             <w:r>
               <w:rPr>
+                <w:rFonts w:ascii="Times New Roman" w:hAnsi="Times New Roman" w:cs="Times New Roman" w:eastAsia="Times New Roman"/>
                 <w:sz w:val="19"/>
               </w:rPr>
               <w:t>Maison, Appartement, Dépendance, Local industriel/commercial, non renseigné</w:t>
@@ -2376,6 +3260,7 @@
             <w:r/>
             <w:r>
               <w:rPr>
+                <w:rFonts w:ascii="Times New Roman" w:hAnsi="Times New Roman" w:cs="Times New Roman" w:eastAsia="Times New Roman"/>
                 <w:sz w:val="19"/>
               </w:rPr>
               <w:t>5</w:t>
@@ -2395,6 +3280,7 @@
             <w:r/>
             <w:r>
               <w:rPr>
+                <w:rFonts w:ascii="Times New Roman" w:hAnsi="Times New Roman" w:cs="Times New Roman" w:eastAsia="Times New Roman"/>
                 <w:b w:val="0"/>
                 <w:sz w:val="19"/>
               </w:rPr>
@@ -2413,6 +3299,7 @@
             <w:r/>
             <w:r>
               <w:rPr>
+                <w:rFonts w:ascii="Times New Roman" w:hAnsi="Times New Roman" w:cs="Times New Roman" w:eastAsia="Times New Roman"/>
                 <w:sz w:val="19"/>
               </w:rPr>
               <w:t>catégorie de local (table de référence)</w:t>
@@ -2430,6 +3317,7 @@
             <w:r/>
             <w:r>
               <w:rPr>
+                <w:rFonts w:ascii="Times New Roman" w:hAnsi="Times New Roman" w:cs="Times New Roman" w:eastAsia="Times New Roman"/>
                 <w:sz w:val="19"/>
               </w:rPr>
               <w:t>5</w:t>
@@ -2449,6 +3337,7 @@
             <w:r/>
             <w:r>
               <w:rPr>
+                <w:rFonts w:ascii="Times New Roman" w:hAnsi="Times New Roman" w:cs="Times New Roman" w:eastAsia="Times New Roman"/>
                 <w:b w:val="0"/>
                 <w:sz w:val="19"/>
               </w:rPr>
@@ -2467,6 +3356,7 @@
             <w:r/>
             <w:r>
               <w:rPr>
+                <w:rFonts w:ascii="Times New Roman" w:hAnsi="Times New Roman" w:cs="Times New Roman" w:eastAsia="Times New Roman"/>
                 <w:sz w:val="19"/>
               </w:rPr>
               <w:t>nature de culture / nature de terrain</w:t>
@@ -2484,6 +3374,7 @@
             <w:r/>
             <w:r>
               <w:rPr>
+                <w:rFonts w:ascii="Times New Roman" w:hAnsi="Times New Roman" w:cs="Times New Roman" w:eastAsia="Times New Roman"/>
                 <w:sz w:val="19"/>
               </w:rPr>
               <w:t>246</w:t>
@@ -2531,6 +3422,7 @@
             <w:r/>
             <w:r>
               <w:rPr>
+                <w:rFonts w:ascii="Times New Roman" w:hAnsi="Times New Roman" w:cs="Times New Roman" w:eastAsia="Times New Roman"/>
                 <w:b/>
                 <w:color w:val="1F4E79"/>
                 <w:sz w:val="18"/>
@@ -2551,6 +3443,7 @@
             <w:r/>
             <w:r>
               <w:rPr>
+                <w:rFonts w:ascii="Times New Roman" w:hAnsi="Times New Roman" w:cs="Times New Roman" w:eastAsia="Times New Roman"/>
                 <w:b/>
                 <w:color w:val="1F4E79"/>
                 <w:sz w:val="18"/>
@@ -2571,6 +3464,7 @@
             <w:r/>
             <w:r>
               <w:rPr>
+                <w:rFonts w:ascii="Times New Roman" w:hAnsi="Times New Roman" w:cs="Times New Roman" w:eastAsia="Times New Roman"/>
                 <w:b/>
                 <w:color w:val="1F4E79"/>
                 <w:sz w:val="18"/>
@@ -2591,6 +3485,7 @@
             <w:r/>
             <w:r>
               <w:rPr>
+                <w:rFonts w:ascii="Times New Roman" w:hAnsi="Times New Roman" w:cs="Times New Roman" w:eastAsia="Times New Roman"/>
                 <w:b/>
                 <w:color w:val="1F4E79"/>
                 <w:sz w:val="18"/>
@@ -2612,6 +3507,7 @@
             <w:r/>
             <w:r>
               <w:rPr>
+                <w:rFonts w:ascii="Times New Roman" w:hAnsi="Times New Roman" w:cs="Times New Roman" w:eastAsia="Times New Roman"/>
                 <w:b w:val="0"/>
                 <w:sz w:val="17"/>
               </w:rPr>
@@ -2630,6 +3526,7 @@
             <w:r/>
             <w:r>
               <w:rPr>
+                <w:rFonts w:ascii="Times New Roman" w:hAnsi="Times New Roman" w:cs="Times New Roman" w:eastAsia="Times New Roman"/>
                 <w:sz w:val="17"/>
               </w:rPr>
               <w:t>fait_mutation</w:t>
@@ -2647,6 +3544,7 @@
             <w:r/>
             <w:r>
               <w:rPr>
+                <w:rFonts w:ascii="Times New Roman" w:hAnsi="Times New Roman" w:cs="Times New Roman" w:eastAsia="Times New Roman"/>
                 <w:sz w:val="17"/>
               </w:rPr>
               <w:t>dim_temps</w:t>
@@ -2664,6 +3562,7 @@
             <w:r/>
             <w:r>
               <w:rPr>
+                <w:rFonts w:ascii="Times New Roman" w:hAnsi="Times New Roman" w:cs="Times New Roman" w:eastAsia="Times New Roman"/>
                 <w:sz w:val="17"/>
               </w:rPr>
               <w:t>cle_temps</w:t>
@@ -2683,6 +3582,7 @@
             <w:r/>
             <w:r>
               <w:rPr>
+                <w:rFonts w:ascii="Times New Roman" w:hAnsi="Times New Roman" w:cs="Times New Roman" w:eastAsia="Times New Roman"/>
                 <w:b w:val="0"/>
                 <w:sz w:val="17"/>
               </w:rPr>
@@ -2701,6 +3601,7 @@
             <w:r/>
             <w:r>
               <w:rPr>
+                <w:rFonts w:ascii="Times New Roman" w:hAnsi="Times New Roman" w:cs="Times New Roman" w:eastAsia="Times New Roman"/>
                 <w:sz w:val="17"/>
               </w:rPr>
               <w:t>fait_mutation</w:t>
@@ -2718,6 +3619,7 @@
             <w:r/>
             <w:r>
               <w:rPr>
+                <w:rFonts w:ascii="Times New Roman" w:hAnsi="Times New Roman" w:cs="Times New Roman" w:eastAsia="Times New Roman"/>
                 <w:sz w:val="17"/>
               </w:rPr>
               <w:t>dim_commune</w:t>
@@ -2735,6 +3637,7 @@
             <w:r/>
             <w:r>
               <w:rPr>
+                <w:rFonts w:ascii="Times New Roman" w:hAnsi="Times New Roman" w:cs="Times New Roman" w:eastAsia="Times New Roman"/>
                 <w:sz w:val="17"/>
               </w:rPr>
               <w:t>cle_commune</w:t>
@@ -2754,6 +3657,7 @@
             <w:r/>
             <w:r>
               <w:rPr>
+                <w:rFonts w:ascii="Times New Roman" w:hAnsi="Times New Roman" w:cs="Times New Roman" w:eastAsia="Times New Roman"/>
                 <w:b w:val="0"/>
                 <w:sz w:val="17"/>
               </w:rPr>
@@ -2772,6 +3676,7 @@
             <w:r/>
             <w:r>
               <w:rPr>
+                <w:rFonts w:ascii="Times New Roman" w:hAnsi="Times New Roman" w:cs="Times New Roman" w:eastAsia="Times New Roman"/>
                 <w:sz w:val="17"/>
               </w:rPr>
               <w:t>fait_mutation</w:t>
@@ -2789,6 +3694,7 @@
             <w:r/>
             <w:r>
               <w:rPr>
+                <w:rFonts w:ascii="Times New Roman" w:hAnsi="Times New Roman" w:cs="Times New Roman" w:eastAsia="Times New Roman"/>
                 <w:sz w:val="17"/>
               </w:rPr>
               <w:t>dim_nature_mutation</w:t>
@@ -2806,6 +3712,7 @@
             <w:r/>
             <w:r>
               <w:rPr>
+                <w:rFonts w:ascii="Times New Roman" w:hAnsi="Times New Roman" w:cs="Times New Roman" w:eastAsia="Times New Roman"/>
                 <w:sz w:val="17"/>
               </w:rPr>
               <w:t>cle_nature_mutation</w:t>
@@ -2825,6 +3732,7 @@
             <w:r/>
             <w:r>
               <w:rPr>
+                <w:rFonts w:ascii="Times New Roman" w:hAnsi="Times New Roman" w:cs="Times New Roman" w:eastAsia="Times New Roman"/>
                 <w:b w:val="0"/>
                 <w:sz w:val="17"/>
               </w:rPr>
@@ -2843,6 +3751,7 @@
             <w:r/>
             <w:r>
               <w:rPr>
+                <w:rFonts w:ascii="Times New Roman" w:hAnsi="Times New Roman" w:cs="Times New Roman" w:eastAsia="Times New Roman"/>
                 <w:sz w:val="17"/>
               </w:rPr>
               <w:t>fait_mutation</w:t>
@@ -2860,6 +3769,7 @@
             <w:r/>
             <w:r>
               <w:rPr>
+                <w:rFonts w:ascii="Times New Roman" w:hAnsi="Times New Roman" w:cs="Times New Roman" w:eastAsia="Times New Roman"/>
                 <w:sz w:val="17"/>
               </w:rPr>
               <w:t>dim_type_local</w:t>
@@ -2877,6 +3787,7 @@
             <w:r/>
             <w:r>
               <w:rPr>
+                <w:rFonts w:ascii="Times New Roman" w:hAnsi="Times New Roman" w:cs="Times New Roman" w:eastAsia="Times New Roman"/>
                 <w:sz w:val="17"/>
               </w:rPr>
               <w:t>cle_type_local</w:t>
@@ -2896,6 +3807,7 @@
             <w:r/>
             <w:r>
               <w:rPr>
+                <w:rFonts w:ascii="Times New Roman" w:hAnsi="Times New Roman" w:cs="Times New Roman" w:eastAsia="Times New Roman"/>
                 <w:b w:val="0"/>
                 <w:sz w:val="17"/>
               </w:rPr>
@@ -2914,6 +3826,7 @@
             <w:r/>
             <w:r>
               <w:rPr>
+                <w:rFonts w:ascii="Times New Roman" w:hAnsi="Times New Roman" w:cs="Times New Roman" w:eastAsia="Times New Roman"/>
                 <w:sz w:val="17"/>
               </w:rPr>
               <w:t>fait_mutation</w:t>
@@ -2931,6 +3844,7 @@
             <w:r/>
             <w:r>
               <w:rPr>
+                <w:rFonts w:ascii="Times New Roman" w:hAnsi="Times New Roman" w:cs="Times New Roman" w:eastAsia="Times New Roman"/>
                 <w:sz w:val="17"/>
               </w:rPr>
               <w:t>dim_nature_culture</w:t>
@@ -2948,6 +3862,7 @@
             <w:r/>
             <w:r>
               <w:rPr>
+                <w:rFonts w:ascii="Times New Roman" w:hAnsi="Times New Roman" w:cs="Times New Roman" w:eastAsia="Times New Roman"/>
                 <w:sz w:val="17"/>
               </w:rPr>
               <w:t>cle_nature_culture</w:t>
@@ -2967,6 +3882,7 @@
             <w:r/>
             <w:r>
               <w:rPr>
+                <w:rFonts w:ascii="Times New Roman" w:hAnsi="Times New Roman" w:cs="Times New Roman" w:eastAsia="Times New Roman"/>
                 <w:b w:val="0"/>
                 <w:sz w:val="17"/>
               </w:rPr>
@@ -2985,6 +3901,7 @@
             <w:r/>
             <w:r>
               <w:rPr>
+                <w:rFonts w:ascii="Times New Roman" w:hAnsi="Times New Roman" w:cs="Times New Roman" w:eastAsia="Times New Roman"/>
                 <w:sz w:val="17"/>
               </w:rPr>
               <w:t>fait_marche_agrege</w:t>
@@ -3002,6 +3919,7 @@
             <w:r/>
             <w:r>
               <w:rPr>
+                <w:rFonts w:ascii="Times New Roman" w:hAnsi="Times New Roman" w:cs="Times New Roman" w:eastAsia="Times New Roman"/>
                 <w:sz w:val="17"/>
               </w:rPr>
               <w:t>dim_temps</w:t>
@@ -3019,6 +3937,7 @@
             <w:r/>
             <w:r>
               <w:rPr>
+                <w:rFonts w:ascii="Times New Roman" w:hAnsi="Times New Roman" w:cs="Times New Roman" w:eastAsia="Times New Roman"/>
                 <w:sz w:val="17"/>
               </w:rPr>
               <w:t>cle_temps</w:t>
@@ -3038,6 +3957,7 @@
             <w:r/>
             <w:r>
               <w:rPr>
+                <w:rFonts w:ascii="Times New Roman" w:hAnsi="Times New Roman" w:cs="Times New Roman" w:eastAsia="Times New Roman"/>
                 <w:b w:val="0"/>
                 <w:sz w:val="17"/>
               </w:rPr>
@@ -3056,6 +3976,7 @@
             <w:r/>
             <w:r>
               <w:rPr>
+                <w:rFonts w:ascii="Times New Roman" w:hAnsi="Times New Roman" w:cs="Times New Roman" w:eastAsia="Times New Roman"/>
                 <w:sz w:val="17"/>
               </w:rPr>
               <w:t>fait_marche_agrege</w:t>
@@ -3073,6 +3994,7 @@
             <w:r/>
             <w:r>
               <w:rPr>
+                <w:rFonts w:ascii="Times New Roman" w:hAnsi="Times New Roman" w:cs="Times New Roman" w:eastAsia="Times New Roman"/>
                 <w:sz w:val="17"/>
               </w:rPr>
               <w:t>dim_commune</w:t>
@@ -3090,6 +4012,7 @@
             <w:r/>
             <w:r>
               <w:rPr>
+                <w:rFonts w:ascii="Times New Roman" w:hAnsi="Times New Roman" w:cs="Times New Roman" w:eastAsia="Times New Roman"/>
                 <w:sz w:val="17"/>
               </w:rPr>
               <w:t>cle_commune</w:t>
@@ -3109,6 +4032,7 @@
             <w:r/>
             <w:r>
               <w:rPr>
+                <w:rFonts w:ascii="Times New Roman" w:hAnsi="Times New Roman" w:cs="Times New Roman" w:eastAsia="Times New Roman"/>
                 <w:b w:val="0"/>
                 <w:sz w:val="17"/>
               </w:rPr>
@@ -3127,6 +4051,7 @@
             <w:r/>
             <w:r>
               <w:rPr>
+                <w:rFonts w:ascii="Times New Roman" w:hAnsi="Times New Roman" w:cs="Times New Roman" w:eastAsia="Times New Roman"/>
                 <w:sz w:val="17"/>
               </w:rPr>
               <w:t>fait_marche_agrege</w:t>
@@ -3144,6 +4069,7 @@
             <w:r/>
             <w:r>
               <w:rPr>
+                <w:rFonts w:ascii="Times New Roman" w:hAnsi="Times New Roman" w:cs="Times New Roman" w:eastAsia="Times New Roman"/>
                 <w:sz w:val="17"/>
               </w:rPr>
               <w:t>dim_nature_mutation</w:t>
@@ -3161,6 +4087,7 @@
             <w:r/>
             <w:r>
               <w:rPr>
+                <w:rFonts w:ascii="Times New Roman" w:hAnsi="Times New Roman" w:cs="Times New Roman" w:eastAsia="Times New Roman"/>
                 <w:sz w:val="17"/>
               </w:rPr>
               <w:t>cle_nature_mutation</w:t>
@@ -3180,6 +4107,7 @@
             <w:r/>
             <w:r>
               <w:rPr>
+                <w:rFonts w:ascii="Times New Roman" w:hAnsi="Times New Roman" w:cs="Times New Roman" w:eastAsia="Times New Roman"/>
                 <w:b w:val="0"/>
                 <w:sz w:val="17"/>
               </w:rPr>
@@ -3198,6 +4126,7 @@
             <w:r/>
             <w:r>
               <w:rPr>
+                <w:rFonts w:ascii="Times New Roman" w:hAnsi="Times New Roman" w:cs="Times New Roman" w:eastAsia="Times New Roman"/>
                 <w:sz w:val="17"/>
               </w:rPr>
               <w:t>dim_commune</w:t>
@@ -3215,6 +4144,7 @@
             <w:r/>
             <w:r>
               <w:rPr>
+                <w:rFonts w:ascii="Times New Roman" w:hAnsi="Times New Roman" w:cs="Times New Roman" w:eastAsia="Times New Roman"/>
                 <w:sz w:val="17"/>
               </w:rPr>
               <w:t>dim_departement</w:t>
@@ -3232,6 +4162,7 @@
             <w:r/>
             <w:r>
               <w:rPr>
+                <w:rFonts w:ascii="Times New Roman" w:hAnsi="Times New Roman" w:cs="Times New Roman" w:eastAsia="Times New Roman"/>
                 <w:sz w:val="17"/>
               </w:rPr>
               <w:t>code_departement</w:t>
@@ -3251,6 +4182,7 @@
             <w:r/>
             <w:r>
               <w:rPr>
+                <w:rFonts w:ascii="Times New Roman" w:hAnsi="Times New Roman" w:cs="Times New Roman" w:eastAsia="Times New Roman"/>
                 <w:b w:val="0"/>
                 <w:sz w:val="17"/>
               </w:rPr>
@@ -3269,6 +4201,7 @@
             <w:r/>
             <w:r>
               <w:rPr>
+                <w:rFonts w:ascii="Times New Roman" w:hAnsi="Times New Roman" w:cs="Times New Roman" w:eastAsia="Times New Roman"/>
                 <w:sz w:val="17"/>
               </w:rPr>
               <w:t>dim_departement</w:t>
@@ -3286,6 +4219,7 @@
             <w:r/>
             <w:r>
               <w:rPr>
+                <w:rFonts w:ascii="Times New Roman" w:hAnsi="Times New Roman" w:cs="Times New Roman" w:eastAsia="Times New Roman"/>
                 <w:sz w:val="17"/>
               </w:rPr>
               <w:t>dim_region</w:t>
@@ -3303,6 +4237,7 @@
             <w:r/>
             <w:r>
               <w:rPr>
+                <w:rFonts w:ascii="Times New Roman" w:hAnsi="Times New Roman" w:cs="Times New Roman" w:eastAsia="Times New Roman"/>
                 <w:sz w:val="17"/>
               </w:rPr>
               <w:t>cle_region</w:t>
@@ -3322,6 +4257,7 @@
             <w:r/>
             <w:r>
               <w:rPr>
+                <w:rFonts w:ascii="Times New Roman" w:hAnsi="Times New Roman" w:cs="Times New Roman" w:eastAsia="Times New Roman"/>
                 <w:b w:val="0"/>
                 <w:sz w:val="17"/>
               </w:rPr>
@@ -3340,6 +4276,7 @@
             <w:r/>
             <w:r>
               <w:rPr>
+                <w:rFonts w:ascii="Times New Roman" w:hAnsi="Times New Roman" w:cs="Times New Roman" w:eastAsia="Times New Roman"/>
                 <w:sz w:val="17"/>
               </w:rPr>
               <w:t>dim_type_local</w:t>
@@ -3357,6 +4294,7 @@
             <w:r/>
             <w:r>
               <w:rPr>
+                <w:rFonts w:ascii="Times New Roman" w:hAnsi="Times New Roman" w:cs="Times New Roman" w:eastAsia="Times New Roman"/>
                 <w:sz w:val="17"/>
               </w:rPr>
               <w:t>dim_categorie_local</w:t>
@@ -3374,6 +4312,7 @@
             <w:r/>
             <w:r>
               <w:rPr>
+                <w:rFonts w:ascii="Times New Roman" w:hAnsi="Times New Roman" w:cs="Times New Roman" w:eastAsia="Times New Roman"/>
                 <w:sz w:val="17"/>
               </w:rPr>
               <w:t>cle_categorie_local</w:t>
@@ -3409,6 +4348,7 @@
       </w:pPr>
       <w:r>
         <w:rPr>
+          <w:rFonts w:ascii="Times New Roman" w:hAnsi="Times New Roman" w:cs="Times New Roman" w:eastAsia="Times New Roman"/>
           <w:b w:val="0"/>
           <w:i w:val="0"/>
           <w:sz w:val="21"/>
@@ -3423,6 +4363,7 @@
       </w:pPr>
       <w:r>
         <w:rPr>
+          <w:rFonts w:ascii="Times New Roman" w:hAnsi="Times New Roman" w:cs="Times New Roman" w:eastAsia="Times New Roman"/>
           <w:b w:val="0"/>
           <w:sz w:val="21"/>
         </w:rPr>
@@ -3436,6 +4377,7 @@
       </w:pPr>
       <w:r>
         <w:rPr>
+          <w:rFonts w:ascii="Times New Roman" w:hAnsi="Times New Roman" w:cs="Times New Roman" w:eastAsia="Times New Roman"/>
           <w:b w:val="0"/>
           <w:sz w:val="21"/>
         </w:rPr>
@@ -3449,6 +4391,7 @@
       </w:pPr>
       <w:r>
         <w:rPr>
+          <w:rFonts w:ascii="Times New Roman" w:hAnsi="Times New Roman" w:cs="Times New Roman" w:eastAsia="Times New Roman"/>
           <w:b w:val="0"/>
           <w:sz w:val="21"/>
         </w:rPr>
@@ -3462,6 +4405,7 @@
       </w:pPr>
       <w:r>
         <w:rPr>
+          <w:rFonts w:ascii="Times New Roman" w:hAnsi="Times New Roman" w:cs="Times New Roman" w:eastAsia="Times New Roman"/>
           <w:b w:val="0"/>
           <w:sz w:val="21"/>
         </w:rPr>
@@ -3474,6 +4418,7 @@
       </w:pPr>
       <w:r>
         <w:rPr>
+          <w:rFonts w:ascii="Times New Roman" w:hAnsi="Times New Roman" w:cs="Times New Roman" w:eastAsia="Times New Roman"/>
           <w:b w:val="0"/>
           <w:i w:val="0"/>
           <w:sz w:val="21"/>
@@ -3495,6 +4440,7 @@
       </w:pPr>
       <w:r>
         <w:rPr>
+          <w:rFonts w:ascii="Times New Roman" w:hAnsi="Times New Roman" w:cs="Times New Roman" w:eastAsia="Times New Roman"/>
           <w:b w:val="0"/>
           <w:i w:val="0"/>
           <w:sz w:val="21"/>
@@ -3527,6 +4473,7 @@
             <w:r/>
             <w:r>
               <w:rPr>
+                <w:rFonts w:ascii="Times New Roman" w:hAnsi="Times New Roman" w:cs="Times New Roman" w:eastAsia="Times New Roman"/>
                 <w:b/>
                 <w:color w:val="1F4E79"/>
                 <w:sz w:val="18"/>
@@ -3547,6 +4494,7 @@
             <w:r/>
             <w:r>
               <w:rPr>
+                <w:rFonts w:ascii="Times New Roman" w:hAnsi="Times New Roman" w:cs="Times New Roman" w:eastAsia="Times New Roman"/>
                 <w:b/>
                 <w:color w:val="1F4E79"/>
                 <w:sz w:val="18"/>
@@ -3567,6 +4515,7 @@
             <w:r/>
             <w:r>
               <w:rPr>
+                <w:rFonts w:ascii="Times New Roman" w:hAnsi="Times New Roman" w:cs="Times New Roman" w:eastAsia="Times New Roman"/>
                 <w:b/>
                 <w:color w:val="1F4E79"/>
                 <w:sz w:val="18"/>
@@ -3588,6 +4537,7 @@
             <w:r/>
             <w:r>
               <w:rPr>
+                <w:rFonts w:ascii="Times New Roman" w:hAnsi="Times New Roman" w:cs="Times New Roman" w:eastAsia="Times New Roman"/>
                 <w:b w:val="0"/>
                 <w:sz w:val="17"/>
               </w:rPr>
@@ -3606,6 +4556,7 @@
             <w:r/>
             <w:r>
               <w:rPr>
+                <w:rFonts w:ascii="Times New Roman" w:hAnsi="Times New Roman" w:cs="Times New Roman" w:eastAsia="Times New Roman"/>
                 <w:sz w:val="17"/>
               </w:rPr>
               <w:t>Séparation d'une table en plusieurs</w:t>
@@ -3623,6 +4574,7 @@
             <w:r/>
             <w:r>
               <w:rPr>
+                <w:rFonts w:ascii="Times New Roman" w:hAnsi="Times New Roman" w:cs="Times New Roman" w:eastAsia="Times New Roman"/>
                 <w:sz w:val="17"/>
               </w:rPr>
               <w:t>DVF_Brut (43 colonnes) alimente 1 table de faits détaillée et les dimensions via Table.SelectColumns</w:t>
@@ -3642,6 +4594,7 @@
             <w:r/>
             <w:r>
               <w:rPr>
+                <w:rFonts w:ascii="Times New Roman" w:hAnsi="Times New Roman" w:cs="Times New Roman" w:eastAsia="Times New Roman"/>
                 <w:b w:val="0"/>
                 <w:sz w:val="17"/>
               </w:rPr>
@@ -3660,6 +4613,7 @@
             <w:r/>
             <w:r>
               <w:rPr>
+                <w:rFonts w:ascii="Times New Roman" w:hAnsi="Times New Roman" w:cs="Times New Roman" w:eastAsia="Times New Roman"/>
                 <w:sz w:val="17"/>
               </w:rPr>
               <w:t>Colonnes calculées</w:t>
@@ -3677,6 +4631,7 @@
             <w:r/>
             <w:r>
               <w:rPr>
+                <w:rFonts w:ascii="Times New Roman" w:hAnsi="Times New Roman" w:cs="Times New Roman" w:eastAsia="Times New Roman"/>
                 <w:sz w:val="17"/>
               </w:rPr>
               <w:t>cle_temps, annee, trimestre, mois, jour_semaine (q_dim_temps) ; cle_commune ; cle_nature_culture ; cle_categorie_local ; cle_mutation ; prix_moyen_m2 (q_fait_agrege)</w:t>
@@ -3696,6 +4651,7 @@
             <w:r/>
             <w:r>
               <w:rPr>
+                <w:rFonts w:ascii="Times New Roman" w:hAnsi="Times New Roman" w:cs="Times New Roman" w:eastAsia="Times New Roman"/>
                 <w:b w:val="0"/>
                 <w:sz w:val="17"/>
               </w:rPr>
@@ -3714,6 +4670,7 @@
             <w:r/>
             <w:r>
               <w:rPr>
+                <w:rFonts w:ascii="Times New Roman" w:hAnsi="Times New Roman" w:cs="Times New Roman" w:eastAsia="Times New Roman"/>
                 <w:sz w:val="17"/>
               </w:rPr>
               <w:t>Modification de clé</w:t>
@@ -3731,6 +4688,7 @@
             <w:r/>
             <w:r>
               <w:rPr>
+                <w:rFonts w:ascii="Times New Roman" w:hAnsi="Times New Roman" w:cs="Times New Roman" w:eastAsia="Times New Roman"/>
                 <w:sz w:val="17"/>
               </w:rPr>
               <w:t>reconstruction des codes INSEE et postaux à zéros de tête (Text.PadStart) ; création des clés de substitution cle_temps, cle_commune, cle_departement, cle_region, cle_type_local, cle_nature_culture, cle_mutation</w:t>
@@ -3750,6 +4708,7 @@
             <w:r/>
             <w:r>
               <w:rPr>
+                <w:rFonts w:ascii="Times New Roman" w:hAnsi="Times New Roman" w:cs="Times New Roman" w:eastAsia="Times New Roman"/>
                 <w:b w:val="0"/>
                 <w:sz w:val="17"/>
               </w:rPr>
@@ -3768,6 +4727,7 @@
             <w:r/>
             <w:r>
               <w:rPr>
+                <w:rFonts w:ascii="Times New Roman" w:hAnsi="Times New Roman" w:cs="Times New Roman" w:eastAsia="Times New Roman"/>
                 <w:sz w:val="17"/>
               </w:rPr>
               <w:t>Dédoublonnage</w:t>
@@ -3785,6 +4745,7 @@
             <w:r/>
             <w:r>
               <w:rPr>
+                <w:rFonts w:ascii="Times New Roman" w:hAnsi="Times New Roman" w:cs="Times New Roman" w:eastAsia="Times New Roman"/>
                 <w:sz w:val="17"/>
               </w:rPr>
               <w:t>Table.Distinct sur chaque dimension et sur les clés pour garantir l'unicité du côté « 1 » (cle_commune, cle_nature_culture, cle_mutation)</w:t>
@@ -3804,6 +4765,7 @@
             <w:r/>
             <w:r>
               <w:rPr>
+                <w:rFonts w:ascii="Times New Roman" w:hAnsi="Times New Roman" w:cs="Times New Roman" w:eastAsia="Times New Roman"/>
                 <w:b w:val="0"/>
                 <w:sz w:val="17"/>
               </w:rPr>
@@ -3822,6 +4784,7 @@
             <w:r/>
             <w:r>
               <w:rPr>
+                <w:rFonts w:ascii="Times New Roman" w:hAnsi="Times New Roman" w:cs="Times New Roman" w:eastAsia="Times New Roman"/>
                 <w:sz w:val="17"/>
               </w:rPr>
               <w:t>Agrégation</w:t>
@@ -3839,6 +4802,7 @@
             <w:r/>
             <w:r>
               <w:rPr>
+                <w:rFonts w:ascii="Times New Roman" w:hAnsi="Times New Roman" w:cs="Times New Roman" w:eastAsia="Times New Roman"/>
                 <w:sz w:val="17"/>
               </w:rPr>
               <w:t>q_fait_agrege : Table.Group par cle_temps + cle_commune + cle_nature_mutation (nombre de mutations, valeur totale, surface bâtie, prix moyen au m²)</w:t>
@@ -3858,6 +4822,7 @@
             <w:r/>
             <w:r>
               <w:rPr>
+                <w:rFonts w:ascii="Times New Roman" w:hAnsi="Times New Roman" w:cs="Times New Roman" w:eastAsia="Times New Roman"/>
                 <w:b w:val="0"/>
                 <w:sz w:val="17"/>
               </w:rPr>
@@ -3876,6 +4841,7 @@
             <w:r/>
             <w:r>
               <w:rPr>
+                <w:rFonts w:ascii="Times New Roman" w:hAnsi="Times New Roman" w:cs="Times New Roman" w:eastAsia="Times New Roman"/>
                 <w:sz w:val="17"/>
               </w:rPr>
               <w:t>Fusion de référentiels (merge)</w:t>
@@ -3893,6 +4859,7 @@
             <w:r/>
             <w:r>
               <w:rPr>
+                <w:rFonts w:ascii="Times New Roman" w:hAnsi="Times New Roman" w:cs="Times New Roman" w:eastAsia="Times New Roman"/>
                 <w:sz w:val="17"/>
               </w:rPr>
               <w:t>q_dim_departement fusionne q_ref_departement (nom du département, région) ; q_dim_region fusionne q_ref_region (libellé des régions)</w:t>
@@ -3939,6 +4906,7 @@
             <w:r/>
             <w:r>
               <w:rPr>
+                <w:rFonts w:ascii="Times New Roman" w:hAnsi="Times New Roman" w:cs="Times New Roman" w:eastAsia="Times New Roman"/>
                 <w:b/>
                 <w:color w:val="1F4E79"/>
                 <w:sz w:val="18"/>
@@ -3959,6 +4927,7 @@
             <w:r/>
             <w:r>
               <w:rPr>
+                <w:rFonts w:ascii="Times New Roman" w:hAnsi="Times New Roman" w:cs="Times New Roman" w:eastAsia="Times New Roman"/>
                 <w:b/>
                 <w:color w:val="1F4E79"/>
                 <w:sz w:val="18"/>
@@ -3979,6 +4948,7 @@
             <w:r/>
             <w:r>
               <w:rPr>
+                <w:rFonts w:ascii="Times New Roman" w:hAnsi="Times New Roman" w:cs="Times New Roman" w:eastAsia="Times New Roman"/>
                 <w:b/>
                 <w:color w:val="1F4E79"/>
                 <w:sz w:val="18"/>
@@ -4000,6 +4970,7 @@
             <w:r/>
             <w:r>
               <w:rPr>
+                <w:rFonts w:ascii="Times New Roman" w:hAnsi="Times New Roman" w:cs="Times New Roman" w:eastAsia="Times New Roman"/>
                 <w:b w:val="0"/>
                 <w:sz w:val="17"/>
               </w:rPr>
@@ -4018,6 +4989,7 @@
             <w:r/>
             <w:r>
               <w:rPr>
+                <w:rFonts w:ascii="Times New Roman" w:hAnsi="Times New Roman" w:cs="Times New Roman" w:eastAsia="Times New Roman"/>
                 <w:sz w:val="17"/>
               </w:rPr>
               <w:t>lecture des fichiers des années retenues, renommage, typage, reconstruction des zéros de tête</w:t>
@@ -4035,9 +5007,10 @@
             <w:r/>
             <w:r>
               <w:rPr>
+                <w:rFonts w:ascii="Times New Roman" w:hAnsi="Times New Roman" w:cs="Times New Roman" w:eastAsia="Times New Roman"/>
                 <w:sz w:val="17"/>
               </w:rPr>
-              <w:t>7 214 760</w:t>
+              <w:t>7 214 760</w:t>
             </w:r>
           </w:p>
         </w:tc>
@@ -4054,6 +5027,7 @@
             <w:r/>
             <w:r>
               <w:rPr>
+                <w:rFonts w:ascii="Times New Roman" w:hAnsi="Times New Roman" w:cs="Times New Roman" w:eastAsia="Times New Roman"/>
                 <w:b w:val="0"/>
                 <w:sz w:val="17"/>
               </w:rPr>
@@ -4072,6 +5046,7 @@
             <w:r/>
             <w:r>
               <w:rPr>
+                <w:rFonts w:ascii="Times New Roman" w:hAnsi="Times New Roman" w:cs="Times New Roman" w:eastAsia="Times New Roman"/>
                 <w:sz w:val="17"/>
               </w:rPr>
               <w:t>table de faits détaillée : construction de cle_mutation et des 5 clés étrangères</w:t>
@@ -4089,9 +5064,10 @@
             <w:r/>
             <w:r>
               <w:rPr>
+                <w:rFonts w:ascii="Times New Roman" w:hAnsi="Times New Roman" w:cs="Times New Roman" w:eastAsia="Times New Roman"/>
                 <w:sz w:val="17"/>
               </w:rPr>
-              <w:t>7 214 760</w:t>
+              <w:t>7 214 760</w:t>
             </w:r>
           </w:p>
         </w:tc>
@@ -4108,6 +5084,7 @@
             <w:r/>
             <w:r>
               <w:rPr>
+                <w:rFonts w:ascii="Times New Roman" w:hAnsi="Times New Roman" w:cs="Times New Roman" w:eastAsia="Times New Roman"/>
                 <w:b w:val="0"/>
                 <w:sz w:val="17"/>
               </w:rPr>
@@ -4126,6 +5103,7 @@
             <w:r/>
             <w:r>
               <w:rPr>
+                <w:rFonts w:ascii="Times New Roman" w:hAnsi="Times New Roman" w:cs="Times New Roman" w:eastAsia="Times New Roman"/>
                 <w:sz w:val="17"/>
               </w:rPr>
               <w:t>table de faits agrégée (datamart)</w:t>
@@ -4143,9 +5121,10 @@
             <w:r/>
             <w:r>
               <w:rPr>
+                <w:rFonts w:ascii="Times New Roman" w:hAnsi="Times New Roman" w:cs="Times New Roman" w:eastAsia="Times New Roman"/>
                 <w:sz w:val="17"/>
               </w:rPr>
-              <w:t>1 614 973</w:t>
+              <w:t>1 614 973</w:t>
             </w:r>
           </w:p>
         </w:tc>
@@ -4162,6 +5141,7 @@
             <w:r/>
             <w:r>
               <w:rPr>
+                <w:rFonts w:ascii="Times New Roman" w:hAnsi="Times New Roman" w:cs="Times New Roman" w:eastAsia="Times New Roman"/>
                 <w:b w:val="0"/>
                 <w:sz w:val="17"/>
               </w:rPr>
@@ -4180,6 +5160,7 @@
             <w:r/>
             <w:r>
               <w:rPr>
+                <w:rFonts w:ascii="Times New Roman" w:hAnsi="Times New Roman" w:cs="Times New Roman" w:eastAsia="Times New Roman"/>
                 <w:sz w:val="17"/>
               </w:rPr>
               <w:t>calendrier</w:t>
@@ -4197,6 +5178,7 @@
             <w:r/>
             <w:r>
               <w:rPr>
+                <w:rFonts w:ascii="Times New Roman" w:hAnsi="Times New Roman" w:cs="Times New Roman" w:eastAsia="Times New Roman"/>
                 <w:sz w:val="17"/>
               </w:rPr>
               <w:t>724</w:t>
@@ -4216,6 +5198,7 @@
             <w:r/>
             <w:r>
               <w:rPr>
+                <w:rFonts w:ascii="Times New Roman" w:hAnsi="Times New Roman" w:cs="Times New Roman" w:eastAsia="Times New Roman"/>
                 <w:b w:val="0"/>
                 <w:sz w:val="17"/>
               </w:rPr>
@@ -4234,6 +5217,7 @@
             <w:r/>
             <w:r>
               <w:rPr>
+                <w:rFonts w:ascii="Times New Roman" w:hAnsi="Times New Roman" w:cs="Times New Roman" w:eastAsia="Times New Roman"/>
                 <w:sz w:val="17"/>
               </w:rPr>
               <w:t>communes</w:t>
@@ -4251,9 +5235,10 @@
             <w:r/>
             <w:r>
               <w:rPr>
+                <w:rFonts w:ascii="Times New Roman" w:hAnsi="Times New Roman" w:cs="Times New Roman" w:eastAsia="Times New Roman"/>
                 <w:sz w:val="17"/>
               </w:rPr>
-              <w:t>33 218</w:t>
+              <w:t>33 218</w:t>
             </w:r>
           </w:p>
         </w:tc>
@@ -4270,6 +5255,7 @@
             <w:r/>
             <w:r>
               <w:rPr>
+                <w:rFonts w:ascii="Times New Roman" w:hAnsi="Times New Roman" w:cs="Times New Roman" w:eastAsia="Times New Roman"/>
                 <w:b w:val="0"/>
                 <w:sz w:val="17"/>
               </w:rPr>
@@ -4288,6 +5274,7 @@
             <w:r/>
             <w:r>
               <w:rPr>
+                <w:rFonts w:ascii="Times New Roman" w:hAnsi="Times New Roman" w:cs="Times New Roman" w:eastAsia="Times New Roman"/>
                 <w:sz w:val="17"/>
               </w:rPr>
               <w:t>départements enrichis par q_ref_departement</w:t>
@@ -4305,6 +5292,7 @@
             <w:r/>
             <w:r>
               <w:rPr>
+                <w:rFonts w:ascii="Times New Roman" w:hAnsi="Times New Roman" w:cs="Times New Roman" w:eastAsia="Times New Roman"/>
                 <w:sz w:val="17"/>
               </w:rPr>
               <w:t>97</w:t>
@@ -4324,6 +5312,7 @@
             <w:r/>
             <w:r>
               <w:rPr>
+                <w:rFonts w:ascii="Times New Roman" w:hAnsi="Times New Roman" w:cs="Times New Roman" w:eastAsia="Times New Roman"/>
                 <w:b w:val="0"/>
                 <w:sz w:val="17"/>
               </w:rPr>
@@ -4342,6 +5331,7 @@
             <w:r/>
             <w:r>
               <w:rPr>
+                <w:rFonts w:ascii="Times New Roman" w:hAnsi="Times New Roman" w:cs="Times New Roman" w:eastAsia="Times New Roman"/>
                 <w:sz w:val="17"/>
               </w:rPr>
               <w:t>régions enrichies par q_ref_region</w:t>
@@ -4359,6 +5349,7 @@
             <w:r/>
             <w:r>
               <w:rPr>
+                <w:rFonts w:ascii="Times New Roman" w:hAnsi="Times New Roman" w:cs="Times New Roman" w:eastAsia="Times New Roman"/>
                 <w:sz w:val="17"/>
               </w:rPr>
               <w:t>17</w:t>
@@ -4378,6 +5369,7 @@
             <w:r/>
             <w:r>
               <w:rPr>
+                <w:rFonts w:ascii="Times New Roman" w:hAnsi="Times New Roman" w:cs="Times New Roman" w:eastAsia="Times New Roman"/>
                 <w:b w:val="0"/>
                 <w:sz w:val="17"/>
               </w:rPr>
@@ -4396,6 +5388,7 @@
             <w:r/>
             <w:r>
               <w:rPr>
+                <w:rFonts w:ascii="Times New Roman" w:hAnsi="Times New Roman" w:cs="Times New Roman" w:eastAsia="Times New Roman"/>
                 <w:sz w:val="17"/>
               </w:rPr>
               <w:t>natures de mutation</w:t>
@@ -4413,6 +5406,7 @@
             <w:r/>
             <w:r>
               <w:rPr>
+                <w:rFonts w:ascii="Times New Roman" w:hAnsi="Times New Roman" w:cs="Times New Roman" w:eastAsia="Times New Roman"/>
                 <w:sz w:val="17"/>
               </w:rPr>
               <w:t>6</w:t>
@@ -4432,6 +5426,7 @@
             <w:r/>
             <w:r>
               <w:rPr>
+                <w:rFonts w:ascii="Times New Roman" w:hAnsi="Times New Roman" w:cs="Times New Roman" w:eastAsia="Times New Roman"/>
                 <w:b w:val="0"/>
                 <w:sz w:val="17"/>
               </w:rPr>
@@ -4450,6 +5445,7 @@
             <w:r/>
             <w:r>
               <w:rPr>
+                <w:rFonts w:ascii="Times New Roman" w:hAnsi="Times New Roman" w:cs="Times New Roman" w:eastAsia="Times New Roman"/>
                 <w:sz w:val="17"/>
               </w:rPr>
               <w:t>types de local</w:t>
@@ -4467,6 +5463,7 @@
             <w:r/>
             <w:r>
               <w:rPr>
+                <w:rFonts w:ascii="Times New Roman" w:hAnsi="Times New Roman" w:cs="Times New Roman" w:eastAsia="Times New Roman"/>
                 <w:sz w:val="17"/>
               </w:rPr>
               <w:t>5</w:t>
@@ -4486,6 +5483,7 @@
             <w:r/>
             <w:r>
               <w:rPr>
+                <w:rFonts w:ascii="Times New Roman" w:hAnsi="Times New Roman" w:cs="Times New Roman" w:eastAsia="Times New Roman"/>
                 <w:b w:val="0"/>
                 <w:sz w:val="17"/>
               </w:rPr>
@@ -4504,6 +5502,7 @@
             <w:r/>
             <w:r>
               <w:rPr>
+                <w:rFonts w:ascii="Times New Roman" w:hAnsi="Times New Roman" w:cs="Times New Roman" w:eastAsia="Times New Roman"/>
                 <w:sz w:val="17"/>
               </w:rPr>
               <w:t>catégories de local</w:t>
@@ -4521,6 +5520,7 @@
             <w:r/>
             <w:r>
               <w:rPr>
+                <w:rFonts w:ascii="Times New Roman" w:hAnsi="Times New Roman" w:cs="Times New Roman" w:eastAsia="Times New Roman"/>
                 <w:sz w:val="17"/>
               </w:rPr>
               <w:t>5</w:t>
@@ -4540,6 +5540,7 @@
             <w:r/>
             <w:r>
               <w:rPr>
+                <w:rFonts w:ascii="Times New Roman" w:hAnsi="Times New Roman" w:cs="Times New Roman" w:eastAsia="Times New Roman"/>
                 <w:b w:val="0"/>
                 <w:sz w:val="17"/>
               </w:rPr>
@@ -4558,6 +5559,7 @@
             <w:r/>
             <w:r>
               <w:rPr>
+                <w:rFonts w:ascii="Times New Roman" w:hAnsi="Times New Roman" w:cs="Times New Roman" w:eastAsia="Times New Roman"/>
                 <w:sz w:val="17"/>
               </w:rPr>
               <w:t>natures de culture</w:t>
@@ -4575,6 +5577,7 @@
             <w:r/>
             <w:r>
               <w:rPr>
+                <w:rFonts w:ascii="Times New Roman" w:hAnsi="Times New Roman" w:cs="Times New Roman" w:eastAsia="Times New Roman"/>
                 <w:sz w:val="17"/>
               </w:rPr>
               <w:t>246</w:t>
@@ -4594,6 +5597,7 @@
             <w:r/>
             <w:r>
               <w:rPr>
+                <w:rFonts w:ascii="Times New Roman" w:hAnsi="Times New Roman" w:cs="Times New Roman" w:eastAsia="Times New Roman"/>
                 <w:b w:val="0"/>
                 <w:sz w:val="17"/>
               </w:rPr>
@@ -4612,6 +5616,7 @@
             <w:r/>
             <w:r>
               <w:rPr>
+                <w:rFonts w:ascii="Times New Roman" w:hAnsi="Times New Roman" w:cs="Times New Roman" w:eastAsia="Times New Roman"/>
                 <w:sz w:val="17"/>
               </w:rPr>
               <w:t>référentiel des 101 départements (nom + région), table écrite en M, non chargée</w:t>
@@ -4629,6 +5634,7 @@
             <w:r/>
             <w:r>
               <w:rPr>
+                <w:rFonts w:ascii="Times New Roman" w:hAnsi="Times New Roman" w:cs="Times New Roman" w:eastAsia="Times New Roman"/>
                 <w:sz w:val="17"/>
               </w:rPr>
               <w:t>101</w:t>
@@ -4648,6 +5654,7 @@
             <w:r/>
             <w:r>
               <w:rPr>
+                <w:rFonts w:ascii="Times New Roman" w:hAnsi="Times New Roman" w:cs="Times New Roman" w:eastAsia="Times New Roman"/>
                 <w:b w:val="0"/>
                 <w:sz w:val="17"/>
               </w:rPr>
@@ -4666,6 +5673,7 @@
             <w:r/>
             <w:r>
               <w:rPr>
+                <w:rFonts w:ascii="Times New Roman" w:hAnsi="Times New Roman" w:cs="Times New Roman" w:eastAsia="Times New Roman"/>
                 <w:sz w:val="17"/>
               </w:rPr>
               <w:t>référentiel des 18 régions, table écrite en M, non chargée</w:t>
@@ -4683,6 +5691,7 @@
             <w:r/>
             <w:r>
               <w:rPr>
+                <w:rFonts w:ascii="Times New Roman" w:hAnsi="Times New Roman" w:cs="Times New Roman" w:eastAsia="Times New Roman"/>
                 <w:sz w:val="17"/>
               </w:rPr>
               <w:t>18</w:t>
@@ -4702,6 +5711,7 @@
       </w:pPr>
       <w:r>
         <w:rPr>
+          <w:rFonts w:ascii="Times New Roman" w:hAnsi="Times New Roman" w:cs="Times New Roman" w:eastAsia="Times New Roman"/>
           <w:b w:val="0"/>
           <w:i/>
           <w:sz w:val="21"/>
@@ -4723,6 +5733,7 @@
       </w:pPr>
       <w:r>
         <w:rPr>
+          <w:rFonts w:ascii="Times New Roman" w:hAnsi="Times New Roman" w:cs="Times New Roman" w:eastAsia="Times New Roman"/>
           <w:b w:val="0"/>
           <w:i w:val="0"/>
           <w:sz w:val="21"/>
@@ -4736,6 +5747,7 @@
       </w:pPr>
       <w:r>
         <w:rPr>
+          <w:rFonts w:ascii="Times New Roman" w:hAnsi="Times New Roman" w:cs="Times New Roman" w:eastAsia="Times New Roman"/>
           <w:b/>
           <w:i w:val="0"/>
           <w:sz w:val="21"/>
@@ -4744,11 +5756,12 @@
       </w:r>
       <w:r>
         <w:rPr>
+          <w:rFonts w:ascii="Times New Roman" w:hAnsi="Times New Roman" w:cs="Times New Roman" w:eastAsia="Times New Roman"/>
           <w:b w:val="0"/>
           <w:i w:val="0"/>
           <w:sz w:val="21"/>
         </w:rPr>
-        <w:t>la somme brute de la colonne valeur_fonciere donne 6 075 010 413 359 €, soit environ 10 fois la réalité. La valeur correcte, obtenue en ne comptant la valeur qu'une fois par mutation, est de 604 914 936 592 €.</w:t>
+        <w:t>la somme brute de la colonne valeur_fonciere donne 6 075 010 413 359 €, soit environ 10 fois la réalité. La valeur correcte, obtenue en ne comptant la valeur qu'une fois par mutation, est de 604 914 936 592 €.</w:t>
       </w:r>
     </w:p>
     <w:p>
@@ -4757,6 +5770,7 @@
       </w:pPr>
       <w:r>
         <w:rPr>
+          <w:rFonts w:ascii="Times New Roman" w:hAnsi="Times New Roman" w:cs="Times New Roman" w:eastAsia="Times New Roman"/>
           <w:b w:val="0"/>
           <w:i w:val="0"/>
           <w:sz w:val="21"/>
@@ -4772,9 +5786,9 @@
       </w:pPr>
       <w:r>
         <w:rPr>
-          <w:rFonts w:ascii="Consolas" w:hAnsi="Consolas"/>
+          <w:rFonts w:ascii="Times New Roman" w:hAnsi="Times New Roman" w:cs="Times New Roman" w:eastAsia="Times New Roman"/>
           <w:color w:val="202020"/>
-          <w:sz w:val="18"/>
+          <w:sz w:val="20"/>
         </w:rPr>
         <w:t>Nombre de mutations = DISTINCTCOUNT ( fait_mutation[cle_mutation] )</w:t>
       </w:r>
@@ -4787,9 +5801,9 @@
       </w:pPr>
       <w:r>
         <w:rPr>
-          <w:rFonts w:ascii="Consolas" w:hAnsi="Consolas"/>
+          <w:rFonts w:ascii="Times New Roman" w:hAnsi="Times New Roman" w:cs="Times New Roman" w:eastAsia="Times New Roman"/>
           <w:color w:val="202020"/>
-          <w:sz w:val="18"/>
+          <w:sz w:val="20"/>
         </w:rPr>
       </w:r>
     </w:p>
@@ -4801,9 +5815,9 @@
       </w:pPr>
       <w:r>
         <w:rPr>
-          <w:rFonts w:ascii="Consolas" w:hAnsi="Consolas"/>
+          <w:rFonts w:ascii="Times New Roman" w:hAnsi="Times New Roman" w:cs="Times New Roman" w:eastAsia="Times New Roman"/>
           <w:color w:val="202020"/>
-          <w:sz w:val="18"/>
+          <w:sz w:val="20"/>
         </w:rPr>
         <w:t>Valeur fonciere totale =</w:t>
       </w:r>
@@ -4816,9 +5830,9 @@
       </w:pPr>
       <w:r>
         <w:rPr>
-          <w:rFonts w:ascii="Consolas" w:hAnsi="Consolas"/>
+          <w:rFonts w:ascii="Times New Roman" w:hAnsi="Times New Roman" w:cs="Times New Roman" w:eastAsia="Times New Roman"/>
           <w:color w:val="202020"/>
-          <w:sz w:val="18"/>
+          <w:sz w:val="20"/>
         </w:rPr>
         <w:t xml:space="preserve">    SUMX (</w:t>
       </w:r>
@@ -4831,9 +5845,9 @@
       </w:pPr>
       <w:r>
         <w:rPr>
-          <w:rFonts w:ascii="Consolas" w:hAnsi="Consolas"/>
+          <w:rFonts w:ascii="Times New Roman" w:hAnsi="Times New Roman" w:cs="Times New Roman" w:eastAsia="Times New Roman"/>
           <w:color w:val="202020"/>
-          <w:sz w:val="18"/>
+          <w:sz w:val="20"/>
         </w:rPr>
         <w:t xml:space="preserve">        VALUES ( fait_mutation[cle_mutation] ),</w:t>
       </w:r>
@@ -4846,9 +5860,9 @@
       </w:pPr>
       <w:r>
         <w:rPr>
-          <w:rFonts w:ascii="Consolas" w:hAnsi="Consolas"/>
+          <w:rFonts w:ascii="Times New Roman" w:hAnsi="Times New Roman" w:cs="Times New Roman" w:eastAsia="Times New Roman"/>
           <w:color w:val="202020"/>
-          <w:sz w:val="18"/>
+          <w:sz w:val="20"/>
         </w:rPr>
         <w:t xml:space="preserve">        CALCULATE ( AVERAGE ( fait_mutation[valeur_fonciere] ) )</w:t>
       </w:r>
@@ -4861,9 +5875,9 @@
       </w:pPr>
       <w:r>
         <w:rPr>
-          <w:rFonts w:ascii="Consolas" w:hAnsi="Consolas"/>
+          <w:rFonts w:ascii="Times New Roman" w:hAnsi="Times New Roman" w:cs="Times New Roman" w:eastAsia="Times New Roman"/>
           <w:color w:val="202020"/>
-          <w:sz w:val="18"/>
+          <w:sz w:val="20"/>
         </w:rPr>
         <w:t xml:space="preserve">    )</w:t>
       </w:r>
@@ -4876,9 +5890,9 @@
       </w:pPr>
       <w:r>
         <w:rPr>
-          <w:rFonts w:ascii="Consolas" w:hAnsi="Consolas"/>
+          <w:rFonts w:ascii="Times New Roman" w:hAnsi="Times New Roman" w:cs="Times New Roman" w:eastAsia="Times New Roman"/>
           <w:color w:val="202020"/>
-          <w:sz w:val="18"/>
+          <w:sz w:val="20"/>
         </w:rPr>
       </w:r>
     </w:p>
@@ -4890,9 +5904,9 @@
       </w:pPr>
       <w:r>
         <w:rPr>
-          <w:rFonts w:ascii="Consolas" w:hAnsi="Consolas"/>
+          <w:rFonts w:ascii="Times New Roman" w:hAnsi="Times New Roman" w:cs="Times New Roman" w:eastAsia="Times New Roman"/>
           <w:color w:val="202020"/>
-          <w:sz w:val="18"/>
+          <w:sz w:val="20"/>
         </w:rPr>
         <w:t>Valeur fonciere moyenne = DIVIDE ( [Valeur fonciere totale], [Nombre de mutations] )</w:t>
       </w:r>
@@ -4905,9 +5919,9 @@
       </w:pPr>
       <w:r>
         <w:rPr>
-          <w:rFonts w:ascii="Consolas" w:hAnsi="Consolas"/>
+          <w:rFonts w:ascii="Times New Roman" w:hAnsi="Times New Roman" w:cs="Times New Roman" w:eastAsia="Times New Roman"/>
           <w:color w:val="202020"/>
-          <w:sz w:val="18"/>
+          <w:sz w:val="20"/>
         </w:rPr>
         <w:t>Prix moyen m2         = DIVIDE ( [Valeur fonciere totale], [Surface batie totale] )</w:t>
       </w:r>
@@ -4923,6 +5937,7 @@
       </w:pPr>
       <w:r>
         <w:rPr>
+          <w:rFonts w:ascii="Times New Roman" w:hAnsi="Times New Roman" w:cs="Times New Roman" w:eastAsia="Times New Roman"/>
           <w:b w:val="0"/>
           <w:i/>
           <w:sz w:val="21"/>
@@ -4936,6 +5951,7 @@
       </w:pPr>
       <w:r>
         <w:rPr>
+          <w:rFonts w:ascii="Times New Roman" w:hAnsi="Times New Roman" w:cs="Times New Roman" w:eastAsia="Times New Roman"/>
           <w:b w:val="0"/>
           <w:i w:val="0"/>
           <w:sz w:val="21"/>
@@ -4976,6 +5992,7 @@
             <w:r/>
             <w:r>
               <w:rPr>
+                <w:rFonts w:ascii="Times New Roman" w:hAnsi="Times New Roman" w:cs="Times New Roman" w:eastAsia="Times New Roman"/>
                 <w:b/>
                 <w:color w:val="1F4E79"/>
                 <w:sz w:val="18"/>
@@ -4996,6 +6013,7 @@
             <w:r/>
             <w:r>
               <w:rPr>
+                <w:rFonts w:ascii="Times New Roman" w:hAnsi="Times New Roman" w:cs="Times New Roman" w:eastAsia="Times New Roman"/>
                 <w:b/>
                 <w:color w:val="1F4E79"/>
                 <w:sz w:val="18"/>
@@ -5016,6 +6034,7 @@
             <w:r/>
             <w:r>
               <w:rPr>
+                <w:rFonts w:ascii="Times New Roman" w:hAnsi="Times New Roman" w:cs="Times New Roman" w:eastAsia="Times New Roman"/>
                 <w:b/>
                 <w:color w:val="1F4E79"/>
                 <w:sz w:val="18"/>
@@ -5037,6 +6056,7 @@
             <w:r/>
             <w:r>
               <w:rPr>
+                <w:rFonts w:ascii="Times New Roman" w:hAnsi="Times New Roman" w:cs="Times New Roman" w:eastAsia="Times New Roman"/>
                 <w:b w:val="0"/>
                 <w:sz w:val="17"/>
               </w:rPr>
@@ -5055,6 +6075,7 @@
             <w:r/>
             <w:r>
               <w:rPr>
+                <w:rFonts w:ascii="Times New Roman" w:hAnsi="Times New Roman" w:cs="Times New Roman" w:eastAsia="Times New Roman"/>
                 <w:sz w:val="17"/>
               </w:rPr>
               <w:t>fait_mutation</w:t>
@@ -5072,6 +6093,7 @@
             <w:r/>
             <w:r>
               <w:rPr>
+                <w:rFonts w:ascii="Times New Roman" w:hAnsi="Times New Roman" w:cs="Times New Roman" w:eastAsia="Times New Roman"/>
                 <w:sz w:val="17"/>
               </w:rPr>
               <w:t>DISTINCTCOUNT(cle_mutation) - 2 558 598</w:t>
@@ -5091,6 +6113,7 @@
             <w:r/>
             <w:r>
               <w:rPr>
+                <w:rFonts w:ascii="Times New Roman" w:hAnsi="Times New Roman" w:cs="Times New Roman" w:eastAsia="Times New Roman"/>
                 <w:b w:val="0"/>
                 <w:sz w:val="17"/>
               </w:rPr>
@@ -5109,6 +6132,7 @@
             <w:r/>
             <w:r>
               <w:rPr>
+                <w:rFonts w:ascii="Times New Roman" w:hAnsi="Times New Roman" w:cs="Times New Roman" w:eastAsia="Times New Roman"/>
                 <w:sz w:val="17"/>
               </w:rPr>
               <w:t>fait_mutation</w:t>
@@ -5126,6 +6150,7 @@
             <w:r/>
             <w:r>
               <w:rPr>
+                <w:rFonts w:ascii="Times New Roman" w:hAnsi="Times New Roman" w:cs="Times New Roman" w:eastAsia="Times New Roman"/>
                 <w:sz w:val="17"/>
               </w:rPr>
               <w:t>SUMX(VALUES(cle_mutation), CALCULATE(AVERAGE(valeur_fonciere)))</w:t>
@@ -5145,6 +6170,7 @@
             <w:r/>
             <w:r>
               <w:rPr>
+                <w:rFonts w:ascii="Times New Roman" w:hAnsi="Times New Roman" w:cs="Times New Roman" w:eastAsia="Times New Roman"/>
                 <w:b w:val="0"/>
                 <w:sz w:val="17"/>
               </w:rPr>
@@ -5163,6 +6189,7 @@
             <w:r/>
             <w:r>
               <w:rPr>
+                <w:rFonts w:ascii="Times New Roman" w:hAnsi="Times New Roman" w:cs="Times New Roman" w:eastAsia="Times New Roman"/>
                 <w:sz w:val="17"/>
               </w:rPr>
               <w:t>fait_mutation</w:t>
@@ -5180,6 +6207,7 @@
             <w:r/>
             <w:r>
               <w:rPr>
+                <w:rFonts w:ascii="Times New Roman" w:hAnsi="Times New Roman" w:cs="Times New Roman" w:eastAsia="Times New Roman"/>
                 <w:sz w:val="17"/>
               </w:rPr>
               <w:t>DIVIDE([Valeur fonciere totale], [Nombre de mutations])</w:t>
@@ -5199,6 +6227,7 @@
             <w:r/>
             <w:r>
               <w:rPr>
+                <w:rFonts w:ascii="Times New Roman" w:hAnsi="Times New Roman" w:cs="Times New Roman" w:eastAsia="Times New Roman"/>
                 <w:b w:val="0"/>
                 <w:sz w:val="17"/>
               </w:rPr>
@@ -5217,6 +6246,7 @@
             <w:r/>
             <w:r>
               <w:rPr>
+                <w:rFonts w:ascii="Times New Roman" w:hAnsi="Times New Roman" w:cs="Times New Roman" w:eastAsia="Times New Roman"/>
                 <w:sz w:val="17"/>
               </w:rPr>
               <w:t>fait_mutation</w:t>
@@ -5234,6 +6264,7 @@
             <w:r/>
             <w:r>
               <w:rPr>
+                <w:rFonts w:ascii="Times New Roman" w:hAnsi="Times New Roman" w:cs="Times New Roman" w:eastAsia="Times New Roman"/>
                 <w:sz w:val="17"/>
               </w:rPr>
               <w:t>SUM(surface_reelle_bati)</w:t>
@@ -5253,6 +6284,7 @@
             <w:r/>
             <w:r>
               <w:rPr>
+                <w:rFonts w:ascii="Times New Roman" w:hAnsi="Times New Roman" w:cs="Times New Roman" w:eastAsia="Times New Roman"/>
                 <w:b w:val="0"/>
                 <w:sz w:val="17"/>
               </w:rPr>
@@ -5271,6 +6303,7 @@
             <w:r/>
             <w:r>
               <w:rPr>
+                <w:rFonts w:ascii="Times New Roman" w:hAnsi="Times New Roman" w:cs="Times New Roman" w:eastAsia="Times New Roman"/>
                 <w:sz w:val="17"/>
               </w:rPr>
               <w:t>fait_mutation</w:t>
@@ -5288,6 +6321,7 @@
             <w:r/>
             <w:r>
               <w:rPr>
+                <w:rFonts w:ascii="Times New Roman" w:hAnsi="Times New Roman" w:cs="Times New Roman" w:eastAsia="Times New Roman"/>
                 <w:sz w:val="17"/>
               </w:rPr>
               <w:t>SUM(surface_terrain)</w:t>
@@ -5307,6 +6341,7 @@
             <w:r/>
             <w:r>
               <w:rPr>
+                <w:rFonts w:ascii="Times New Roman" w:hAnsi="Times New Roman" w:cs="Times New Roman" w:eastAsia="Times New Roman"/>
                 <w:b w:val="0"/>
                 <w:sz w:val="17"/>
               </w:rPr>
@@ -5325,6 +6360,7 @@
             <w:r/>
             <w:r>
               <w:rPr>
+                <w:rFonts w:ascii="Times New Roman" w:hAnsi="Times New Roman" w:cs="Times New Roman" w:eastAsia="Times New Roman"/>
                 <w:sz w:val="17"/>
               </w:rPr>
               <w:t>fait_mutation</w:t>
@@ -5342,6 +6378,7 @@
             <w:r/>
             <w:r>
               <w:rPr>
+                <w:rFonts w:ascii="Times New Roman" w:hAnsi="Times New Roman" w:cs="Times New Roman" w:eastAsia="Times New Roman"/>
                 <w:sz w:val="17"/>
               </w:rPr>
               <w:t>COUNTROWS(fait_mutation)</w:t>
@@ -5361,6 +6398,7 @@
             <w:r/>
             <w:r>
               <w:rPr>
+                <w:rFonts w:ascii="Times New Roman" w:hAnsi="Times New Roman" w:cs="Times New Roman" w:eastAsia="Times New Roman"/>
                 <w:b w:val="0"/>
                 <w:sz w:val="17"/>
               </w:rPr>
@@ -5379,6 +6417,7 @@
             <w:r/>
             <w:r>
               <w:rPr>
+                <w:rFonts w:ascii="Times New Roman" w:hAnsi="Times New Roman" w:cs="Times New Roman" w:eastAsia="Times New Roman"/>
                 <w:sz w:val="17"/>
               </w:rPr>
               <w:t>fait_mutation</w:t>
@@ -5396,6 +6435,7 @@
             <w:r/>
             <w:r>
               <w:rPr>
+                <w:rFonts w:ascii="Times New Roman" w:hAnsi="Times New Roman" w:cs="Times New Roman" w:eastAsia="Times New Roman"/>
                 <w:sz w:val="17"/>
               </w:rPr>
               <w:t>DIVIDE([Valeur fonciere totale], [Surface batie totale])</w:t>
@@ -5415,6 +6455,7 @@
             <w:r/>
             <w:r>
               <w:rPr>
+                <w:rFonts w:ascii="Times New Roman" w:hAnsi="Times New Roman" w:cs="Times New Roman" w:eastAsia="Times New Roman"/>
                 <w:b w:val="0"/>
                 <w:sz w:val="17"/>
               </w:rPr>
@@ -5433,6 +6474,7 @@
             <w:r/>
             <w:r>
               <w:rPr>
+                <w:rFonts w:ascii="Times New Roman" w:hAnsi="Times New Roman" w:cs="Times New Roman" w:eastAsia="Times New Roman"/>
                 <w:sz w:val="17"/>
               </w:rPr>
               <w:t>fait_mutation</w:t>
@@ -5450,6 +6492,7 @@
             <w:r/>
             <w:r>
               <w:rPr>
+                <w:rFonts w:ascii="Times New Roman" w:hAnsi="Times New Roman" w:cs="Times New Roman" w:eastAsia="Times New Roman"/>
                 <w:sz w:val="17"/>
               </w:rPr>
               <w:t>DIVIDE(valeur des maisons et appartements, surface bâtie des maisons et appartements)</w:t>
@@ -5469,6 +6512,7 @@
             <w:r/>
             <w:r>
               <w:rPr>
+                <w:rFonts w:ascii="Times New Roman" w:hAnsi="Times New Roman" w:cs="Times New Roman" w:eastAsia="Times New Roman"/>
                 <w:b w:val="0"/>
                 <w:sz w:val="17"/>
               </w:rPr>
@@ -5487,6 +6531,7 @@
             <w:r/>
             <w:r>
               <w:rPr>
+                <w:rFonts w:ascii="Times New Roman" w:hAnsi="Times New Roman" w:cs="Times New Roman" w:eastAsia="Times New Roman"/>
                 <w:sz w:val="17"/>
               </w:rPr>
               <w:t>fait_mutation</w:t>
@@ -5504,6 +6549,7 @@
             <w:r/>
             <w:r>
               <w:rPr>
+                <w:rFonts w:ascii="Times New Roman" w:hAnsi="Times New Roman" w:cs="Times New Roman" w:eastAsia="Times New Roman"/>
                 <w:sz w:val="17"/>
               </w:rPr>
               <w:t>DIVIDE(valeur des terrains, surface de terrain)</w:t>
@@ -5523,6 +6569,7 @@
             <w:r/>
             <w:r>
               <w:rPr>
+                <w:rFonts w:ascii="Times New Roman" w:hAnsi="Times New Roman" w:cs="Times New Roman" w:eastAsia="Times New Roman"/>
                 <w:b w:val="0"/>
                 <w:sz w:val="17"/>
               </w:rPr>
@@ -5541,6 +6588,7 @@
             <w:r/>
             <w:r>
               <w:rPr>
+                <w:rFonts w:ascii="Times New Roman" w:hAnsi="Times New Roman" w:cs="Times New Roman" w:eastAsia="Times New Roman"/>
                 <w:sz w:val="17"/>
               </w:rPr>
               <w:t>fait_marche_agrege</w:t>
@@ -5558,6 +6606,7 @@
             <w:r/>
             <w:r>
               <w:rPr>
+                <w:rFonts w:ascii="Times New Roman" w:hAnsi="Times New Roman" w:cs="Times New Roman" w:eastAsia="Times New Roman"/>
                 <w:sz w:val="17"/>
               </w:rPr>
               <w:t>SUM(nombre_de_mutations)</w:t>
@@ -5577,6 +6626,7 @@
             <w:r/>
             <w:r>
               <w:rPr>
+                <w:rFonts w:ascii="Times New Roman" w:hAnsi="Times New Roman" w:cs="Times New Roman" w:eastAsia="Times New Roman"/>
                 <w:b w:val="0"/>
                 <w:sz w:val="17"/>
               </w:rPr>
@@ -5595,6 +6645,7 @@
             <w:r/>
             <w:r>
               <w:rPr>
+                <w:rFonts w:ascii="Times New Roman" w:hAnsi="Times New Roman" w:cs="Times New Roman" w:eastAsia="Times New Roman"/>
                 <w:sz w:val="17"/>
               </w:rPr>
               <w:t>fait_marche_agrege</w:t>
@@ -5612,6 +6663,7 @@
             <w:r/>
             <w:r>
               <w:rPr>
+                <w:rFonts w:ascii="Times New Roman" w:hAnsi="Times New Roman" w:cs="Times New Roman" w:eastAsia="Times New Roman"/>
                 <w:sz w:val="17"/>
               </w:rPr>
               <w:t>SUM(nombre_de_locaux)</w:t>
@@ -5631,6 +6683,7 @@
             <w:r/>
             <w:r>
               <w:rPr>
+                <w:rFonts w:ascii="Times New Roman" w:hAnsi="Times New Roman" w:cs="Times New Roman" w:eastAsia="Times New Roman"/>
                 <w:b w:val="0"/>
                 <w:sz w:val="17"/>
               </w:rPr>
@@ -5649,6 +6702,7 @@
             <w:r/>
             <w:r>
               <w:rPr>
+                <w:rFonts w:ascii="Times New Roman" w:hAnsi="Times New Roman" w:cs="Times New Roman" w:eastAsia="Times New Roman"/>
                 <w:sz w:val="17"/>
               </w:rPr>
               <w:t>fait_marche_agrege</w:t>
@@ -5666,6 +6720,7 @@
             <w:r/>
             <w:r>
               <w:rPr>
+                <w:rFonts w:ascii="Times New Roman" w:hAnsi="Times New Roman" w:cs="Times New Roman" w:eastAsia="Times New Roman"/>
                 <w:sz w:val="17"/>
               </w:rPr>
               <w:t>SUM(valeur_fonciere_totale)</w:t>
@@ -5685,6 +6740,7 @@
             <w:r/>
             <w:r>
               <w:rPr>
+                <w:rFonts w:ascii="Times New Roman" w:hAnsi="Times New Roman" w:cs="Times New Roman" w:eastAsia="Times New Roman"/>
                 <w:b w:val="0"/>
                 <w:sz w:val="17"/>
               </w:rPr>
@@ -5703,6 +6759,7 @@
             <w:r/>
             <w:r>
               <w:rPr>
+                <w:rFonts w:ascii="Times New Roman" w:hAnsi="Times New Roman" w:cs="Times New Roman" w:eastAsia="Times New Roman"/>
                 <w:sz w:val="17"/>
               </w:rPr>
               <w:t>fait_marche_agrege</w:t>
@@ -5720,6 +6777,7 @@
             <w:r/>
             <w:r>
               <w:rPr>
+                <w:rFonts w:ascii="Times New Roman" w:hAnsi="Times New Roman" w:cs="Times New Roman" w:eastAsia="Times New Roman"/>
                 <w:sz w:val="17"/>
               </w:rPr>
               <w:t>DIVIDE([Valeur agregee], [Nb mutations agrege])</w:t>
@@ -5739,6 +6797,7 @@
             <w:r/>
             <w:r>
               <w:rPr>
+                <w:rFonts w:ascii="Times New Roman" w:hAnsi="Times New Roman" w:cs="Times New Roman" w:eastAsia="Times New Roman"/>
                 <w:b w:val="0"/>
                 <w:sz w:val="17"/>
               </w:rPr>
@@ -5757,6 +6816,7 @@
             <w:r/>
             <w:r>
               <w:rPr>
+                <w:rFonts w:ascii="Times New Roman" w:hAnsi="Times New Roman" w:cs="Times New Roman" w:eastAsia="Times New Roman"/>
                 <w:sz w:val="17"/>
               </w:rPr>
               <w:t>fait_marche_agrege</w:t>
@@ -5774,6 +6834,7 @@
             <w:r/>
             <w:r>
               <w:rPr>
+                <w:rFonts w:ascii="Times New Roman" w:hAnsi="Times New Roman" w:cs="Times New Roman" w:eastAsia="Times New Roman"/>
                 <w:sz w:val="17"/>
               </w:rPr>
               <w:t>SUM(surface_batie_totale)</w:t>
@@ -5793,6 +6854,7 @@
             <w:r/>
             <w:r>
               <w:rPr>
+                <w:rFonts w:ascii="Times New Roman" w:hAnsi="Times New Roman" w:cs="Times New Roman" w:eastAsia="Times New Roman"/>
                 <w:b w:val="0"/>
                 <w:sz w:val="17"/>
               </w:rPr>
@@ -5811,6 +6873,7 @@
             <w:r/>
             <w:r>
               <w:rPr>
+                <w:rFonts w:ascii="Times New Roman" w:hAnsi="Times New Roman" w:cs="Times New Roman" w:eastAsia="Times New Roman"/>
                 <w:sz w:val="17"/>
               </w:rPr>
               <w:t>fait_marche_agrege</w:t>
@@ -5828,6 +6891,7 @@
             <w:r/>
             <w:r>
               <w:rPr>
+                <w:rFonts w:ascii="Times New Roman" w:hAnsi="Times New Roman" w:cs="Times New Roman" w:eastAsia="Times New Roman"/>
                 <w:sz w:val="17"/>
               </w:rPr>
               <w:t>DIVIDE([Valeur agregee], [Surface agregee])</w:t>
@@ -5847,6 +6911,7 @@
       </w:pPr>
       <w:r>
         <w:rPr>
+          <w:rFonts w:ascii="Times New Roman" w:hAnsi="Times New Roman" w:cs="Times New Roman" w:eastAsia="Times New Roman"/>
           <w:b w:val="0"/>
           <w:i w:val="0"/>
           <w:sz w:val="21"/>
@@ -5876,6 +6941,7 @@
       </w:pPr>
       <w:r>
         <w:rPr>
+          <w:rFonts w:ascii="Times New Roman" w:hAnsi="Times New Roman" w:cs="Times New Roman" w:eastAsia="Times New Roman"/>
           <w:b w:val="0"/>
           <w:i w:val="0"/>
           <w:sz w:val="21"/>
@@ -5910,6 +6976,7 @@
             <w:r/>
             <w:r>
               <w:rPr>
+                <w:rFonts w:ascii="Times New Roman" w:hAnsi="Times New Roman" w:cs="Times New Roman" w:eastAsia="Times New Roman"/>
                 <w:b/>
                 <w:color w:val="1F4E79"/>
                 <w:sz w:val="18"/>
@@ -5930,6 +6997,7 @@
             <w:r/>
             <w:r>
               <w:rPr>
+                <w:rFonts w:ascii="Times New Roman" w:hAnsi="Times New Roman" w:cs="Times New Roman" w:eastAsia="Times New Roman"/>
                 <w:b/>
                 <w:color w:val="1F4E79"/>
                 <w:sz w:val="18"/>
@@ -5950,6 +7018,7 @@
             <w:r/>
             <w:r>
               <w:rPr>
+                <w:rFonts w:ascii="Times New Roman" w:hAnsi="Times New Roman" w:cs="Times New Roman" w:eastAsia="Times New Roman"/>
                 <w:b/>
                 <w:color w:val="1F4E79"/>
                 <w:sz w:val="18"/>
@@ -5970,6 +7039,7 @@
             <w:r/>
             <w:r>
               <w:rPr>
+                <w:rFonts w:ascii="Times New Roman" w:hAnsi="Times New Roman" w:cs="Times New Roman" w:eastAsia="Times New Roman"/>
                 <w:b/>
                 <w:color w:val="1F4E79"/>
                 <w:sz w:val="18"/>
@@ -5990,6 +7060,7 @@
             <w:r/>
             <w:r>
               <w:rPr>
+                <w:rFonts w:ascii="Times New Roman" w:hAnsi="Times New Roman" w:cs="Times New Roman" w:eastAsia="Times New Roman"/>
                 <w:b/>
                 <w:color w:val="1F4E79"/>
                 <w:sz w:val="18"/>
@@ -6011,6 +7082,7 @@
             <w:r/>
             <w:r>
               <w:rPr>
+                <w:rFonts w:ascii="Times New Roman" w:hAnsi="Times New Roman" w:cs="Times New Roman" w:eastAsia="Times New Roman"/>
                 <w:b w:val="0"/>
                 <w:sz w:val="17"/>
               </w:rPr>
@@ -6029,6 +7101,7 @@
             <w:r/>
             <w:r>
               <w:rPr>
+                <w:rFonts w:ascii="Times New Roman" w:hAnsi="Times New Roman" w:cs="Times New Roman" w:eastAsia="Times New Roman"/>
                 <w:sz w:val="17"/>
               </w:rPr>
               <w:t>fait_mutation (détaillée)</w:t>
@@ -6046,6 +7119,7 @@
             <w:r/>
             <w:r>
               <w:rPr>
+                <w:rFonts w:ascii="Times New Roman" w:hAnsi="Times New Roman" w:cs="Times New Roman" w:eastAsia="Times New Roman"/>
                 <w:sz w:val="17"/>
               </w:rPr>
               <w:t>dim_commune[commune]</w:t>
@@ -6063,6 +7137,7 @@
             <w:r/>
             <w:r>
               <w:rPr>
+                <w:rFonts w:ascii="Times New Roman" w:hAnsi="Times New Roman" w:cs="Times New Roman" w:eastAsia="Times New Roman"/>
                 <w:sz w:val="17"/>
               </w:rPr>
               <w:t>Nombre de mutations, Valeur fonciere totale, Prix moyen m2, Prix moyen m2 habitation, Prix moyen m2 terrain</w:t>
@@ -6080,6 +7155,7 @@
             <w:r/>
             <w:r>
               <w:rPr>
+                <w:rFonts w:ascii="Times New Roman" w:hAnsi="Times New Roman" w:cs="Times New Roman" w:eastAsia="Times New Roman"/>
                 <w:sz w:val="17"/>
               </w:rPr>
               <w:t>annee = 2025</w:t>
@@ -6099,6 +7175,7 @@
             <w:r/>
             <w:r>
               <w:rPr>
+                <w:rFonts w:ascii="Times New Roman" w:hAnsi="Times New Roman" w:cs="Times New Roman" w:eastAsia="Times New Roman"/>
                 <w:b w:val="0"/>
                 <w:sz w:val="17"/>
               </w:rPr>
@@ -6117,6 +7194,7 @@
             <w:r/>
             <w:r>
               <w:rPr>
+                <w:rFonts w:ascii="Times New Roman" w:hAnsi="Times New Roman" w:cs="Times New Roman" w:eastAsia="Times New Roman"/>
                 <w:sz w:val="17"/>
               </w:rPr>
               <w:t>fait_marche_agrege (agrégée)</w:t>
@@ -6134,6 +7212,7 @@
             <w:r/>
             <w:r>
               <w:rPr>
+                <w:rFonts w:ascii="Times New Roman" w:hAnsi="Times New Roman" w:cs="Times New Roman" w:eastAsia="Times New Roman"/>
                 <w:sz w:val="17"/>
               </w:rPr>
               <w:t>dim_region[nom_region] puis dim_departement[nom_departement]</w:t>
@@ -6151,6 +7230,7 @@
             <w:r/>
             <w:r>
               <w:rPr>
+                <w:rFonts w:ascii="Times New Roman" w:hAnsi="Times New Roman" w:cs="Times New Roman" w:eastAsia="Times New Roman"/>
                 <w:sz w:val="17"/>
               </w:rPr>
               <w:t>Nb mutations agrege, Valeur agregee, Prix moyen m2 agrege</w:t>
@@ -6168,6 +7248,7 @@
             <w:r/>
             <w:r>
               <w:rPr>
+                <w:rFonts w:ascii="Times New Roman" w:hAnsi="Times New Roman" w:cs="Times New Roman" w:eastAsia="Times New Roman"/>
                 <w:sz w:val="17"/>
               </w:rPr>
               <w:t>annee = 2025</w:t>
@@ -6187,6 +7268,7 @@
             <w:r/>
             <w:r>
               <w:rPr>
+                <w:rFonts w:ascii="Times New Roman" w:hAnsi="Times New Roman" w:cs="Times New Roman" w:eastAsia="Times New Roman"/>
                 <w:b w:val="0"/>
                 <w:sz w:val="17"/>
               </w:rPr>
@@ -6205,6 +7287,7 @@
             <w:r/>
             <w:r>
               <w:rPr>
+                <w:rFonts w:ascii="Times New Roman" w:hAnsi="Times New Roman" w:cs="Times New Roman" w:eastAsia="Times New Roman"/>
                 <w:sz w:val="17"/>
               </w:rPr>
               <w:t>fait_mutation (détaillée)</w:t>
@@ -6222,6 +7305,7 @@
             <w:r/>
             <w:r>
               <w:rPr>
+                <w:rFonts w:ascii="Times New Roman" w:hAnsi="Times New Roman" w:cs="Times New Roman" w:eastAsia="Times New Roman"/>
                 <w:sz w:val="17"/>
               </w:rPr>
               <w:t>dim_commune[commune]</w:t>
@@ -6239,6 +7323,7 @@
             <w:r/>
             <w:r>
               <w:rPr>
+                <w:rFonts w:ascii="Times New Roman" w:hAnsi="Times New Roman" w:cs="Times New Roman" w:eastAsia="Times New Roman"/>
                 <w:sz w:val="17"/>
               </w:rPr>
               <w:t>idem page 1</w:t>
@@ -6256,6 +7341,7 @@
             <w:r/>
             <w:r>
               <w:rPr>
+                <w:rFonts w:ascii="Times New Roman" w:hAnsi="Times New Roman" w:cs="Times New Roman" w:eastAsia="Times New Roman"/>
                 <w:sz w:val="17"/>
               </w:rPr>
               <w:t>annee = 2024</w:t>
@@ -6275,6 +7361,7 @@
             <w:r/>
             <w:r>
               <w:rPr>
+                <w:rFonts w:ascii="Times New Roman" w:hAnsi="Times New Roman" w:cs="Times New Roman" w:eastAsia="Times New Roman"/>
                 <w:b w:val="0"/>
                 <w:sz w:val="17"/>
               </w:rPr>
@@ -6293,6 +7380,7 @@
             <w:r/>
             <w:r>
               <w:rPr>
+                <w:rFonts w:ascii="Times New Roman" w:hAnsi="Times New Roman" w:cs="Times New Roman" w:eastAsia="Times New Roman"/>
                 <w:sz w:val="17"/>
               </w:rPr>
               <w:t>fait_marche_agrege (agrégée)</w:t>
@@ -6310,6 +7398,7 @@
             <w:r/>
             <w:r>
               <w:rPr>
+                <w:rFonts w:ascii="Times New Roman" w:hAnsi="Times New Roman" w:cs="Times New Roman" w:eastAsia="Times New Roman"/>
                 <w:sz w:val="17"/>
               </w:rPr>
               <w:t>dim_region[nom_region] puis dim_departement[nom_departement]</w:t>
@@ -6327,6 +7416,7 @@
             <w:r/>
             <w:r>
               <w:rPr>
+                <w:rFonts w:ascii="Times New Roman" w:hAnsi="Times New Roman" w:cs="Times New Roman" w:eastAsia="Times New Roman"/>
                 <w:sz w:val="17"/>
               </w:rPr>
               <w:t>idem page 2</w:t>
@@ -6344,6 +7434,7 @@
             <w:r/>
             <w:r>
               <w:rPr>
+                <w:rFonts w:ascii="Times New Roman" w:hAnsi="Times New Roman" w:cs="Times New Roman" w:eastAsia="Times New Roman"/>
                 <w:sz w:val="17"/>
               </w:rPr>
               <w:t>annee = 2024</w:t>
@@ -6412,6 +7503,7 @@
       </w:pPr>
       <w:r>
         <w:rPr>
+          <w:rFonts w:ascii="Times New Roman" w:hAnsi="Times New Roman" w:cs="Times New Roman" w:eastAsia="Times New Roman"/>
           <w:i/>
           <w:color w:val="595959"/>
           <w:sz w:val="17"/>
@@ -6425,6 +7517,7 @@
       </w:pPr>
       <w:r>
         <w:rPr>
+          <w:rFonts w:ascii="Times New Roman" w:hAnsi="Times New Roman" w:cs="Times New Roman" w:eastAsia="Times New Roman"/>
           <w:b/>
           <w:i w:val="0"/>
           <w:sz w:val="21"/>
@@ -6433,11 +7526,12 @@
       </w:r>
       <w:r>
         <w:rPr>
+          <w:rFonts w:ascii="Times New Roman" w:hAnsi="Times New Roman" w:cs="Times New Roman" w:eastAsia="Times New Roman"/>
           <w:b w:val="0"/>
           <w:i w:val="0"/>
           <w:sz w:val="21"/>
         </w:rPr>
-        <w:t>la matrice liste les communes de l'année 2025 (ABERE, ADON, AIBRE…), une ligne par commune, avec le nombre de mutations, la valeur foncière totale, le prix moyen au m² et les deux mesures de prix par type de bien. La colonne Total affichée par Power BI donne le total de l'année : 1 320 973 mutations pour 319 901 489 835 €, soit un prix moyen de 2 187,23 €/m² - ce qui correspond exactement au millésime 2025 du modèle. Le volet de droite liste les filtres de niveau visuel, tous laissés en « Tout » : la restriction à l'année 2025 est portée par le filtre de page, visible à l'écran dans la section « Filtres dans cette page » (figure 3).</w:t>
+        <w:t>la matrice liste les communes de l'année 2025 (ABERE, ADON, AIBRE…), une ligne par commune, avec le nombre de mutations, la valeur foncière totale, le prix moyen au m² et les deux mesures de prix par type de bien. La colonne Total affichée par Power BI donne le total de l'année : 1 320 973 mutations pour 319 901 489 835 €, soit un prix moyen de 2 187,23 €/m² - ce qui correspond exactement au millésime 2025 du modèle. Le volet de droite liste les filtres de niveau visuel, tous laissés en « Tout » : la restriction à l'année 2025 est portée par le filtre de page, visible à l'écran dans la section « Filtres dans cette page » (figure 3).</w:t>
       </w:r>
     </w:p>
     <w:p>
@@ -6446,6 +7540,7 @@
       </w:pPr>
       <w:r>
         <w:rPr>
+          <w:rFonts w:ascii="Times New Roman" w:hAnsi="Times New Roman" w:cs="Times New Roman" w:eastAsia="Times New Roman"/>
           <w:b w:val="0"/>
           <w:i/>
           <w:sz w:val="21"/>
@@ -6508,6 +7603,7 @@
       </w:pPr>
       <w:r>
         <w:rPr>
+          <w:rFonts w:ascii="Times New Roman" w:hAnsi="Times New Roman" w:cs="Times New Roman" w:eastAsia="Times New Roman"/>
           <w:i/>
           <w:color w:val="595959"/>
           <w:sz w:val="17"/>
@@ -6521,6 +7617,7 @@
       </w:pPr>
       <w:r>
         <w:rPr>
+          <w:rFonts w:ascii="Times New Roman" w:hAnsi="Times New Roman" w:cs="Times New Roman" w:eastAsia="Times New Roman"/>
           <w:b/>
           <w:i w:val="0"/>
           <w:sz w:val="21"/>
@@ -6529,11 +7626,12 @@
       </w:r>
       <w:r>
         <w:rPr>
+          <w:rFonts w:ascii="Times New Roman" w:hAnsi="Times New Roman" w:cs="Times New Roman" w:eastAsia="Times New Roman"/>
           <w:b w:val="0"/>
           <w:i w:val="0"/>
           <w:sz w:val="21"/>
         </w:rPr>
-        <w:t>la première matrice agrège par région (Auvergne-Rhône-Alpes, Bourgogne-Franche-Comté, Bretagne…), la seconde descend au département (Ain, Aisne, Allier…). La ligne Total retrouve les 1 320 973 mutations et les 319 901 489 835 € de l'année 2025. Le volet de droite montre le filtre de page au niveau du rapport : « Filtres dans cette page - annee est 2025 ». La hiérarchie région → département → commune est directement exploitable : filtrer une région filtre ses départements puis ses communes.</w:t>
+        <w:t>la première matrice agrège par région (Auvergne-Rhône-Alpes, Bourgogne-Franche-Comté, Bretagne…), la seconde descend au département (Ain, Aisne, Allier…). La ligne Total retrouve les 1 320 973 mutations et les 319 901 489 835 € de l'année 2025. Le volet de droite montre le filtre de page au niveau du rapport : « Filtres dans cette page - annee est 2025 ». La hiérarchie région → département → commune est directement exploitable : filtrer une région filtre ses départements puis ses communes.</w:t>
       </w:r>
     </w:p>
     <w:p>
@@ -6550,11 +7648,12 @@
       </w:pPr>
       <w:r>
         <w:rPr>
+          <w:rFonts w:ascii="Times New Roman" w:hAnsi="Times New Roman" w:cs="Times New Roman" w:eastAsia="Times New Roman"/>
           <w:b w:val="0"/>
           <w:i w:val="0"/>
           <w:sz w:val="21"/>
         </w:rPr>
-        <w:t>Les pages « Marché immobilier 2024 » et « Marché par région et département 2024 » sont la réplique exacte des figures 2 et 3 avec le filtre de page annee = 2024 : mêmes matrices, mêmes mesures, un autre millésime. La page de la table agrégée affiche alors la ligne Total suivante : 1 237 625 mutations et 285 013 446 757 € (voir §8.2 pour la comparaison des deux années).</w:t>
+        <w:t>Les pages « Marché immobilier 2024 » et « Marché par région et département 2024 » sont la réplique exacte des figures 2 et 3 avec le filtre de page annee = 2024 : mêmes matrices, mêmes mesures, un autre millésime. La page de la table agrégée affiche alors la ligne Total suivante : 1 237 625 mutations et 285 013 446 757 € (voir §8.2 pour la comparaison des deux années).</w:t>
       </w:r>
     </w:p>
     <w:p>
@@ -6597,6 +7696,7 @@
             <w:r/>
             <w:r>
               <w:rPr>
+                <w:rFonts w:ascii="Times New Roman" w:hAnsi="Times New Roman" w:cs="Times New Roman" w:eastAsia="Times New Roman"/>
                 <w:b/>
                 <w:color w:val="1F4E79"/>
                 <w:sz w:val="19"/>
@@ -6617,6 +7717,7 @@
             <w:r/>
             <w:r>
               <w:rPr>
+                <w:rFonts w:ascii="Times New Roman" w:hAnsi="Times New Roman" w:cs="Times New Roman" w:eastAsia="Times New Roman"/>
                 <w:b/>
                 <w:color w:val="1F4E79"/>
                 <w:sz w:val="19"/>
@@ -6638,6 +7739,7 @@
             <w:r/>
             <w:r>
               <w:rPr>
+                <w:rFonts w:ascii="Times New Roman" w:hAnsi="Times New Roman" w:cs="Times New Roman" w:eastAsia="Times New Roman"/>
                 <w:b w:val="0"/>
                 <w:sz w:val="19"/>
               </w:rPr>
@@ -6656,9 +7758,10 @@
             <w:r/>
             <w:r>
               <w:rPr>
+                <w:rFonts w:ascii="Times New Roman" w:hAnsi="Times New Roman" w:cs="Times New Roman" w:eastAsia="Times New Roman"/>
                 <w:sz w:val="19"/>
               </w:rPr>
-              <w:t>2 558 598</w:t>
+              <w:t>2 558 598</w:t>
             </w:r>
           </w:p>
         </w:tc>
@@ -6675,6 +7778,7 @@
             <w:r/>
             <w:r>
               <w:rPr>
+                <w:rFonts w:ascii="Times New Roman" w:hAnsi="Times New Roman" w:cs="Times New Roman" w:eastAsia="Times New Roman"/>
                 <w:b w:val="0"/>
                 <w:sz w:val="19"/>
               </w:rPr>
@@ -6693,9 +7797,10 @@
             <w:r/>
             <w:r>
               <w:rPr>
+                <w:rFonts w:ascii="Times New Roman" w:hAnsi="Times New Roman" w:cs="Times New Roman" w:eastAsia="Times New Roman"/>
                 <w:sz w:val="19"/>
               </w:rPr>
-              <w:t>604 914 936 592 €</w:t>
+              <w:t>604 914 936 592 €</w:t>
             </w:r>
           </w:p>
         </w:tc>
@@ -6712,6 +7817,7 @@
             <w:r/>
             <w:r>
               <w:rPr>
+                <w:rFonts w:ascii="Times New Roman" w:hAnsi="Times New Roman" w:cs="Times New Roman" w:eastAsia="Times New Roman"/>
                 <w:b w:val="0"/>
                 <w:sz w:val="19"/>
               </w:rPr>
@@ -6730,9 +7836,10 @@
             <w:r/>
             <w:r>
               <w:rPr>
+                <w:rFonts w:ascii="Times New Roman" w:hAnsi="Times New Roman" w:cs="Times New Roman" w:eastAsia="Times New Roman"/>
                 <w:sz w:val="19"/>
               </w:rPr>
-              <w:t>2 172,46 €</w:t>
+              <w:t>2 172,46 €</w:t>
             </w:r>
           </w:p>
         </w:tc>
@@ -6749,6 +7856,7 @@
             <w:r/>
             <w:r>
               <w:rPr>
+                <w:rFonts w:ascii="Times New Roman" w:hAnsi="Times New Roman" w:cs="Times New Roman" w:eastAsia="Times New Roman"/>
                 <w:b w:val="0"/>
                 <w:sz w:val="19"/>
               </w:rPr>
@@ -6767,9 +7875,10 @@
             <w:r/>
             <w:r>
               <w:rPr>
+                <w:rFonts w:ascii="Times New Roman" w:hAnsi="Times New Roman" w:cs="Times New Roman" w:eastAsia="Times New Roman"/>
                 <w:sz w:val="19"/>
               </w:rPr>
-              <w:t>7 214 760</w:t>
+              <w:t>7 214 760</w:t>
             </w:r>
           </w:p>
         </w:tc>
@@ -6786,6 +7895,7 @@
             <w:r/>
             <w:r>
               <w:rPr>
+                <w:rFonts w:ascii="Times New Roman" w:hAnsi="Times New Roman" w:cs="Times New Roman" w:eastAsia="Times New Roman"/>
                 <w:b w:val="0"/>
                 <w:sz w:val="19"/>
               </w:rPr>
@@ -6804,9 +7914,10 @@
             <w:r/>
             <w:r>
               <w:rPr>
+                <w:rFonts w:ascii="Times New Roman" w:hAnsi="Times New Roman" w:cs="Times New Roman" w:eastAsia="Times New Roman"/>
                 <w:sz w:val="19"/>
               </w:rPr>
-              <w:t>1 614 973</w:t>
+              <w:t>1 614 973</w:t>
             </w:r>
           </w:p>
         </w:tc>
@@ -6851,6 +7962,7 @@
             <w:r/>
             <w:r>
               <w:rPr>
+                <w:rFonts w:ascii="Times New Roman" w:hAnsi="Times New Roman" w:cs="Times New Roman" w:eastAsia="Times New Roman"/>
                 <w:b/>
                 <w:color w:val="1F4E79"/>
                 <w:sz w:val="19"/>
@@ -6871,6 +7983,7 @@
             <w:r/>
             <w:r>
               <w:rPr>
+                <w:rFonts w:ascii="Times New Roman" w:hAnsi="Times New Roman" w:cs="Times New Roman" w:eastAsia="Times New Roman"/>
                 <w:b/>
                 <w:color w:val="1F4E79"/>
                 <w:sz w:val="19"/>
@@ -6891,6 +8004,7 @@
             <w:r/>
             <w:r>
               <w:rPr>
+                <w:rFonts w:ascii="Times New Roman" w:hAnsi="Times New Roman" w:cs="Times New Roman" w:eastAsia="Times New Roman"/>
                 <w:b/>
                 <w:color w:val="1F4E79"/>
                 <w:sz w:val="19"/>
@@ -6911,6 +8025,7 @@
             <w:r/>
             <w:r>
               <w:rPr>
+                <w:rFonts w:ascii="Times New Roman" w:hAnsi="Times New Roman" w:cs="Times New Roman" w:eastAsia="Times New Roman"/>
                 <w:b/>
                 <w:color w:val="1F4E79"/>
                 <w:sz w:val="19"/>
@@ -6932,6 +8047,7 @@
             <w:r/>
             <w:r>
               <w:rPr>
+                <w:rFonts w:ascii="Times New Roman" w:hAnsi="Times New Roman" w:cs="Times New Roman" w:eastAsia="Times New Roman"/>
                 <w:b w:val="0"/>
                 <w:sz w:val="19"/>
               </w:rPr>
@@ -6950,9 +8066,10 @@
             <w:r/>
             <w:r>
               <w:rPr>
+                <w:rFonts w:ascii="Times New Roman" w:hAnsi="Times New Roman" w:cs="Times New Roman" w:eastAsia="Times New Roman"/>
                 <w:sz w:val="19"/>
               </w:rPr>
-              <w:t>1 237 625</w:t>
+              <w:t>1 237 625</w:t>
             </w:r>
           </w:p>
         </w:tc>
@@ -6967,9 +8084,10 @@
             <w:r/>
             <w:r>
               <w:rPr>
+                <w:rFonts w:ascii="Times New Roman" w:hAnsi="Times New Roman" w:cs="Times New Roman" w:eastAsia="Times New Roman"/>
                 <w:sz w:val="19"/>
               </w:rPr>
-              <w:t>285 013 446 757 €</w:t>
+              <w:t>285 013 446 757 €</w:t>
             </w:r>
           </w:p>
         </w:tc>
@@ -6984,9 +8102,10 @@
             <w:r/>
             <w:r>
               <w:rPr>
+                <w:rFonts w:ascii="Times New Roman" w:hAnsi="Times New Roman" w:cs="Times New Roman" w:eastAsia="Times New Roman"/>
                 <w:sz w:val="19"/>
               </w:rPr>
-              <w:t>2 156,13 €</w:t>
+              <w:t>2 156,13 €</w:t>
             </w:r>
           </w:p>
         </w:tc>
@@ -7003,6 +8122,7 @@
             <w:r/>
             <w:r>
               <w:rPr>
+                <w:rFonts w:ascii="Times New Roman" w:hAnsi="Times New Roman" w:cs="Times New Roman" w:eastAsia="Times New Roman"/>
                 <w:b w:val="0"/>
                 <w:sz w:val="19"/>
               </w:rPr>
@@ -7021,9 +8141,10 @@
             <w:r/>
             <w:r>
               <w:rPr>
+                <w:rFonts w:ascii="Times New Roman" w:hAnsi="Times New Roman" w:cs="Times New Roman" w:eastAsia="Times New Roman"/>
                 <w:sz w:val="19"/>
               </w:rPr>
-              <w:t>1 320 973</w:t>
+              <w:t>1 320 973</w:t>
             </w:r>
           </w:p>
         </w:tc>
@@ -7038,9 +8159,10 @@
             <w:r/>
             <w:r>
               <w:rPr>
+                <w:rFonts w:ascii="Times New Roman" w:hAnsi="Times New Roman" w:cs="Times New Roman" w:eastAsia="Times New Roman"/>
                 <w:sz w:val="19"/>
               </w:rPr>
-              <w:t>319 901 489 835 €</w:t>
+              <w:t>319 901 489 835 €</w:t>
             </w:r>
           </w:p>
         </w:tc>
@@ -7055,9 +8177,10 @@
             <w:r/>
             <w:r>
               <w:rPr>
+                <w:rFonts w:ascii="Times New Roman" w:hAnsi="Times New Roman" w:cs="Times New Roman" w:eastAsia="Times New Roman"/>
                 <w:sz w:val="19"/>
               </w:rPr>
-              <w:t>2 187,23 €</w:t>
+              <w:t>2 187,23 €</w:t>
             </w:r>
           </w:p>
         </w:tc>
@@ -7074,6 +8197,7 @@
       </w:pPr>
       <w:r>
         <w:rPr>
+          <w:rFonts w:ascii="Times New Roman" w:hAnsi="Times New Roman" w:cs="Times New Roman" w:eastAsia="Times New Roman"/>
           <w:b w:val="0"/>
           <w:i w:val="0"/>
           <w:sz w:val="21"/>
@@ -7114,6 +8238,7 @@
             <w:r/>
             <w:r>
               <w:rPr>
+                <w:rFonts w:ascii="Times New Roman" w:hAnsi="Times New Roman" w:cs="Times New Roman" w:eastAsia="Times New Roman"/>
                 <w:b/>
                 <w:color w:val="1F4E79"/>
                 <w:sz w:val="19"/>
@@ -7134,6 +8259,7 @@
             <w:r/>
             <w:r>
               <w:rPr>
+                <w:rFonts w:ascii="Times New Roman" w:hAnsi="Times New Roman" w:cs="Times New Roman" w:eastAsia="Times New Roman"/>
                 <w:b/>
                 <w:color w:val="1F4E79"/>
                 <w:sz w:val="19"/>
@@ -7154,6 +8280,7 @@
             <w:r/>
             <w:r>
               <w:rPr>
+                <w:rFonts w:ascii="Times New Roman" w:hAnsi="Times New Roman" w:cs="Times New Roman" w:eastAsia="Times New Roman"/>
                 <w:b/>
                 <w:color w:val="1F4E79"/>
                 <w:sz w:val="19"/>
@@ -7175,6 +8302,7 @@
             <w:r/>
             <w:r>
               <w:rPr>
+                <w:rFonts w:ascii="Times New Roman" w:hAnsi="Times New Roman" w:cs="Times New Roman" w:eastAsia="Times New Roman"/>
                 <w:b w:val="0"/>
                 <w:sz w:val="19"/>
               </w:rPr>
@@ -7193,9 +8321,10 @@
             <w:r/>
             <w:r>
               <w:rPr>
+                <w:rFonts w:ascii="Times New Roman" w:hAnsi="Times New Roman" w:cs="Times New Roman" w:eastAsia="Times New Roman"/>
                 <w:sz w:val="19"/>
               </w:rPr>
-              <w:t>347 443</w:t>
+              <w:t>347 443</w:t>
             </w:r>
           </w:p>
         </w:tc>
@@ -7210,9 +8339,10 @@
             <w:r/>
             <w:r>
               <w:rPr>
+                <w:rFonts w:ascii="Times New Roman" w:hAnsi="Times New Roman" w:cs="Times New Roman" w:eastAsia="Times New Roman"/>
                 <w:sz w:val="19"/>
               </w:rPr>
-              <w:t>2 202,59 €</w:t>
+              <w:t>2 202,59 €</w:t>
             </w:r>
           </w:p>
         </w:tc>
@@ -7229,6 +8359,7 @@
             <w:r/>
             <w:r>
               <w:rPr>
+                <w:rFonts w:ascii="Times New Roman" w:hAnsi="Times New Roman" w:cs="Times New Roman" w:eastAsia="Times New Roman"/>
                 <w:b w:val="0"/>
                 <w:sz w:val="19"/>
               </w:rPr>
@@ -7247,9 +8378,10 @@
             <w:r/>
             <w:r>
               <w:rPr>
+                <w:rFonts w:ascii="Times New Roman" w:hAnsi="Times New Roman" w:cs="Times New Roman" w:eastAsia="Times New Roman"/>
                 <w:sz w:val="19"/>
               </w:rPr>
-              <w:t>341 543</w:t>
+              <w:t>341 543</w:t>
             </w:r>
           </w:p>
         </w:tc>
@@ -7264,9 +8396,10 @@
             <w:r/>
             <w:r>
               <w:rPr>
+                <w:rFonts w:ascii="Times New Roman" w:hAnsi="Times New Roman" w:cs="Times New Roman" w:eastAsia="Times New Roman"/>
                 <w:sz w:val="19"/>
               </w:rPr>
-              <w:t>4 640,73 €</w:t>
+              <w:t>4 640,73 €</w:t>
             </w:r>
           </w:p>
         </w:tc>
@@ -7283,6 +8416,7 @@
             <w:r/>
             <w:r>
               <w:rPr>
+                <w:rFonts w:ascii="Times New Roman" w:hAnsi="Times New Roman" w:cs="Times New Roman" w:eastAsia="Times New Roman"/>
                 <w:b w:val="0"/>
                 <w:sz w:val="19"/>
               </w:rPr>
@@ -7301,9 +8435,10 @@
             <w:r/>
             <w:r>
               <w:rPr>
+                <w:rFonts w:ascii="Times New Roman" w:hAnsi="Times New Roman" w:cs="Times New Roman" w:eastAsia="Times New Roman"/>
                 <w:sz w:val="19"/>
               </w:rPr>
-              <w:t>290 617</w:t>
+              <w:t>290 617</w:t>
             </w:r>
           </w:p>
         </w:tc>
@@ -7318,9 +8453,10 @@
             <w:r/>
             <w:r>
               <w:rPr>
+                <w:rFonts w:ascii="Times New Roman" w:hAnsi="Times New Roman" w:cs="Times New Roman" w:eastAsia="Times New Roman"/>
                 <w:sz w:val="19"/>
               </w:rPr>
-              <w:t>1 484,15 €</w:t>
+              <w:t>1 484,15 €</w:t>
             </w:r>
           </w:p>
         </w:tc>
@@ -7337,6 +8473,7 @@
             <w:r/>
             <w:r>
               <w:rPr>
+                <w:rFonts w:ascii="Times New Roman" w:hAnsi="Times New Roman" w:cs="Times New Roman" w:eastAsia="Times New Roman"/>
                 <w:b w:val="0"/>
                 <w:sz w:val="19"/>
               </w:rPr>
@@ -7355,9 +8492,10 @@
             <w:r/>
             <w:r>
               <w:rPr>
+                <w:rFonts w:ascii="Times New Roman" w:hAnsi="Times New Roman" w:cs="Times New Roman" w:eastAsia="Times New Roman"/>
                 <w:sz w:val="19"/>
               </w:rPr>
-              <w:t>287 550</w:t>
+              <w:t>287 550</w:t>
             </w:r>
           </w:p>
         </w:tc>
@@ -7372,9 +8510,10 @@
             <w:r/>
             <w:r>
               <w:rPr>
+                <w:rFonts w:ascii="Times New Roman" w:hAnsi="Times New Roman" w:cs="Times New Roman" w:eastAsia="Times New Roman"/>
                 <w:sz w:val="19"/>
               </w:rPr>
-              <w:t>1 937,79 €</w:t>
+              <w:t>1 937,79 €</w:t>
             </w:r>
           </w:p>
         </w:tc>
@@ -7391,6 +8530,7 @@
             <w:r/>
             <w:r>
               <w:rPr>
+                <w:rFonts w:ascii="Times New Roman" w:hAnsi="Times New Roman" w:cs="Times New Roman" w:eastAsia="Times New Roman"/>
                 <w:b w:val="0"/>
                 <w:sz w:val="19"/>
               </w:rPr>
@@ -7409,9 +8549,10 @@
             <w:r/>
             <w:r>
               <w:rPr>
+                <w:rFonts w:ascii="Times New Roman" w:hAnsi="Times New Roman" w:cs="Times New Roman" w:eastAsia="Times New Roman"/>
                 <w:sz w:val="19"/>
               </w:rPr>
-              <w:t>235 774</w:t>
+              <w:t>235 774</w:t>
             </w:r>
           </w:p>
         </w:tc>
@@ -7426,9 +8567,10 @@
             <w:r/>
             <w:r>
               <w:rPr>
+                <w:rFonts w:ascii="Times New Roman" w:hAnsi="Times New Roman" w:cs="Times New Roman" w:eastAsia="Times New Roman"/>
                 <w:sz w:val="19"/>
               </w:rPr>
-              <w:t>3 364,62 €</w:t>
+              <w:t>3 364,62 €</w:t>
             </w:r>
           </w:p>
         </w:tc>
@@ -7445,6 +8587,7 @@
             <w:r/>
             <w:r>
               <w:rPr>
+                <w:rFonts w:ascii="Times New Roman" w:hAnsi="Times New Roman" w:cs="Times New Roman" w:eastAsia="Times New Roman"/>
                 <w:b w:val="0"/>
                 <w:sz w:val="19"/>
               </w:rPr>
@@ -7463,9 +8606,10 @@
             <w:r/>
             <w:r>
               <w:rPr>
+                <w:rFonts w:ascii="Times New Roman" w:hAnsi="Times New Roman" w:cs="Times New Roman" w:eastAsia="Times New Roman"/>
                 <w:sz w:val="19"/>
               </w:rPr>
-              <w:t>111 370</w:t>
+              <w:t>111 370</w:t>
             </w:r>
           </w:p>
         </w:tc>
@@ -7480,9 +8624,10 @@
             <w:r/>
             <w:r>
               <w:rPr>
+                <w:rFonts w:ascii="Times New Roman" w:hAnsi="Times New Roman" w:cs="Times New Roman" w:eastAsia="Times New Roman"/>
                 <w:sz w:val="19"/>
               </w:rPr>
-              <w:t>1 282 €</w:t>
+              <w:t>1 282 €</w:t>
             </w:r>
           </w:p>
         </w:tc>
@@ -7499,6 +8644,7 @@
             <w:r/>
             <w:r>
               <w:rPr>
+                <w:rFonts w:ascii="Times New Roman" w:hAnsi="Times New Roman" w:cs="Times New Roman" w:eastAsia="Times New Roman"/>
                 <w:b w:val="0"/>
                 <w:sz w:val="19"/>
               </w:rPr>
@@ -7517,9 +8663,10 @@
             <w:r/>
             <w:r>
               <w:rPr>
+                <w:rFonts w:ascii="Times New Roman" w:hAnsi="Times New Roman" w:cs="Times New Roman" w:eastAsia="Times New Roman"/>
                 <w:sz w:val="19"/>
               </w:rPr>
-              <w:t>15 487</w:t>
+              <w:t>15 487</w:t>
             </w:r>
           </w:p>
         </w:tc>
@@ -7534,9 +8681,10 @@
             <w:r/>
             <w:r>
               <w:rPr>
+                <w:rFonts w:ascii="Times New Roman" w:hAnsi="Times New Roman" w:cs="Times New Roman" w:eastAsia="Times New Roman"/>
                 <w:sz w:val="19"/>
               </w:rPr>
-              <w:t>3 465 €</w:t>
+              <w:t>3 465 €</w:t>
             </w:r>
           </w:p>
         </w:tc>
@@ -7553,6 +8701,7 @@
             <w:r/>
             <w:r>
               <w:rPr>
+                <w:rFonts w:ascii="Times New Roman" w:hAnsi="Times New Roman" w:cs="Times New Roman" w:eastAsia="Times New Roman"/>
                 <w:b w:val="0"/>
                 <w:sz w:val="19"/>
               </w:rPr>
@@ -7571,9 +8720,10 @@
             <w:r/>
             <w:r>
               <w:rPr>
+                <w:rFonts w:ascii="Times New Roman" w:hAnsi="Times New Roman" w:cs="Times New Roman" w:eastAsia="Times New Roman"/>
                 <w:sz w:val="19"/>
               </w:rPr>
-              <w:t>6 747</w:t>
+              <w:t>6 747</w:t>
             </w:r>
           </w:p>
         </w:tc>
@@ -7588,9 +8738,10 @@
             <w:r/>
             <w:r>
               <w:rPr>
+                <w:rFonts w:ascii="Times New Roman" w:hAnsi="Times New Roman" w:cs="Times New Roman" w:eastAsia="Times New Roman"/>
                 <w:sz w:val="19"/>
               </w:rPr>
-              <w:t>4 227 €</w:t>
+              <w:t>4 227 €</w:t>
             </w:r>
           </w:p>
         </w:tc>
@@ -7634,6 +8785,7 @@
             <w:r/>
             <w:r>
               <w:rPr>
+                <w:rFonts w:ascii="Times New Roman" w:hAnsi="Times New Roman" w:cs="Times New Roman" w:eastAsia="Times New Roman"/>
                 <w:b/>
                 <w:color w:val="1F4E79"/>
                 <w:sz w:val="19"/>
@@ -7654,6 +8806,7 @@
             <w:r/>
             <w:r>
               <w:rPr>
+                <w:rFonts w:ascii="Times New Roman" w:hAnsi="Times New Roman" w:cs="Times New Roman" w:eastAsia="Times New Roman"/>
                 <w:b/>
                 <w:color w:val="1F4E79"/>
                 <w:sz w:val="19"/>
@@ -7674,6 +8827,7 @@
             <w:r/>
             <w:r>
               <w:rPr>
+                <w:rFonts w:ascii="Times New Roman" w:hAnsi="Times New Roman" w:cs="Times New Roman" w:eastAsia="Times New Roman"/>
                 <w:b/>
                 <w:color w:val="1F4E79"/>
                 <w:sz w:val="19"/>
@@ -7695,6 +8849,7 @@
             <w:r/>
             <w:r>
               <w:rPr>
+                <w:rFonts w:ascii="Times New Roman" w:hAnsi="Times New Roman" w:cs="Times New Roman" w:eastAsia="Times New Roman"/>
                 <w:b w:val="0"/>
                 <w:sz w:val="19"/>
               </w:rPr>
@@ -7713,9 +8868,10 @@
             <w:r/>
             <w:r>
               <w:rPr>
+                <w:rFonts w:ascii="Times New Roman" w:hAnsi="Times New Roman" w:cs="Times New Roman" w:eastAsia="Times New Roman"/>
                 <w:sz w:val="19"/>
               </w:rPr>
-              <w:t>76 180</w:t>
+              <w:t>76 180</w:t>
             </w:r>
           </w:p>
         </w:tc>
@@ -7730,9 +8886,10 @@
             <w:r/>
             <w:r>
               <w:rPr>
+                <w:rFonts w:ascii="Times New Roman" w:hAnsi="Times New Roman" w:cs="Times New Roman" w:eastAsia="Times New Roman"/>
                 <w:sz w:val="19"/>
               </w:rPr>
-              <w:t>10 253,06 €</w:t>
+              <w:t>10 253,06 €</w:t>
             </w:r>
           </w:p>
         </w:tc>
@@ -7749,6 +8906,7 @@
             <w:r/>
             <w:r>
               <w:rPr>
+                <w:rFonts w:ascii="Times New Roman" w:hAnsi="Times New Roman" w:cs="Times New Roman" w:eastAsia="Times New Roman"/>
                 <w:b w:val="0"/>
                 <w:sz w:val="19"/>
               </w:rPr>
@@ -7767,9 +8925,10 @@
             <w:r/>
             <w:r>
               <w:rPr>
+                <w:rFonts w:ascii="Times New Roman" w:hAnsi="Times New Roman" w:cs="Times New Roman" w:eastAsia="Times New Roman"/>
                 <w:sz w:val="19"/>
               </w:rPr>
-              <w:t>82 025</w:t>
+              <w:t>82 025</w:t>
             </w:r>
           </w:p>
         </w:tc>
@@ -7784,9 +8943,10 @@
             <w:r/>
             <w:r>
               <w:rPr>
+                <w:rFonts w:ascii="Times New Roman" w:hAnsi="Times New Roman" w:cs="Times New Roman" w:eastAsia="Times New Roman"/>
                 <w:sz w:val="19"/>
               </w:rPr>
-              <w:t>1 672,19 €</w:t>
+              <w:t>1 672,19 €</w:t>
             </w:r>
           </w:p>
         </w:tc>
@@ -7803,6 +8963,7 @@
             <w:r/>
             <w:r>
               <w:rPr>
+                <w:rFonts w:ascii="Times New Roman" w:hAnsi="Times New Roman" w:cs="Times New Roman" w:eastAsia="Times New Roman"/>
                 <w:b w:val="0"/>
                 <w:sz w:val="19"/>
               </w:rPr>
@@ -7821,9 +8982,10 @@
             <w:r/>
             <w:r>
               <w:rPr>
+                <w:rFonts w:ascii="Times New Roman" w:hAnsi="Times New Roman" w:cs="Times New Roman" w:eastAsia="Times New Roman"/>
                 <w:sz w:val="19"/>
               </w:rPr>
-              <w:t>70 429</w:t>
+              <w:t>70 429</w:t>
             </w:r>
           </w:p>
         </w:tc>
@@ -7838,9 +9000,10 @@
             <w:r/>
             <w:r>
               <w:rPr>
+                <w:rFonts w:ascii="Times New Roman" w:hAnsi="Times New Roman" w:cs="Times New Roman" w:eastAsia="Times New Roman"/>
                 <w:sz w:val="19"/>
               </w:rPr>
-              <w:t>3 321,31 €</w:t>
+              <w:t>3 321,31 €</w:t>
             </w:r>
           </w:p>
         </w:tc>
@@ -7857,6 +9020,7 @@
             <w:r/>
             <w:r>
               <w:rPr>
+                <w:rFonts w:ascii="Times New Roman" w:hAnsi="Times New Roman" w:cs="Times New Roman" w:eastAsia="Times New Roman"/>
                 <w:b w:val="0"/>
                 <w:sz w:val="19"/>
               </w:rPr>
@@ -7875,9 +9039,10 @@
             <w:r/>
             <w:r>
               <w:rPr>
+                <w:rFonts w:ascii="Times New Roman" w:hAnsi="Times New Roman" w:cs="Times New Roman" w:eastAsia="Times New Roman"/>
                 <w:sz w:val="19"/>
               </w:rPr>
-              <w:t>64 628</w:t>
+              <w:t>64 628</w:t>
             </w:r>
           </w:p>
         </w:tc>
@@ -7892,9 +9057,10 @@
             <w:r/>
             <w:r>
               <w:rPr>
+                <w:rFonts w:ascii="Times New Roman" w:hAnsi="Times New Roman" w:cs="Times New Roman" w:eastAsia="Times New Roman"/>
                 <w:sz w:val="19"/>
               </w:rPr>
-              <w:t>4 528,38 €</w:t>
+              <w:t>4 528,38 €</w:t>
             </w:r>
           </w:p>
         </w:tc>
@@ -7911,6 +9077,7 @@
             <w:r/>
             <w:r>
               <w:rPr>
+                <w:rFonts w:ascii="Times New Roman" w:hAnsi="Times New Roman" w:cs="Times New Roman" w:eastAsia="Times New Roman"/>
                 <w:b w:val="0"/>
                 <w:sz w:val="19"/>
               </w:rPr>
@@ -7929,9 +9096,10 @@
             <w:r/>
             <w:r>
               <w:rPr>
+                <w:rFonts w:ascii="Times New Roman" w:hAnsi="Times New Roman" w:cs="Times New Roman" w:eastAsia="Times New Roman"/>
                 <w:sz w:val="19"/>
               </w:rPr>
-              <w:t>63 181</w:t>
+              <w:t>63 181</w:t>
             </w:r>
           </w:p>
         </w:tc>
@@ -7946,9 +9114,10 @@
             <w:r/>
             <w:r>
               <w:rPr>
+                <w:rFonts w:ascii="Times New Roman" w:hAnsi="Times New Roman" w:cs="Times New Roman" w:eastAsia="Times New Roman"/>
                 <w:sz w:val="19"/>
               </w:rPr>
-              <w:t>1 523,59 €</w:t>
+              <w:t>1 523,59 €</w:t>
             </w:r>
           </w:p>
         </w:tc>
@@ -7965,6 +9134,7 @@
             <w:r/>
             <w:r>
               <w:rPr>
+                <w:rFonts w:ascii="Times New Roman" w:hAnsi="Times New Roman" w:cs="Times New Roman" w:eastAsia="Times New Roman"/>
                 <w:b w:val="0"/>
                 <w:sz w:val="19"/>
               </w:rPr>
@@ -7983,9 +9153,10 @@
             <w:r/>
             <w:r>
               <w:rPr>
+                <w:rFonts w:ascii="Times New Roman" w:hAnsi="Times New Roman" w:cs="Times New Roman" w:eastAsia="Times New Roman"/>
                 <w:sz w:val="19"/>
               </w:rPr>
-              <w:t>61 698</w:t>
+              <w:t>61 698</w:t>
             </w:r>
           </w:p>
         </w:tc>
@@ -8000,9 +9171,10 @@
             <w:r/>
             <w:r>
               <w:rPr>
+                <w:rFonts w:ascii="Times New Roman" w:hAnsi="Times New Roman" w:cs="Times New Roman" w:eastAsia="Times New Roman"/>
                 <w:sz w:val="19"/>
               </w:rPr>
-              <w:t>2 627,96 €</w:t>
+              <w:t>2 627,96 €</w:t>
             </w:r>
           </w:p>
         </w:tc>
@@ -8019,6 +9191,7 @@
             <w:r/>
             <w:r>
               <w:rPr>
+                <w:rFonts w:ascii="Times New Roman" w:hAnsi="Times New Roman" w:cs="Times New Roman" w:eastAsia="Times New Roman"/>
                 <w:b w:val="0"/>
                 <w:sz w:val="19"/>
               </w:rPr>
@@ -8037,9 +9210,10 @@
             <w:r/>
             <w:r>
               <w:rPr>
+                <w:rFonts w:ascii="Times New Roman" w:hAnsi="Times New Roman" w:cs="Times New Roman" w:eastAsia="Times New Roman"/>
                 <w:sz w:val="19"/>
               </w:rPr>
-              <w:t>58 126</w:t>
+              <w:t>58 126</w:t>
             </w:r>
           </w:p>
         </w:tc>
@@ -8054,9 +9228,10 @@
             <w:r/>
             <w:r>
               <w:rPr>
+                <w:rFonts w:ascii="Times New Roman" w:hAnsi="Times New Roman" w:cs="Times New Roman" w:eastAsia="Times New Roman"/>
                 <w:sz w:val="19"/>
               </w:rPr>
-              <w:t>3 312 €</w:t>
+              <w:t>3 312 €</w:t>
             </w:r>
           </w:p>
         </w:tc>
@@ -8073,6 +9248,7 @@
             <w:r/>
             <w:r>
               <w:rPr>
+                <w:rFonts w:ascii="Times New Roman" w:hAnsi="Times New Roman" w:cs="Times New Roman" w:eastAsia="Times New Roman"/>
                 <w:b w:val="0"/>
                 <w:sz w:val="19"/>
               </w:rPr>
@@ -8091,9 +9267,10 @@
             <w:r/>
             <w:r>
               <w:rPr>
+                <w:rFonts w:ascii="Times New Roman" w:hAnsi="Times New Roman" w:cs="Times New Roman" w:eastAsia="Times New Roman"/>
                 <w:sz w:val="19"/>
               </w:rPr>
-              <w:t>48 202</w:t>
+              <w:t>48 202</w:t>
             </w:r>
           </w:p>
         </w:tc>
@@ -8108,9 +9285,10 @@
             <w:r/>
             <w:r>
               <w:rPr>
+                <w:rFonts w:ascii="Times New Roman" w:hAnsi="Times New Roman" w:cs="Times New Roman" w:eastAsia="Times New Roman"/>
                 <w:sz w:val="19"/>
               </w:rPr>
-              <w:t>6 364 €</w:t>
+              <w:t>6 364 €</w:t>
             </w:r>
           </w:p>
         </w:tc>
@@ -8127,6 +9305,7 @@
       </w:pPr>
       <w:r>
         <w:rPr>
+          <w:rFonts w:ascii="Times New Roman" w:hAnsi="Times New Roman" w:cs="Times New Roman" w:eastAsia="Times New Roman"/>
           <w:b w:val="0"/>
           <w:i/>
           <w:sz w:val="21"/>
@@ -8148,6 +9327,7 @@
       </w:pPr>
       <w:r>
         <w:rPr>
+          <w:rFonts w:ascii="Times New Roman" w:hAnsi="Times New Roman" w:cs="Times New Roman" w:eastAsia="Times New Roman"/>
           <w:b w:val="0"/>
           <w:i w:val="0"/>
           <w:sz w:val="21"/>
@@ -8182,6 +9362,7 @@
             <w:r/>
             <w:r>
               <w:rPr>
+                <w:rFonts w:ascii="Times New Roman" w:hAnsi="Times New Roman" w:cs="Times New Roman" w:eastAsia="Times New Roman"/>
                 <w:b/>
                 <w:color w:val="1F4E79"/>
                 <w:sz w:val="18"/>
@@ -8202,6 +9383,7 @@
             <w:r/>
             <w:r>
               <w:rPr>
+                <w:rFonts w:ascii="Times New Roman" w:hAnsi="Times New Roman" w:cs="Times New Roman" w:eastAsia="Times New Roman"/>
                 <w:b/>
                 <w:color w:val="1F4E79"/>
                 <w:sz w:val="18"/>
@@ -8222,6 +9404,7 @@
             <w:r/>
             <w:r>
               <w:rPr>
+                <w:rFonts w:ascii="Times New Roman" w:hAnsi="Times New Roman" w:cs="Times New Roman" w:eastAsia="Times New Roman"/>
                 <w:b/>
                 <w:color w:val="1F4E79"/>
                 <w:sz w:val="18"/>
@@ -8242,6 +9425,7 @@
             <w:r/>
             <w:r>
               <w:rPr>
+                <w:rFonts w:ascii="Times New Roman" w:hAnsi="Times New Roman" w:cs="Times New Roman" w:eastAsia="Times New Roman"/>
                 <w:b/>
                 <w:color w:val="1F4E79"/>
                 <w:sz w:val="18"/>
@@ -8262,6 +9446,7 @@
             <w:r/>
             <w:r>
               <w:rPr>
+                <w:rFonts w:ascii="Times New Roman" w:hAnsi="Times New Roman" w:cs="Times New Roman" w:eastAsia="Times New Roman"/>
                 <w:b/>
                 <w:color w:val="1F4E79"/>
                 <w:sz w:val="18"/>
@@ -8283,6 +9468,7 @@
             <w:r/>
             <w:r>
               <w:rPr>
+                <w:rFonts w:ascii="Times New Roman" w:hAnsi="Times New Roman" w:cs="Times New Roman" w:eastAsia="Times New Roman"/>
                 <w:b w:val="0"/>
                 <w:sz w:val="17"/>
               </w:rPr>
@@ -8301,6 +9487,7 @@
             <w:r/>
             <w:r>
               <w:rPr>
+                <w:rFonts w:ascii="Times New Roman" w:hAnsi="Times New Roman" w:cs="Times New Roman" w:eastAsia="Times New Roman"/>
                 <w:sz w:val="17"/>
               </w:rPr>
               <w:t>tout (terrains compris au numérateur)</w:t>
@@ -8318,9 +9505,10 @@
             <w:r/>
             <w:r>
               <w:rPr>
+                <w:rFonts w:ascii="Times New Roman" w:hAnsi="Times New Roman" w:cs="Times New Roman" w:eastAsia="Times New Roman"/>
                 <w:sz w:val="17"/>
               </w:rPr>
-              <w:t>2 156,13 €</w:t>
+              <w:t>2 156,13 €</w:t>
             </w:r>
           </w:p>
         </w:tc>
@@ -8335,9 +9523,10 @@
             <w:r/>
             <w:r>
               <w:rPr>
+                <w:rFonts w:ascii="Times New Roman" w:hAnsi="Times New Roman" w:cs="Times New Roman" w:eastAsia="Times New Roman"/>
                 <w:sz w:val="17"/>
               </w:rPr>
-              <w:t>2 187,23 €</w:t>
+              <w:t>2 187,23 €</w:t>
             </w:r>
           </w:p>
         </w:tc>
@@ -8352,9 +9541,10 @@
             <w:r/>
             <w:r>
               <w:rPr>
+                <w:rFonts w:ascii="Times New Roman" w:hAnsi="Times New Roman" w:cs="Times New Roman" w:eastAsia="Times New Roman"/>
                 <w:sz w:val="17"/>
               </w:rPr>
-              <w:t>2 172,46 €</w:t>
+              <w:t>2 172,46 €</w:t>
             </w:r>
           </w:p>
         </w:tc>
@@ -8371,6 +9561,7 @@
             <w:r/>
             <w:r>
               <w:rPr>
+                <w:rFonts w:ascii="Times New Roman" w:hAnsi="Times New Roman" w:cs="Times New Roman" w:eastAsia="Times New Roman"/>
                 <w:b w:val="0"/>
                 <w:sz w:val="17"/>
               </w:rPr>
@@ -8389,6 +9580,7 @@
             <w:r/>
             <w:r>
               <w:rPr>
+                <w:rFonts w:ascii="Times New Roman" w:hAnsi="Times New Roman" w:cs="Times New Roman" w:eastAsia="Times New Roman"/>
                 <w:sz w:val="17"/>
               </w:rPr>
               <w:t>maisons et appartements uniquement</w:t>
@@ -8406,9 +9598,10 @@
             <w:r/>
             <w:r>
               <w:rPr>
+                <w:rFonts w:ascii="Times New Roman" w:hAnsi="Times New Roman" w:cs="Times New Roman" w:eastAsia="Times New Roman"/>
                 <w:sz w:val="17"/>
               </w:rPr>
-              <w:t>2 494,36 €</w:t>
+              <w:t>2 494,36 €</w:t>
             </w:r>
           </w:p>
         </w:tc>
@@ -8423,9 +9616,10 @@
             <w:r/>
             <w:r>
               <w:rPr>
+                <w:rFonts w:ascii="Times New Roman" w:hAnsi="Times New Roman" w:cs="Times New Roman" w:eastAsia="Times New Roman"/>
                 <w:sz w:val="17"/>
               </w:rPr>
-              <w:t>2 540,76 €</w:t>
+              <w:t>2 540,76 €</w:t>
             </w:r>
           </w:p>
         </w:tc>
@@ -8440,9 +9634,10 @@
             <w:r/>
             <w:r>
               <w:rPr>
+                <w:rFonts w:ascii="Times New Roman" w:hAnsi="Times New Roman" w:cs="Times New Roman" w:eastAsia="Times New Roman"/>
                 <w:sz w:val="17"/>
               </w:rPr>
-              <w:t>2 518,95 €</w:t>
+              <w:t>2 518,95 €</w:t>
             </w:r>
           </w:p>
         </w:tc>
@@ -8459,6 +9654,7 @@
             <w:r/>
             <w:r>
               <w:rPr>
+                <w:rFonts w:ascii="Times New Roman" w:hAnsi="Times New Roman" w:cs="Times New Roman" w:eastAsia="Times New Roman"/>
                 <w:b w:val="0"/>
                 <w:sz w:val="17"/>
               </w:rPr>
@@ -8477,6 +9673,7 @@
             <w:r/>
             <w:r>
               <w:rPr>
+                <w:rFonts w:ascii="Times New Roman" w:hAnsi="Times New Roman" w:cs="Times New Roman" w:eastAsia="Times New Roman"/>
                 <w:sz w:val="17"/>
               </w:rPr>
               <w:t>terrains (valeur / surface de terrain)</w:t>
@@ -8494,6 +9691,7 @@
             <w:r/>
             <w:r>
               <w:rPr>
+                <w:rFonts w:ascii="Times New Roman" w:hAnsi="Times New Roman" w:cs="Times New Roman" w:eastAsia="Times New Roman"/>
                 <w:sz w:val="17"/>
               </w:rPr>
               <w:t>17,88 €</w:t>
@@ -8511,6 +9709,7 @@
             <w:r/>
             <w:r>
               <w:rPr>
+                <w:rFonts w:ascii="Times New Roman" w:hAnsi="Times New Roman" w:cs="Times New Roman" w:eastAsia="Times New Roman"/>
                 <w:sz w:val="17"/>
               </w:rPr>
               <w:t>18,60 €</w:t>
@@ -8528,6 +9727,7 @@
             <w:r/>
             <w:r>
               <w:rPr>
+                <w:rFonts w:ascii="Times New Roman" w:hAnsi="Times New Roman" w:cs="Times New Roman" w:eastAsia="Times New Roman"/>
                 <w:sz w:val="17"/>
               </w:rPr>
               <w:t>18,25 €</w:t>
@@ -8547,6 +9747,7 @@
       </w:pPr>
       <w:r>
         <w:rPr>
+          <w:rFonts w:ascii="Times New Roman" w:hAnsi="Times New Roman" w:cs="Times New Roman" w:eastAsia="Times New Roman"/>
           <w:b w:val="0"/>
           <w:i w:val="0"/>
           <w:sz w:val="21"/>
@@ -8568,6 +9769,7 @@
       </w:pPr>
       <w:r>
         <w:rPr>
+          <w:rFonts w:ascii="Times New Roman" w:hAnsi="Times New Roman" w:cs="Times New Roman" w:eastAsia="Times New Roman"/>
           <w:b w:val="0"/>
           <w:i w:val="0"/>
           <w:sz w:val="21"/>
@@ -8600,6 +9802,7 @@
             <w:r/>
             <w:r>
               <w:rPr>
+                <w:rFonts w:ascii="Times New Roman" w:hAnsi="Times New Roman" w:cs="Times New Roman" w:eastAsia="Times New Roman"/>
                 <w:b/>
                 <w:color w:val="1F4E79"/>
                 <w:sz w:val="19"/>
@@ -8620,6 +9823,7 @@
             <w:r/>
             <w:r>
               <w:rPr>
+                <w:rFonts w:ascii="Times New Roman" w:hAnsi="Times New Roman" w:cs="Times New Roman" w:eastAsia="Times New Roman"/>
                 <w:b/>
                 <w:color w:val="1F4E79"/>
                 <w:sz w:val="19"/>
@@ -8640,6 +9844,7 @@
             <w:r/>
             <w:r>
               <w:rPr>
+                <w:rFonts w:ascii="Times New Roman" w:hAnsi="Times New Roman" w:cs="Times New Roman" w:eastAsia="Times New Roman"/>
                 <w:b/>
                 <w:color w:val="1F4E79"/>
                 <w:sz w:val="19"/>
@@ -8661,6 +9866,7 @@
             <w:r/>
             <w:r>
               <w:rPr>
+                <w:rFonts w:ascii="Times New Roman" w:hAnsi="Times New Roman" w:cs="Times New Roman" w:eastAsia="Times New Roman"/>
                 <w:b w:val="0"/>
                 <w:sz w:val="19"/>
               </w:rPr>
@@ -8679,9 +9885,10 @@
             <w:r/>
             <w:r>
               <w:rPr>
+                <w:rFonts w:ascii="Times New Roman" w:hAnsi="Times New Roman" w:cs="Times New Roman" w:eastAsia="Times New Roman"/>
                 <w:sz w:val="19"/>
               </w:rPr>
-              <w:t>2 558 598</w:t>
+              <w:t>2 558 598</w:t>
             </w:r>
           </w:p>
         </w:tc>
@@ -8696,9 +9903,10 @@
             <w:r/>
             <w:r>
               <w:rPr>
+                <w:rFonts w:ascii="Times New Roman" w:hAnsi="Times New Roman" w:cs="Times New Roman" w:eastAsia="Times New Roman"/>
                 <w:sz w:val="19"/>
               </w:rPr>
-              <w:t>2 558 598</w:t>
+              <w:t>2 558 598</w:t>
             </w:r>
           </w:p>
         </w:tc>
@@ -8715,6 +9923,7 @@
             <w:r/>
             <w:r>
               <w:rPr>
+                <w:rFonts w:ascii="Times New Roman" w:hAnsi="Times New Roman" w:cs="Times New Roman" w:eastAsia="Times New Roman"/>
                 <w:b w:val="0"/>
                 <w:sz w:val="19"/>
               </w:rPr>
@@ -8733,9 +9942,10 @@
             <w:r/>
             <w:r>
               <w:rPr>
+                <w:rFonts w:ascii="Times New Roman" w:hAnsi="Times New Roman" w:cs="Times New Roman" w:eastAsia="Times New Roman"/>
                 <w:sz w:val="19"/>
               </w:rPr>
-              <w:t>604 914 936 592 €</w:t>
+              <w:t>604 914 936 592 €</w:t>
             </w:r>
           </w:p>
         </w:tc>
@@ -8750,9 +9960,10 @@
             <w:r/>
             <w:r>
               <w:rPr>
+                <w:rFonts w:ascii="Times New Roman" w:hAnsi="Times New Roman" w:cs="Times New Roman" w:eastAsia="Times New Roman"/>
                 <w:sz w:val="19"/>
               </w:rPr>
-              <w:t>604 914 936 592 €</w:t>
+              <w:t>604 914 936 592 €</w:t>
             </w:r>
           </w:p>
         </w:tc>
@@ -8769,6 +9980,7 @@
             <w:r/>
             <w:r>
               <w:rPr>
+                <w:rFonts w:ascii="Times New Roman" w:hAnsi="Times New Roman" w:cs="Times New Roman" w:eastAsia="Times New Roman"/>
                 <w:b w:val="0"/>
                 <w:sz w:val="19"/>
               </w:rPr>
@@ -8787,9 +9999,10 @@
             <w:r/>
             <w:r>
               <w:rPr>
+                <w:rFonts w:ascii="Times New Roman" w:hAnsi="Times New Roman" w:cs="Times New Roman" w:eastAsia="Times New Roman"/>
                 <w:sz w:val="19"/>
               </w:rPr>
-              <w:t>2 172,46 €</w:t>
+              <w:t>2 172,46 €</w:t>
             </w:r>
           </w:p>
         </w:tc>
@@ -8804,9 +10017,10 @@
             <w:r/>
             <w:r>
               <w:rPr>
+                <w:rFonts w:ascii="Times New Roman" w:hAnsi="Times New Roman" w:cs="Times New Roman" w:eastAsia="Times New Roman"/>
                 <w:sz w:val="19"/>
               </w:rPr>
-              <w:t>2 172,46 €</w:t>
+              <w:t>2 172,46 €</w:t>
             </w:r>
           </w:p>
         </w:tc>
@@ -8839,6 +10053,7 @@
       </w:pPr>
       <w:r>
         <w:rPr>
+          <w:rFonts w:ascii="Times New Roman" w:hAnsi="Times New Roman" w:cs="Times New Roman" w:eastAsia="Times New Roman"/>
           <w:b w:val="0"/>
           <w:i w:val="0"/>
           <w:sz w:val="21"/>
@@ -8871,6 +10086,7 @@
             <w:r/>
             <w:r>
               <w:rPr>
+                <w:rFonts w:ascii="Times New Roman" w:hAnsi="Times New Roman" w:cs="Times New Roman" w:eastAsia="Times New Roman"/>
                 <w:b/>
                 <w:color w:val="1F4E79"/>
                 <w:sz w:val="19"/>
@@ -8891,6 +10107,7 @@
             <w:r/>
             <w:r>
               <w:rPr>
+                <w:rFonts w:ascii="Times New Roman" w:hAnsi="Times New Roman" w:cs="Times New Roman" w:eastAsia="Times New Roman"/>
                 <w:b/>
                 <w:color w:val="1F4E79"/>
                 <w:sz w:val="19"/>
@@ -8911,6 +10128,7 @@
             <w:r/>
             <w:r>
               <w:rPr>
+                <w:rFonts w:ascii="Times New Roman" w:hAnsi="Times New Roman" w:cs="Times New Roman" w:eastAsia="Times New Roman"/>
                 <w:b/>
                 <w:color w:val="1F4E79"/>
                 <w:sz w:val="19"/>
@@ -8932,6 +10150,7 @@
             <w:r/>
             <w:r>
               <w:rPr>
+                <w:rFonts w:ascii="Times New Roman" w:hAnsi="Times New Roman" w:cs="Times New Roman" w:eastAsia="Times New Roman"/>
                 <w:b w:val="0"/>
                 <w:sz w:val="19"/>
               </w:rPr>
@@ -8950,9 +10169,10 @@
             <w:r/>
             <w:r>
               <w:rPr>
+                <w:rFonts w:ascii="Times New Roman" w:hAnsi="Times New Roman" w:cs="Times New Roman" w:eastAsia="Times New Roman"/>
                 <w:sz w:val="19"/>
               </w:rPr>
-              <w:t>2 942 044</w:t>
+              <w:t>2 942 044</w:t>
             </w:r>
           </w:p>
         </w:tc>
@@ -8967,9 +10187,10 @@
             <w:r/>
             <w:r>
               <w:rPr>
+                <w:rFonts w:ascii="Times New Roman" w:hAnsi="Times New Roman" w:cs="Times New Roman" w:eastAsia="Times New Roman"/>
                 <w:sz w:val="19"/>
               </w:rPr>
-              <w:t>2 942 044 (100 %)</w:t>
+              <w:t>2 942 044 (100 %)</w:t>
             </w:r>
           </w:p>
         </w:tc>
@@ -8986,6 +10207,7 @@
             <w:r/>
             <w:r>
               <w:rPr>
+                <w:rFonts w:ascii="Times New Roman" w:hAnsi="Times New Roman" w:cs="Times New Roman" w:eastAsia="Times New Roman"/>
                 <w:b w:val="0"/>
                 <w:sz w:val="19"/>
               </w:rPr>
@@ -9004,9 +10226,10 @@
             <w:r/>
             <w:r>
               <w:rPr>
+                <w:rFonts w:ascii="Times New Roman" w:hAnsi="Times New Roman" w:cs="Times New Roman" w:eastAsia="Times New Roman"/>
                 <w:sz w:val="19"/>
               </w:rPr>
-              <w:t>1 899 893</w:t>
+              <w:t>1 899 893</w:t>
             </w:r>
           </w:p>
         </w:tc>
@@ -9021,9 +10244,10 @@
             <w:r/>
             <w:r>
               <w:rPr>
+                <w:rFonts w:ascii="Times New Roman" w:hAnsi="Times New Roman" w:cs="Times New Roman" w:eastAsia="Times New Roman"/>
                 <w:sz w:val="19"/>
               </w:rPr>
-              <w:t>1 899 893 (100 %)</w:t>
+              <w:t>1 899 893 (100 %)</w:t>
             </w:r>
           </w:p>
         </w:tc>
@@ -9040,6 +10264,7 @@
             <w:r/>
             <w:r>
               <w:rPr>
+                <w:rFonts w:ascii="Times New Roman" w:hAnsi="Times New Roman" w:cs="Times New Roman" w:eastAsia="Times New Roman"/>
                 <w:b w:val="0"/>
                 <w:sz w:val="19"/>
               </w:rPr>
@@ -9058,9 +10283,10 @@
             <w:r/>
             <w:r>
               <w:rPr>
+                <w:rFonts w:ascii="Times New Roman" w:hAnsi="Times New Roman" w:cs="Times New Roman" w:eastAsia="Times New Roman"/>
                 <w:sz w:val="19"/>
               </w:rPr>
-              <w:t>226 931</w:t>
+              <w:t>226 931</w:t>
             </w:r>
           </w:p>
         </w:tc>
@@ -9075,9 +10301,10 @@
             <w:r/>
             <w:r>
               <w:rPr>
+                <w:rFonts w:ascii="Times New Roman" w:hAnsi="Times New Roman" w:cs="Times New Roman" w:eastAsia="Times New Roman"/>
                 <w:sz w:val="19"/>
               </w:rPr>
-              <w:t>13 224 (5,8 %)</w:t>
+              <w:t>13 224 (5,8 %)</w:t>
             </w:r>
           </w:p>
         </w:tc>
@@ -9094,6 +10321,7 @@
             <w:r/>
             <w:r>
               <w:rPr>
+                <w:rFonts w:ascii="Times New Roman" w:hAnsi="Times New Roman" w:cs="Times New Roman" w:eastAsia="Times New Roman"/>
                 <w:b w:val="0"/>
                 <w:sz w:val="19"/>
               </w:rPr>
@@ -9112,9 +10340,10 @@
             <w:r/>
             <w:r>
               <w:rPr>
+                <w:rFonts w:ascii="Times New Roman" w:hAnsi="Times New Roman" w:cs="Times New Roman" w:eastAsia="Times New Roman"/>
                 <w:sz w:val="19"/>
               </w:rPr>
-              <w:t>977 258</w:t>
+              <w:t>977 258</w:t>
             </w:r>
           </w:p>
         </w:tc>
@@ -9129,6 +10358,7 @@
             <w:r/>
             <w:r>
               <w:rPr>
+                <w:rFonts w:ascii="Times New Roman" w:hAnsi="Times New Roman" w:cs="Times New Roman" w:eastAsia="Times New Roman"/>
                 <w:sz w:val="19"/>
               </w:rPr>
               <w:t>148</w:t>
@@ -9148,6 +10378,7 @@
             <w:r/>
             <w:r>
               <w:rPr>
+                <w:rFonts w:ascii="Times New Roman" w:hAnsi="Times New Roman" w:cs="Times New Roman" w:eastAsia="Times New Roman"/>
                 <w:b w:val="0"/>
                 <w:sz w:val="19"/>
               </w:rPr>
@@ -9166,9 +10397,10 @@
             <w:r/>
             <w:r>
               <w:rPr>
+                <w:rFonts w:ascii="Times New Roman" w:hAnsi="Times New Roman" w:cs="Times New Roman" w:eastAsia="Times New Roman"/>
                 <w:sz w:val="19"/>
               </w:rPr>
-              <w:t>1 168 634</w:t>
+              <w:t>1 168 634</w:t>
             </w:r>
           </w:p>
         </w:tc>
@@ -9183,6 +10415,7 @@
             <w:r/>
             <w:r>
               <w:rPr>
+                <w:rFonts w:ascii="Times New Roman" w:hAnsi="Times New Roman" w:cs="Times New Roman" w:eastAsia="Times New Roman"/>
                 <w:sz w:val="19"/>
               </w:rPr>
               <w:t>53</w:t>
@@ -9202,6 +10435,7 @@
             <w:r/>
             <w:r>
               <w:rPr>
+                <w:rFonts w:ascii="Times New Roman" w:hAnsi="Times New Roman" w:cs="Times New Roman" w:eastAsia="Times New Roman"/>
                 <w:b w:val="0"/>
                 <w:sz w:val="19"/>
               </w:rPr>
@@ -9220,9 +10454,10 @@
             <w:r/>
             <w:r>
               <w:rPr>
+                <w:rFonts w:ascii="Times New Roman" w:hAnsi="Times New Roman" w:cs="Times New Roman" w:eastAsia="Times New Roman"/>
                 <w:sz w:val="19"/>
               </w:rPr>
-              <w:t>7 214 760</w:t>
+              <w:t>7 214 760</w:t>
             </w:r>
           </w:p>
         </w:tc>
@@ -9237,9 +10472,10 @@
             <w:r/>
             <w:r>
               <w:rPr>
+                <w:rFonts w:ascii="Times New Roman" w:hAnsi="Times New Roman" w:cs="Times New Roman" w:eastAsia="Times New Roman"/>
                 <w:sz w:val="19"/>
               </w:rPr>
-              <w:t>4 855 362 (67 %)</w:t>
+              <w:t>4 855 362 (67 %)</w:t>
             </w:r>
           </w:p>
         </w:tc>
@@ -9256,14 +10492,16 @@
       </w:pPr>
       <w:r>
         <w:rPr>
+          <w:rFonts w:ascii="Times New Roman" w:hAnsi="Times New Roman" w:cs="Times New Roman" w:eastAsia="Times New Roman"/>
           <w:b w:val="0"/>
           <w:i w:val="0"/>
           <w:sz w:val="21"/>
         </w:rPr>
-        <w:t xml:space="preserve">Au total, 4 855 362 lignes (67 % du fichier) n'ont aucune surface bâtie : </w:t>
+        <w:t xml:space="preserve">Au total, 4 855 362 lignes (67 % du fichier) n'ont aucune surface bâtie : </w:t>
       </w:r>
       <w:r>
         <w:rPr>
+          <w:rFonts w:ascii="Times New Roman" w:hAnsi="Times New Roman" w:cs="Times New Roman" w:eastAsia="Times New Roman"/>
           <w:b/>
           <w:i w:val="0"/>
           <w:sz w:val="21"/>
@@ -9272,6 +10510,7 @@
       </w:r>
       <w:r>
         <w:rPr>
+          <w:rFonts w:ascii="Times New Roman" w:hAnsi="Times New Roman" w:cs="Times New Roman" w:eastAsia="Times New Roman"/>
           <w:b w:val="0"/>
           <w:i w:val="0"/>
           <w:sz w:val="21"/>
@@ -9285,6 +10524,7 @@
       </w:pPr>
       <w:r>
         <w:rPr>
+          <w:rFonts w:ascii="Times New Roman" w:hAnsi="Times New Roman" w:cs="Times New Roman" w:eastAsia="Times New Roman"/>
           <w:b w:val="0"/>
           <w:i w:val="0"/>
           <w:sz w:val="21"/>
@@ -9293,14 +10533,16 @@
       </w:r>
       <w:r>
         <w:rPr>
+          <w:rFonts w:ascii="Times New Roman" w:hAnsi="Times New Roman" w:cs="Times New Roman" w:eastAsia="Times New Roman"/>
           <w:b/>
           <w:i w:val="0"/>
           <w:sz w:val="21"/>
         </w:rPr>
-        <w:t>794 644 mutations (31 % des 2 558 598 mutations) ne comportent aucun bien dont la surface bâtie soit renseignée ; elles représentent 105,6 Md€, soit 17,5 % de la valeur foncière échangée.</w:t>
+        <w:t>794 644 mutations (31 % des 2 558 598 mutations) ne comportent aucun bien dont la surface bâtie soit renseignée ; elles représentent 105,6 Md€, soit 17,5 % de la valeur foncière échangée.</w:t>
       </w:r>
       <w:r>
         <w:rPr>
+          <w:rFonts w:ascii="Times New Roman" w:hAnsi="Times New Roman" w:cs="Times New Roman" w:eastAsia="Times New Roman"/>
           <w:b w:val="0"/>
           <w:i w:val="0"/>
           <w:sz w:val="21"/>
@@ -9322,6 +10564,7 @@
       </w:pPr>
       <w:r>
         <w:rPr>
+          <w:rFonts w:ascii="Times New Roman" w:hAnsi="Times New Roman" w:cs="Times New Roman" w:eastAsia="Times New Roman"/>
           <w:b w:val="0"/>
           <w:i w:val="0"/>
           <w:sz w:val="21"/>
@@ -9343,6 +10586,7 @@
       </w:pPr>
       <w:r>
         <w:rPr>
+          <w:rFonts w:ascii="Times New Roman" w:hAnsi="Times New Roman" w:cs="Times New Roman" w:eastAsia="Times New Roman"/>
           <w:b w:val="0"/>
           <w:i w:val="0"/>
           <w:sz w:val="21"/>
@@ -9364,6 +10608,7 @@
       </w:pPr>
       <w:r>
         <w:rPr>
+          <w:rFonts w:ascii="Times New Roman" w:hAnsi="Times New Roman" w:cs="Times New Roman" w:eastAsia="Times New Roman"/>
           <w:b w:val="0"/>
           <w:i w:val="0"/>
           <w:sz w:val="21"/>
@@ -9385,6 +10630,7 @@
       </w:pPr>
       <w:r>
         <w:rPr>
+          <w:rFonts w:ascii="Times New Roman" w:hAnsi="Times New Roman" w:cs="Times New Roman" w:eastAsia="Times New Roman"/>
           <w:b w:val="0"/>
           <w:i w:val="0"/>
           <w:sz w:val="21"/>
@@ -9406,11 +10652,12 @@
       </w:pPr>
       <w:r>
         <w:rPr>
+          <w:rFonts w:ascii="Times New Roman" w:hAnsi="Times New Roman" w:cs="Times New Roman" w:eastAsia="Times New Roman"/>
           <w:b w:val="0"/>
           <w:i w:val="0"/>
           <w:sz w:val="21"/>
         </w:rPr>
-        <w:t>Une mutation (une vente) peut porter sur plusieurs biens : la valeur foncière est répétée sur chaque ligne (§5) et les mesures par type de bien affectent la valeur de la mutation entière à chacun des types de biens qu'elle contient. La somme des valeurs par type de bien (environ 1 031 Md€) dépasse donc le total national (604 914 936 592 €) : ces montants doivent être lus type par type (maisons, appartements, dépendances, terrains), et jamais additionnés. Le total national, lui, s'obtient avec la mesure Valeur fonciere totale, qui ne compte chaque mutation qu'une seule fois - ne jamais utiliser SUM(valeur_fonciere) (§5).</w:t>
+        <w:t>Une mutation (une vente) peut porter sur plusieurs biens : la valeur foncière est répétée sur chaque ligne (§5) et les mesures par type de bien affectent la valeur de la mutation entière à chacun des types de biens qu'elle contient. La somme des valeurs par type de bien (environ 1 031 Md€) dépasse donc le total national (604 914 936 592 €) : ces montants doivent être lus type par type (maisons, appartements, dépendances, terrains), et jamais additionnés. Le total national, lui, s'obtient avec la mesure Valeur fonciere totale, qui ne compte chaque mutation qu'une seule fois - ne jamais utiliser SUM(valeur_fonciere) (§5).</w:t>
       </w:r>
     </w:p>
     <w:p>
@@ -9427,6 +10674,7 @@
       </w:pPr>
       <w:r>
         <w:rPr>
+          <w:rFonts w:ascii="Times New Roman" w:hAnsi="Times New Roman" w:cs="Times New Roman" w:eastAsia="Times New Roman"/>
           <w:b w:val="0"/>
           <w:i w:val="0"/>
           <w:sz w:val="21"/>
@@ -9440,6 +10688,7 @@
       </w:pPr>
       <w:r>
         <w:rPr>
+          <w:rFonts w:ascii="Times New Roman" w:hAnsi="Times New Roman" w:cs="Times New Roman" w:eastAsia="Times New Roman"/>
           <w:b w:val="0"/>
           <w:i w:val="0"/>
           <w:sz w:val="21"/>
@@ -9454,6 +10703,7 @@
       </w:pPr>
       <w:r>
         <w:rPr>
+          <w:rFonts w:ascii="Times New Roman" w:hAnsi="Times New Roman" w:cs="Times New Roman" w:eastAsia="Times New Roman"/>
           <w:b/>
           <w:sz w:val="21"/>
         </w:rPr>
@@ -9461,6 +10711,7 @@
       </w:r>
       <w:r>
         <w:rPr>
+          <w:rFonts w:ascii="Times New Roman" w:hAnsi="Times New Roman" w:cs="Times New Roman" w:eastAsia="Times New Roman"/>
           <w:b w:val="0"/>
           <w:sz w:val="21"/>
         </w:rPr>
@@ -9474,6 +10725,7 @@
       </w:pPr>
       <w:r>
         <w:rPr>
+          <w:rFonts w:ascii="Times New Roman" w:hAnsi="Times New Roman" w:cs="Times New Roman" w:eastAsia="Times New Roman"/>
           <w:b/>
           <w:sz w:val="21"/>
         </w:rPr>
@@ -9481,6 +10733,7 @@
       </w:r>
       <w:r>
         <w:rPr>
+          <w:rFonts w:ascii="Times New Roman" w:hAnsi="Times New Roman" w:cs="Times New Roman" w:eastAsia="Times New Roman"/>
           <w:b w:val="0"/>
           <w:sz w:val="21"/>
         </w:rPr>
@@ -9494,6 +10747,7 @@
       </w:pPr>
       <w:r>
         <w:rPr>
+          <w:rFonts w:ascii="Times New Roman" w:hAnsi="Times New Roman" w:cs="Times New Roman" w:eastAsia="Times New Roman"/>
           <w:b/>
           <w:sz w:val="21"/>
         </w:rPr>
@@ -9501,6 +10755,7 @@
       </w:r>
       <w:r>
         <w:rPr>
+          <w:rFonts w:ascii="Times New Roman" w:hAnsi="Times New Roman" w:cs="Times New Roman" w:eastAsia="Times New Roman"/>
           <w:b w:val="0"/>
           <w:sz w:val="21"/>
         </w:rPr>
@@ -9514,6 +10769,7 @@
       </w:pPr>
       <w:r>
         <w:rPr>
+          <w:rFonts w:ascii="Times New Roman" w:hAnsi="Times New Roman" w:cs="Times New Roman" w:eastAsia="Times New Roman"/>
           <w:b/>
           <w:sz w:val="21"/>
         </w:rPr>
@@ -9521,6 +10777,7 @@
       </w:r>
       <w:r>
         <w:rPr>
+          <w:rFonts w:ascii="Times New Roman" w:hAnsi="Times New Roman" w:cs="Times New Roman" w:eastAsia="Times New Roman"/>
           <w:b w:val="0"/>
           <w:sz w:val="21"/>
         </w:rPr>
@@ -9547,6 +10804,7 @@
       </w:pPr>
       <w:r>
         <w:rPr>
+          <w:rFonts w:ascii="Times New Roman" w:hAnsi="Times New Roman" w:cs="Times New Roman" w:eastAsia="Times New Roman"/>
           <w:b/>
           <w:sz w:val="21"/>
         </w:rPr>
@@ -9554,6 +10812,7 @@
       </w:r>
       <w:r>
         <w:rPr>
+          <w:rFonts w:ascii="Times New Roman" w:hAnsi="Times New Roman" w:cs="Times New Roman" w:eastAsia="Times New Roman"/>
           <w:b w:val="0"/>
           <w:sz w:val="21"/>
         </w:rPr>
@@ -9567,6 +10826,7 @@
       </w:pPr>
       <w:r>
         <w:rPr>
+          <w:rFonts w:ascii="Times New Roman" w:hAnsi="Times New Roman" w:cs="Times New Roman" w:eastAsia="Times New Roman"/>
           <w:b/>
           <w:sz w:val="21"/>
         </w:rPr>
@@ -9574,6 +10834,7 @@
       </w:r>
       <w:r>
         <w:rPr>
+          <w:rFonts w:ascii="Times New Roman" w:hAnsi="Times New Roman" w:cs="Times New Roman" w:eastAsia="Times New Roman"/>
           <w:b w:val="0"/>
           <w:sz w:val="21"/>
         </w:rPr>
@@ -9587,6 +10848,7 @@
       </w:pPr>
       <w:r>
         <w:rPr>
+          <w:rFonts w:ascii="Times New Roman" w:hAnsi="Times New Roman" w:cs="Times New Roman" w:eastAsia="Times New Roman"/>
           <w:b/>
           <w:sz w:val="21"/>
         </w:rPr>
@@ -9594,6 +10856,7 @@
       </w:r>
       <w:r>
         <w:rPr>
+          <w:rFonts w:ascii="Times New Roman" w:hAnsi="Times New Roman" w:cs="Times New Roman" w:eastAsia="Times New Roman"/>
           <w:b w:val="0"/>
           <w:sz w:val="21"/>
         </w:rPr>
@@ -9607,6 +10870,7 @@
       </w:pPr>
       <w:r>
         <w:rPr>
+          <w:rFonts w:ascii="Times New Roman" w:hAnsi="Times New Roman" w:cs="Times New Roman" w:eastAsia="Times New Roman"/>
           <w:b/>
           <w:sz w:val="21"/>
         </w:rPr>
@@ -9614,6 +10878,7 @@
       </w:r>
       <w:r>
         <w:rPr>
+          <w:rFonts w:ascii="Times New Roman" w:hAnsi="Times New Roman" w:cs="Times New Roman" w:eastAsia="Times New Roman"/>
           <w:b w:val="0"/>
           <w:sz w:val="21"/>
         </w:rPr>
@@ -9627,6 +10892,7 @@
       </w:pPr>
       <w:r>
         <w:rPr>
+          <w:rFonts w:ascii="Times New Roman" w:hAnsi="Times New Roman" w:cs="Times New Roman" w:eastAsia="Times New Roman"/>
           <w:b/>
           <w:sz w:val="21"/>
         </w:rPr>
@@ -9634,6 +10900,7 @@
       </w:r>
       <w:r>
         <w:rPr>
+          <w:rFonts w:ascii="Times New Roman" w:hAnsi="Times New Roman" w:cs="Times New Roman" w:eastAsia="Times New Roman"/>
           <w:b w:val="0"/>
           <w:sz w:val="21"/>
         </w:rPr>
@@ -9646,6 +10913,7 @@
       </w:pPr>
       <w:r>
         <w:rPr>
+          <w:rFonts w:ascii="Times New Roman" w:hAnsi="Times New Roman" w:cs="Times New Roman" w:eastAsia="Times New Roman"/>
           <w:b w:val="0"/>
           <w:i/>
           <w:sz w:val="21"/>
@@ -9685,6 +10953,7 @@
             <w:r/>
             <w:r>
               <w:rPr>
+                <w:rFonts w:ascii="Times New Roman" w:hAnsi="Times New Roman" w:cs="Times New Roman" w:eastAsia="Times New Roman"/>
                 <w:b/>
                 <w:color w:val="1F4E79"/>
                 <w:sz w:val="18"/>
@@ -9705,6 +10974,7 @@
             <w:r/>
             <w:r>
               <w:rPr>
+                <w:rFonts w:ascii="Times New Roman" w:hAnsi="Times New Roman" w:cs="Times New Roman" w:eastAsia="Times New Roman"/>
                 <w:b/>
                 <w:color w:val="1F4E79"/>
                 <w:sz w:val="18"/>
@@ -9726,6 +10996,7 @@
             <w:r/>
             <w:r>
               <w:rPr>
+                <w:rFonts w:ascii="Times New Roman" w:hAnsi="Times New Roman" w:cs="Times New Roman" w:eastAsia="Times New Roman"/>
                 <w:b w:val="0"/>
                 <w:sz w:val="17"/>
               </w:rPr>
@@ -9744,6 +11015,7 @@
             <w:r/>
             <w:r>
               <w:rPr>
+                <w:rFonts w:ascii="Times New Roman" w:hAnsi="Times New Roman" w:cs="Times New Roman" w:eastAsia="Times New Roman"/>
                 <w:sz w:val="17"/>
               </w:rPr>
               <w:t>point d'entrée du projet Power BI (modèle + rapport)</w:t>
@@ -9763,6 +11035,7 @@
             <w:r/>
             <w:r>
               <w:rPr>
+                <w:rFonts w:ascii="Times New Roman" w:hAnsi="Times New Roman" w:cs="Times New Roman" w:eastAsia="Times New Roman"/>
                 <w:b w:val="0"/>
                 <w:sz w:val="17"/>
               </w:rPr>
@@ -9781,6 +11054,7 @@
             <w:r/>
             <w:r>
               <w:rPr>
+                <w:rFonts w:ascii="Times New Roman" w:hAnsi="Times New Roman" w:cs="Times New Roman" w:eastAsia="Times New Roman"/>
                 <w:sz w:val="17"/>
               </w:rPr>
               <w:t>définition du modèle décisionnel au format TMDL (tables, relations, mesures, requêtes Power Query)</w:t>
@@ -9800,6 +11074,7 @@
             <w:r/>
             <w:r>
               <w:rPr>
+                <w:rFonts w:ascii="Times New Roman" w:hAnsi="Times New Roman" w:cs="Times New Roman" w:eastAsia="Times New Roman"/>
                 <w:b w:val="0"/>
                 <w:sz w:val="17"/>
               </w:rPr>
@@ -9818,6 +11093,7 @@
             <w:r/>
             <w:r>
               <w:rPr>
+                <w:rFonts w:ascii="Times New Roman" w:hAnsi="Times New Roman" w:cs="Times New Roman" w:eastAsia="Times New Roman"/>
                 <w:sz w:val="17"/>
               </w:rPr>
               <w:t>définition du rapport au format PBIR (4 pages, 6 matrices, filtres de page)</w:t>
@@ -9837,6 +11113,7 @@
             <w:r/>
             <w:r>
               <w:rPr>
+                <w:rFonts w:ascii="Times New Roman" w:hAnsi="Times New Roman" w:cs="Times New Roman" w:eastAsia="Times New Roman"/>
                 <w:b w:val="0"/>
                 <w:sz w:val="17"/>
               </w:rPr>
@@ -9855,6 +11132,7 @@
             <w:r/>
             <w:r>
               <w:rPr>
+                <w:rFonts w:ascii="Times New Roman" w:hAnsi="Times New Roman" w:cs="Times New Roman" w:eastAsia="Times New Roman"/>
                 <w:sz w:val="17"/>
               </w:rPr>
               <w:t>copie de sauvegarde du modèle, au format TMDL</w:t>
@@ -9874,6 +11152,7 @@
             <w:r/>
             <w:r>
               <w:rPr>
+                <w:rFonts w:ascii="Times New Roman" w:hAnsi="Times New Roman" w:cs="Times New Roman" w:eastAsia="Times New Roman"/>
                 <w:b w:val="0"/>
                 <w:sz w:val="17"/>
               </w:rPr>
@@ -9892,6 +11171,7 @@
             <w:r/>
             <w:r>
               <w:rPr>
+                <w:rFonts w:ascii="Times New Roman" w:hAnsi="Times New Roman" w:cs="Times New Roman" w:eastAsia="Times New Roman"/>
                 <w:sz w:val="17"/>
               </w:rPr>
               <w:t>documentation technique du modèle (schéma, requêtes, mesures, chiffres de contrôle)</w:t>
@@ -9911,6 +11191,7 @@
             <w:r/>
             <w:r>
               <w:rPr>
+                <w:rFonts w:ascii="Times New Roman" w:hAnsi="Times New Roman" w:cs="Times New Roman" w:eastAsia="Times New Roman"/>
                 <w:b w:val="0"/>
                 <w:sz w:val="17"/>
               </w:rPr>
@@ -9929,6 +11210,7 @@
             <w:r/>
             <w:r>
               <w:rPr>
+                <w:rFonts w:ascii="Times New Roman" w:hAnsi="Times New Roman" w:cs="Times New Roman" w:eastAsia="Times New Roman"/>
                 <w:sz w:val="17"/>
               </w:rPr>
               <w:t>état d'avancement et procédure de réouverture du projet</w:t>
@@ -9948,6 +11230,7 @@
             <w:r/>
             <w:r>
               <w:rPr>
+                <w:rFonts w:ascii="Times New Roman" w:hAnsi="Times New Roman" w:cs="Times New Roman" w:eastAsia="Times New Roman"/>
                 <w:b w:val="0"/>
                 <w:sz w:val="17"/>
               </w:rPr>
@@ -9966,6 +11249,7 @@
             <w:r/>
             <w:r>
               <w:rPr>
+                <w:rFonts w:ascii="Times New Roman" w:hAnsi="Times New Roman" w:cs="Times New Roman" w:eastAsia="Times New Roman"/>
                 <w:sz w:val="17"/>
               </w:rPr>
               <w:t>fichiers source DVF (non versionnés)</w:t>
@@ -10000,6 +11284,7 @@
     <w:r/>
     <w:r>
       <w:rPr>
+        <w:rFonts w:ascii="Times New Roman" w:hAnsi="Times New Roman" w:cs="Times New Roman" w:eastAsia="Times New Roman"/>
         <w:color w:val="595959"/>
         <w:sz w:val="16"/>
       </w:rPr>
@@ -10007,6 +11292,7 @@
     </w:r>
     <w:r>
       <w:rPr>
+        <w:rFonts w:ascii="Times New Roman" w:hAnsi="Times New Roman" w:cs="Times New Roman" w:eastAsia="Times New Roman"/>
         <w:color w:val="595959"/>
         <w:sz w:val="16"/>
       </w:rPr>
@@ -10226,7 +11512,7 @@
   <w:docDefaults>
     <w:rPrDefault>
       <w:rPr>
-        <w:rFonts w:asciiTheme="minorHAnsi" w:eastAsiaTheme="minorEastAsia" w:hAnsiTheme="minorHAnsi" w:cstheme="minorBidi"/>
+        <w:rFonts w:ascii="Times New Roman" w:hAnsi="Times New Roman" w:cs="Times New Roman" w:eastAsia="Times New Roman"/>
         <w:sz w:val="22"/>
         <w:szCs w:val="22"/>
         <w:lang w:val="en-US" w:eastAsia="en-US" w:bidi="ar-SA"/>
@@ -10385,11 +11671,14 @@
       <w:spacing w:after="120" w:line="259" w:lineRule="auto"/>
     </w:pPr>
     <w:rPr>
-      <w:rFonts w:ascii="Calibri" w:hAnsi="Calibri"/>
+      <w:rFonts w:ascii="Times New Roman" w:hAnsi="Times New Roman" w:cs="Times New Roman" w:eastAsia="Times New Roman"/>
       <w:sz w:val="21"/>
     </w:rPr>
   </w:style>
   <w:style w:type="paragraph" w:styleId="Header">
+    <w:rPr>
+      <w:rFonts w:ascii="Times New Roman" w:hAnsi="Times New Roman" w:cs="Times New Roman" w:eastAsia="Times New Roman"/>
+    </w:rPr>
     <w:name w:val="header"/>
     <w:basedOn w:val="Normal"/>
     <w:link w:val="HeaderChar"/>
@@ -10412,6 +11701,9 @@
     <w:rsid w:val="00E618BF"/>
   </w:style>
   <w:style w:type="paragraph" w:styleId="Footer">
+    <w:rPr>
+      <w:rFonts w:ascii="Times New Roman" w:hAnsi="Times New Roman" w:cs="Times New Roman" w:eastAsia="Times New Roman"/>
+    </w:rPr>
     <w:name w:val="footer"/>
     <w:basedOn w:val="Normal"/>
     <w:link w:val="FooterChar"/>
@@ -10448,7 +11740,7 @@
       <w:outlineLvl w:val="0"/>
     </w:pPr>
     <w:rPr>
-      <w:rFonts w:asciiTheme="majorHAnsi" w:eastAsiaTheme="majorEastAsia" w:hAnsiTheme="majorHAnsi" w:cstheme="majorBidi" w:ascii="Calibri" w:hAnsi="Calibri"/>
+      <w:rFonts w:ascii="Times New Roman" w:hAnsi="Times New Roman" w:cs="Times New Roman" w:eastAsia="Times New Roman"/>
       <w:b/>
       <w:bCs/>
       <w:color w:val="1F4E79"/>
@@ -10472,7 +11764,7 @@
       <w:outlineLvl w:val="1"/>
     </w:pPr>
     <w:rPr>
-      <w:rFonts w:asciiTheme="majorHAnsi" w:eastAsiaTheme="majorEastAsia" w:hAnsiTheme="majorHAnsi" w:cstheme="majorBidi" w:ascii="Calibri" w:hAnsi="Calibri"/>
+      <w:rFonts w:ascii="Times New Roman" w:hAnsi="Times New Roman" w:cs="Times New Roman" w:eastAsia="Times New Roman"/>
       <w:b/>
       <w:bCs/>
       <w:color w:val="2E75B6"/>
@@ -10496,7 +11788,7 @@
       <w:outlineLvl w:val="2"/>
     </w:pPr>
     <w:rPr>
-      <w:rFonts w:asciiTheme="majorHAnsi" w:eastAsiaTheme="majorEastAsia" w:hAnsiTheme="majorHAnsi" w:cstheme="majorBidi" w:ascii="Calibri" w:hAnsi="Calibri"/>
+      <w:rFonts w:ascii="Times New Roman" w:hAnsi="Times New Roman" w:cs="Times New Roman" w:eastAsia="Times New Roman"/>
       <w:b/>
       <w:bCs/>
       <w:color w:val="1F4E79"/>
@@ -10801,6 +12093,9 @@
     </w:rPr>
   </w:style>
   <w:style w:type="paragraph" w:styleId="ListParagraph">
+    <w:rPr>
+      <w:rFonts w:ascii="Times New Roman" w:hAnsi="Times New Roman" w:cs="Times New Roman" w:eastAsia="Times New Roman"/>
+    </w:rPr>
     <w:name w:val="List Paragraph"/>
     <w:basedOn w:val="Normal"/>
     <w:uiPriority w:val="34"/>
@@ -10907,6 +12202,9 @@
     </w:pPr>
   </w:style>
   <w:style w:type="paragraph" w:styleId="ListBullet">
+    <w:rPr>
+      <w:rFonts w:ascii="Times New Roman" w:hAnsi="Times New Roman" w:cs="Times New Roman" w:eastAsia="Times New Roman"/>
+    </w:rPr>
     <w:name w:val="List Bullet"/>
     <w:basedOn w:val="Normal"/>
     <w:uiPriority w:val="99"/>
@@ -11180,6 +12478,7 @@
       <w:spacing w:line="240" w:lineRule="auto"/>
     </w:pPr>
     <w:rPr>
+      <w:rFonts w:ascii="Times New Roman" w:hAnsi="Times New Roman" w:cs="Times New Roman" w:eastAsia="Times New Roman"/>
       <w:b/>
       <w:bCs/>
       <w:color w:val="4F81BD" w:themeColor="accent1"/>
@@ -11313,6 +12612,9 @@
     </w:rPr>
   </w:style>
   <w:style w:type="paragraph" w:styleId="TOCHeading">
+    <w:rPr>
+      <w:rFonts w:ascii="Times New Roman" w:hAnsi="Times New Roman" w:cs="Times New Roman" w:eastAsia="Times New Roman"/>
+    </w:rPr>
     <w:name w:val="TOC Heading"/>
     <w:basedOn w:val="Heading1"/>
     <w:next w:val="Normal"/>
@@ -22071,6 +23373,30 @@
         <w:shd w:val="clear" w:color="auto" w:fill="FBCAA2" w:themeFill="accent6" w:themeFillTint="7F"/>
       </w:tcPr>
     </w:tblStylePr>
+  </w:style>
+  <w:style w:type="paragraph" w:customStyle="1" w:styleId="TOC1">
+    <w:name w:val="TOC 1"/>
+    <w:basedOn w:val="Normal"/>
+    <w:rPr>
+      <w:b w:val="0"/>
+      <w:sz w:val="21"/>
+    </w:rPr>
+  </w:style>
+  <w:style w:type="paragraph" w:customStyle="1" w:styleId="TOC2">
+    <w:name w:val="TOC 2"/>
+    <w:basedOn w:val="Normal"/>
+    <w:rPr>
+      <w:b w:val="0"/>
+      <w:sz w:val="21"/>
+    </w:rPr>
+  </w:style>
+  <w:style w:type="paragraph" w:customStyle="1" w:styleId="TOC3">
+    <w:name w:val="TOC 3"/>
+    <w:basedOn w:val="Normal"/>
+    <w:rPr>
+      <w:b w:val="0"/>
+      <w:sz w:val="21"/>
+    </w:rPr>
   </w:style>
 </w:styles>
 </file>
@@ -33920,7 +35246,7 @@
     </a:clrScheme>
     <a:fontScheme name="Office">
       <a:majorFont>
-        <a:latin typeface="Calibri"/>
+        <a:latin typeface="Times New Roman"/>
         <a:ea typeface=""/>
         <a:cs typeface=""/>
         <a:font script="Jpan" typeface="ＭＳ ゴシック"/>
@@ -33955,7 +35281,7 @@
         <a:font script="Geor" typeface="Sylfaen"/>
       </a:majorFont>
       <a:minorFont>
-        <a:latin typeface="Cambria"/>
+        <a:latin typeface="Times New Roman"/>
         <a:ea typeface=""/>
         <a:cs typeface=""/>
         <a:font script="Jpan" typeface="ＭＳ 明朝"/>
